--- a/Homework/HW11/hw11-ch3_p3-41_70_44.docx
+++ b/Homework/HW11/hw11-ch3_p3-41_70_44.docx
@@ -1,6 +1,6 @@
 
 <file path=word/document.xml><?xml version="1.0" encoding="utf-8"?>
-<w:document xmlns:wpc="http://schemas.microsoft.com/office/word/2010/wordprocessingCanvas" xmlns:cx="http://schemas.microsoft.com/office/drawing/2014/chartex" xmlns:cx1="http://schemas.microsoft.com/office/drawing/2015/9/8/chartex" xmlns:mc="http://schemas.openxmlformats.org/markup-compatibility/2006" xmlns:o="urn:schemas-microsoft-com:office:office" xmlns:r="http://schemas.openxmlformats.org/officeDocument/2006/relationships" xmlns:m="http://schemas.openxmlformats.org/officeDocument/2006/math" xmlns:v="urn:schemas-microsoft-com:vml" xmlns:wp14="http://schemas.microsoft.com/office/word/2010/wordprocessingDrawing" xmlns:wp="http://schemas.openxmlformats.org/drawingml/2006/wordprocessingDrawing" xmlns:w10="urn:schemas-microsoft-com:office:word" xmlns:w="http://schemas.openxmlformats.org/wordprocessingml/2006/main" xmlns:w14="http://schemas.microsoft.com/office/word/2010/wordml" xmlns:w15="http://schemas.microsoft.com/office/word/2012/wordml" xmlns:w16se="http://schemas.microsoft.com/office/word/2015/wordml/symex" xmlns:wpg="http://schemas.microsoft.com/office/word/2010/wordprocessingGroup" xmlns:wpi="http://schemas.microsoft.com/office/word/2010/wordprocessingInk" xmlns:wne="http://schemas.microsoft.com/office/word/2006/wordml" xmlns:wps="http://schemas.microsoft.com/office/word/2010/wordprocessingShape" mc:Ignorable="w14 w15 w16se wp14">
+<w:document xmlns:wpc="http://schemas.microsoft.com/office/word/2010/wordprocessingCanvas" xmlns:cx="http://schemas.microsoft.com/office/drawing/2014/chartex" xmlns:cx1="http://schemas.microsoft.com/office/drawing/2015/9/8/chartex" xmlns:cx2="http://schemas.microsoft.com/office/drawing/2015/10/21/chartex" xmlns:cx3="http://schemas.microsoft.com/office/drawing/2016/5/9/chartex" xmlns:cx4="http://schemas.microsoft.com/office/drawing/2016/5/10/chartex" xmlns:cx5="http://schemas.microsoft.com/office/drawing/2016/5/11/chartex" xmlns:cx6="http://schemas.microsoft.com/office/drawing/2016/5/12/chartex" xmlns:cx7="http://schemas.microsoft.com/office/drawing/2016/5/13/chartex" xmlns:cx8="http://schemas.microsoft.com/office/drawing/2016/5/14/chartex" xmlns:mc="http://schemas.openxmlformats.org/markup-compatibility/2006" xmlns:aink="http://schemas.microsoft.com/office/drawing/2016/ink" xmlns:am3d="http://schemas.microsoft.com/office/drawing/2017/model3d" xmlns:o="urn:schemas-microsoft-com:office:office" xmlns:oel="http://schemas.microsoft.com/office/2019/extlst" xmlns:r="http://schemas.openxmlformats.org/officeDocument/2006/relationships" xmlns:m="http://schemas.openxmlformats.org/officeDocument/2006/math" xmlns:v="urn:schemas-microsoft-com:vml" xmlns:wp14="http://schemas.microsoft.com/office/word/2010/wordprocessingDrawing" xmlns:wp="http://schemas.openxmlformats.org/drawingml/2006/wordprocessingDrawing" xmlns:w10="urn:schemas-microsoft-com:office:word" xmlns:w="http://schemas.openxmlformats.org/wordprocessingml/2006/main" xmlns:w14="http://schemas.microsoft.com/office/word/2010/wordml" xmlns:w15="http://schemas.microsoft.com/office/word/2012/wordml" xmlns:w16cex="http://schemas.microsoft.com/office/word/2018/wordml/cex" xmlns:w16cid="http://schemas.microsoft.com/office/word/2016/wordml/cid" xmlns:w16="http://schemas.microsoft.com/office/word/2018/wordml" xmlns:w16du="http://schemas.microsoft.com/office/word/2023/wordml/word16du" xmlns:w16sdtdh="http://schemas.microsoft.com/office/word/2020/wordml/sdtdatahash" xmlns:w16sdtfl="http://schemas.microsoft.com/office/word/2024/wordml/sdtformatlock" xmlns:w16se="http://schemas.microsoft.com/office/word/2015/wordml/symex" xmlns:wpg="http://schemas.microsoft.com/office/word/2010/wordprocessingGroup" xmlns:wpi="http://schemas.microsoft.com/office/word/2010/wordprocessingInk" xmlns:wne="http://schemas.microsoft.com/office/word/2006/wordml" xmlns:wps="http://schemas.microsoft.com/office/word/2010/wordprocessingShape" mc:Ignorable="w14 w15 w16se w16cid w16 w16cex w16sdtdh w16sdtfl w16du wp14">
   <w:body>
     <w:p>
       <w:pPr>
@@ -202,8 +202,18 @@
           <w:sz w:val="20"/>
           <w:szCs w:val="20"/>
         </w:rPr>
-        <w:t>int *p;</w:t>
-      </w:r>
+        <w:t>int *</w:t>
+      </w:r>
+      <w:proofErr w:type="gramStart"/>
+      <w:r>
+        <w:rPr>
+          <w:rFonts w:ascii="Courier New" w:hAnsi="Courier New" w:cs="Courier New"/>
+          <w:sz w:val="20"/>
+          <w:szCs w:val="20"/>
+        </w:rPr>
+        <w:t>p;</w:t>
+      </w:r>
+      <w:proofErr w:type="gramEnd"/>
     </w:p>
     <w:p>
       <w:pPr>
@@ -254,8 +264,18 @@
           <w:szCs w:val="20"/>
         </w:rPr>
         <w:tab/>
-        <w:t>int x;</w:t>
-      </w:r>
+        <w:t xml:space="preserve">int </w:t>
+      </w:r>
+      <w:proofErr w:type="gramStart"/>
+      <w:r>
+        <w:rPr>
+          <w:rFonts w:ascii="Courier New" w:hAnsi="Courier New" w:cs="Courier New"/>
+          <w:sz w:val="20"/>
+          <w:szCs w:val="20"/>
+        </w:rPr>
+        <w:t>x;</w:t>
+      </w:r>
+      <w:proofErr w:type="gramEnd"/>
     </w:p>
     <w:p>
       <w:pPr>
@@ -284,8 +304,18 @@
           <w:szCs w:val="20"/>
         </w:rPr>
         <w:tab/>
-        <w:t>int y;</w:t>
-      </w:r>
+        <w:t xml:space="preserve">int </w:t>
+      </w:r>
+      <w:proofErr w:type="gramStart"/>
+      <w:r>
+        <w:rPr>
+          <w:rFonts w:ascii="Courier New" w:hAnsi="Courier New" w:cs="Courier New"/>
+          <w:sz w:val="20"/>
+          <w:szCs w:val="20"/>
+        </w:rPr>
+        <w:t>y;</w:t>
+      </w:r>
+      <w:proofErr w:type="gramEnd"/>
     </w:p>
     <w:p>
       <w:pPr>
@@ -306,7 +336,16 @@
           <w:szCs w:val="20"/>
         </w:rPr>
         <w:tab/>
-        <w:t>} s</w:t>
+        <w:t xml:space="preserve">} </w:t>
+      </w:r>
+      <w:proofErr w:type="gramStart"/>
+      <w:r>
+        <w:rPr>
+          <w:rFonts w:ascii="Courier New" w:hAnsi="Courier New" w:cs="Courier New"/>
+          <w:sz w:val="20"/>
+          <w:szCs w:val="20"/>
+        </w:rPr>
+        <w:t>s</w:t>
       </w:r>
       <w:r>
         <w:rPr>
@@ -316,6 +355,7 @@
         </w:rPr>
         <w:t>;</w:t>
       </w:r>
+      <w:proofErr w:type="gramEnd"/>
     </w:p>
     <w:p>
       <w:pPr>
@@ -336,8 +376,18 @@
           <w:szCs w:val="20"/>
         </w:rPr>
         <w:tab/>
-        <w:t>struct prob *next;</w:t>
-      </w:r>
+        <w:t>struct prob *</w:t>
+      </w:r>
+      <w:proofErr w:type="gramStart"/>
+      <w:r>
+        <w:rPr>
+          <w:rFonts w:ascii="Courier New" w:hAnsi="Courier New" w:cs="Courier New"/>
+          <w:sz w:val="20"/>
+          <w:szCs w:val="20"/>
+        </w:rPr>
+        <w:t>next;</w:t>
+      </w:r>
+      <w:proofErr w:type="gramEnd"/>
     </w:p>
     <w:p>
       <w:pPr>
@@ -351,6 +401,7 @@
           <w:szCs w:val="20"/>
         </w:rPr>
       </w:pPr>
+      <w:proofErr w:type="gramStart"/>
       <w:r>
         <w:rPr>
           <w:rFonts w:ascii="Courier New" w:hAnsi="Courier New" w:cs="Courier New"/>
@@ -359,6 +410,7 @@
         </w:rPr>
         <w:t>};</w:t>
       </w:r>
+      <w:proofErr w:type="gramEnd"/>
     </w:p>
     <w:p>
       <w:pPr>
@@ -415,7 +467,89 @@
           <w:sz w:val="20"/>
           <w:szCs w:val="20"/>
         </w:rPr>
-        <w:t>void sp_init(struct prob *sp)           //(3) points</w:t>
+        <w:t xml:space="preserve">void </w:t>
+      </w:r>
+      <w:proofErr w:type="spellStart"/>
+      <w:r>
+        <w:rPr>
+          <w:rFonts w:ascii="Courier New" w:hAnsi="Courier New" w:cs="Courier New"/>
+          <w:sz w:val="20"/>
+          <w:szCs w:val="20"/>
+        </w:rPr>
+        <w:t>sp_</w:t>
+      </w:r>
+      <w:proofErr w:type="gramStart"/>
+      <w:r>
+        <w:rPr>
+          <w:rFonts w:ascii="Courier New" w:hAnsi="Courier New" w:cs="Courier New"/>
+          <w:sz w:val="20"/>
+          <w:szCs w:val="20"/>
+        </w:rPr>
+        <w:t>init</w:t>
+      </w:r>
+      <w:proofErr w:type="spellEnd"/>
+      <w:r>
+        <w:rPr>
+          <w:rFonts w:ascii="Courier New" w:hAnsi="Courier New" w:cs="Courier New"/>
+          <w:sz w:val="20"/>
+          <w:szCs w:val="20"/>
+        </w:rPr>
+        <w:t>(</w:t>
+      </w:r>
+      <w:proofErr w:type="gramEnd"/>
+      <w:r>
+        <w:rPr>
+          <w:rFonts w:ascii="Courier New" w:hAnsi="Courier New" w:cs="Courier New"/>
+          <w:sz w:val="20"/>
+          <w:szCs w:val="20"/>
+        </w:rPr>
+        <w:t>struct prob *</w:t>
+      </w:r>
+      <w:proofErr w:type="spellStart"/>
+      <w:proofErr w:type="gramStart"/>
+      <w:r>
+        <w:rPr>
+          <w:rFonts w:ascii="Courier New" w:hAnsi="Courier New" w:cs="Courier New"/>
+          <w:sz w:val="20"/>
+          <w:szCs w:val="20"/>
+        </w:rPr>
+        <w:t>sp</w:t>
+      </w:r>
+      <w:proofErr w:type="spellEnd"/>
+      <w:r>
+        <w:rPr>
+          <w:rFonts w:ascii="Courier New" w:hAnsi="Courier New" w:cs="Courier New"/>
+          <w:sz w:val="20"/>
+          <w:szCs w:val="20"/>
+        </w:rPr>
+        <w:t xml:space="preserve">)   </w:t>
+      </w:r>
+      <w:proofErr w:type="gramEnd"/>
+      <w:r>
+        <w:rPr>
+          <w:rFonts w:ascii="Courier New" w:hAnsi="Courier New" w:cs="Courier New"/>
+          <w:sz w:val="20"/>
+          <w:szCs w:val="20"/>
+        </w:rPr>
+        <w:t xml:space="preserve">        /</w:t>
+      </w:r>
+      <w:proofErr w:type="gramStart"/>
+      <w:r>
+        <w:rPr>
+          <w:rFonts w:ascii="Courier New" w:hAnsi="Courier New" w:cs="Courier New"/>
+          <w:sz w:val="20"/>
+          <w:szCs w:val="20"/>
+        </w:rPr>
+        <w:t>/(</w:t>
+      </w:r>
+      <w:proofErr w:type="gramEnd"/>
+      <w:r>
+        <w:rPr>
+          <w:rFonts w:ascii="Courier New" w:hAnsi="Courier New" w:cs="Courier New"/>
+          <w:sz w:val="20"/>
+          <w:szCs w:val="20"/>
+        </w:rPr>
+        <w:t>3) points</w:t>
       </w:r>
     </w:p>
     <w:p>
@@ -430,13 +564,23 @@
           <w:szCs w:val="20"/>
         </w:rPr>
       </w:pPr>
-      <w:r>
-        <w:rPr>
-          <w:rFonts w:ascii="Courier New" w:hAnsi="Courier New" w:cs="Courier New"/>
-          <w:sz w:val="20"/>
-          <w:szCs w:val="20"/>
-        </w:rPr>
-        <w:t>{                                       // Fill in after doing part C.</w:t>
+      <w:proofErr w:type="gramStart"/>
+      <w:r>
+        <w:rPr>
+          <w:rFonts w:ascii="Courier New" w:hAnsi="Courier New" w:cs="Courier New"/>
+          <w:sz w:val="20"/>
+          <w:szCs w:val="20"/>
+        </w:rPr>
+        <w:t xml:space="preserve">{  </w:t>
+      </w:r>
+      <w:proofErr w:type="gramEnd"/>
+      <w:r>
+        <w:rPr>
+          <w:rFonts w:ascii="Courier New" w:hAnsi="Courier New" w:cs="Courier New"/>
+          <w:sz w:val="20"/>
+          <w:szCs w:val="20"/>
+        </w:rPr>
+        <w:t xml:space="preserve">                                     // Fill in after doing part C.</w:t>
       </w:r>
     </w:p>
     <w:p>
@@ -458,8 +602,35 @@
           <w:szCs w:val="20"/>
         </w:rPr>
         <w:tab/>
-        <w:t>sp-&gt;s.x</w:t>
-      </w:r>
+      </w:r>
+      <w:proofErr w:type="spellStart"/>
+      <w:r>
+        <w:rPr>
+          <w:rFonts w:ascii="Courier New" w:hAnsi="Courier New" w:cs="Courier New"/>
+          <w:sz w:val="20"/>
+          <w:szCs w:val="20"/>
+        </w:rPr>
+        <w:t>sp</w:t>
+      </w:r>
+      <w:proofErr w:type="spellEnd"/>
+      <w:r>
+        <w:rPr>
+          <w:rFonts w:ascii="Courier New" w:hAnsi="Courier New" w:cs="Courier New"/>
+          <w:sz w:val="20"/>
+          <w:szCs w:val="20"/>
+        </w:rPr>
+        <w:t>-&gt;</w:t>
+      </w:r>
+      <w:proofErr w:type="spellStart"/>
+      <w:r>
+        <w:rPr>
+          <w:rFonts w:ascii="Courier New" w:hAnsi="Courier New" w:cs="Courier New"/>
+          <w:sz w:val="20"/>
+          <w:szCs w:val="20"/>
+        </w:rPr>
+        <w:t>s.x</w:t>
+      </w:r>
+      <w:proofErr w:type="spellEnd"/>
       <w:r>
         <w:rPr>
           <w:rFonts w:ascii="Courier New" w:hAnsi="Courier New" w:cs="Courier New"/>
@@ -467,6 +638,14 @@
           <w:szCs w:val="20"/>
         </w:rPr>
         <w:tab/>
+      </w:r>
+      <w:proofErr w:type="gramStart"/>
+      <w:r>
+        <w:rPr>
+          <w:rFonts w:ascii="Courier New" w:hAnsi="Courier New" w:cs="Courier New"/>
+          <w:sz w:val="20"/>
+          <w:szCs w:val="20"/>
+        </w:rPr>
         <w:t xml:space="preserve">= </w:t>
       </w:r>
       <w:r>
@@ -495,6 +674,7 @@
         </w:rPr>
         <w:t>;</w:t>
       </w:r>
+      <w:proofErr w:type="gramEnd"/>
     </w:p>
     <w:p>
       <w:pPr>
@@ -536,7 +716,24 @@
           <w:szCs w:val="20"/>
         </w:rPr>
         <w:tab/>
-        <w:t>sp-&gt;p</w:t>
+      </w:r>
+      <w:proofErr w:type="spellStart"/>
+      <w:r>
+        <w:rPr>
+          <w:rFonts w:ascii="Courier New" w:hAnsi="Courier New" w:cs="Courier New"/>
+          <w:sz w:val="20"/>
+          <w:szCs w:val="20"/>
+        </w:rPr>
+        <w:t>sp</w:t>
+      </w:r>
+      <w:proofErr w:type="spellEnd"/>
+      <w:r>
+        <w:rPr>
+          <w:rFonts w:ascii="Courier New" w:hAnsi="Courier New" w:cs="Courier New"/>
+          <w:sz w:val="20"/>
+          <w:szCs w:val="20"/>
+        </w:rPr>
+        <w:t>-&gt;p</w:t>
       </w:r>
       <w:r>
         <w:rPr>
@@ -545,6 +742,14 @@
           <w:szCs w:val="20"/>
         </w:rPr>
         <w:tab/>
+      </w:r>
+      <w:proofErr w:type="gramStart"/>
+      <w:r>
+        <w:rPr>
+          <w:rFonts w:ascii="Courier New" w:hAnsi="Courier New" w:cs="Courier New"/>
+          <w:sz w:val="20"/>
+          <w:szCs w:val="20"/>
+        </w:rPr>
         <w:t xml:space="preserve">= </w:t>
       </w:r>
       <w:r>
@@ -573,6 +778,7 @@
         </w:rPr>
         <w:t>;</w:t>
       </w:r>
+      <w:proofErr w:type="gramEnd"/>
     </w:p>
     <w:p>
       <w:pPr>
@@ -614,7 +820,24 @@
           <w:szCs w:val="20"/>
         </w:rPr>
         <w:tab/>
-        <w:t>sp-&gt;next</w:t>
+      </w:r>
+      <w:proofErr w:type="spellStart"/>
+      <w:r>
+        <w:rPr>
+          <w:rFonts w:ascii="Courier New" w:hAnsi="Courier New" w:cs="Courier New"/>
+          <w:sz w:val="20"/>
+          <w:szCs w:val="20"/>
+        </w:rPr>
+        <w:t>sp</w:t>
+      </w:r>
+      <w:proofErr w:type="spellEnd"/>
+      <w:r>
+        <w:rPr>
+          <w:rFonts w:ascii="Courier New" w:hAnsi="Courier New" w:cs="Courier New"/>
+          <w:sz w:val="20"/>
+          <w:szCs w:val="20"/>
+        </w:rPr>
+        <w:t>-&gt;next</w:t>
       </w:r>
       <w:r>
         <w:rPr>
@@ -623,6 +846,14 @@
           <w:szCs w:val="20"/>
         </w:rPr>
         <w:tab/>
+      </w:r>
+      <w:proofErr w:type="gramStart"/>
+      <w:r>
+        <w:rPr>
+          <w:rFonts w:ascii="Courier New" w:hAnsi="Courier New" w:cs="Courier New"/>
+          <w:sz w:val="20"/>
+          <w:szCs w:val="20"/>
+        </w:rPr>
         <w:t xml:space="preserve">= </w:t>
       </w:r>
       <w:r>
@@ -651,6 +882,7 @@
         </w:rPr>
         <w:t>;</w:t>
       </w:r>
+      <w:proofErr w:type="gramEnd"/>
     </w:p>
     <w:p>
       <w:pPr>
@@ -797,7 +1029,25 @@
                 <w:sz w:val="20"/>
                 <w:szCs w:val="20"/>
               </w:rPr>
-              <w:t xml:space="preserve">  s.x:</w:t>
+              <w:t xml:space="preserve">  </w:t>
+            </w:r>
+            <w:proofErr w:type="spellStart"/>
+            <w:r>
+              <w:rPr>
+                <w:rFonts w:ascii="Courier New" w:hAnsi="Courier New" w:cs="Courier New"/>
+                <w:sz w:val="20"/>
+                <w:szCs w:val="20"/>
+              </w:rPr>
+              <w:t>s.x</w:t>
+            </w:r>
+            <w:proofErr w:type="spellEnd"/>
+            <w:r>
+              <w:rPr>
+                <w:rFonts w:ascii="Courier New" w:hAnsi="Courier New" w:cs="Courier New"/>
+                <w:sz w:val="20"/>
+                <w:szCs w:val="20"/>
+              </w:rPr>
+              <w:t>:</w:t>
             </w:r>
           </w:p>
         </w:tc>
@@ -829,7 +1079,25 @@
                 <w:sz w:val="20"/>
                 <w:szCs w:val="20"/>
               </w:rPr>
-              <w:t xml:space="preserve">   s.y:</w:t>
+              <w:t xml:space="preserve">   </w:t>
+            </w:r>
+            <w:proofErr w:type="spellStart"/>
+            <w:r>
+              <w:rPr>
+                <w:rFonts w:ascii="Courier New" w:hAnsi="Courier New" w:cs="Courier New"/>
+                <w:sz w:val="20"/>
+                <w:szCs w:val="20"/>
+              </w:rPr>
+              <w:t>s.y</w:t>
+            </w:r>
+            <w:proofErr w:type="spellEnd"/>
+            <w:r>
+              <w:rPr>
+                <w:rFonts w:ascii="Courier New" w:hAnsi="Courier New" w:cs="Courier New"/>
+                <w:sz w:val="20"/>
+                <w:szCs w:val="20"/>
+              </w:rPr>
+              <w:t>:</w:t>
             </w:r>
           </w:p>
         </w:tc>
@@ -919,6 +1187,7 @@
       <w:r>
         <w:t xml:space="preserve"> The compiler generates the following assembly code for the body of </w:t>
       </w:r>
+      <w:proofErr w:type="spellStart"/>
       <w:r>
         <w:rPr>
           <w:rFonts w:ascii="Courier New" w:hAnsi="Courier New" w:cs="Courier New"/>
@@ -927,7 +1196,18 @@
           <w:sz w:val="20"/>
           <w:szCs w:val="20"/>
         </w:rPr>
-        <w:t>sp_init:</w:t>
+        <w:t>sp_init</w:t>
+      </w:r>
+      <w:proofErr w:type="spellEnd"/>
+      <w:r>
+        <w:rPr>
+          <w:rFonts w:ascii="Courier New" w:hAnsi="Courier New" w:cs="Courier New"/>
+          <w:b/>
+          <w:bCs/>
+          <w:sz w:val="20"/>
+          <w:szCs w:val="20"/>
+        </w:rPr>
+        <w:t>:</w:t>
       </w:r>
     </w:p>
     <w:p>
@@ -968,8 +1248,44 @@
         <w:rPr>
           <w:rFonts w:ascii="Courier New" w:hAnsi="Courier New" w:cs="Courier New"/>
         </w:rPr>
-        <w:t xml:space="preserve"> sp_init:               #sp is in %rdi</w:t>
-      </w:r>
+        <w:t xml:space="preserve"> </w:t>
+      </w:r>
+      <w:proofErr w:type="spellStart"/>
+      <w:r>
+        <w:rPr>
+          <w:rFonts w:ascii="Courier New" w:hAnsi="Courier New" w:cs="Courier New"/>
+        </w:rPr>
+        <w:t>sp_</w:t>
+      </w:r>
+      <w:proofErr w:type="gramStart"/>
+      <w:r>
+        <w:rPr>
+          <w:rFonts w:ascii="Courier New" w:hAnsi="Courier New" w:cs="Courier New"/>
+        </w:rPr>
+        <w:t>init</w:t>
+      </w:r>
+      <w:proofErr w:type="spellEnd"/>
+      <w:r>
+        <w:rPr>
+          <w:rFonts w:ascii="Courier New" w:hAnsi="Courier New" w:cs="Courier New"/>
+        </w:rPr>
+        <w:t>:               #</w:t>
+      </w:r>
+      <w:proofErr w:type="gramEnd"/>
+      <w:r>
+        <w:rPr>
+          <w:rFonts w:ascii="Courier New" w:hAnsi="Courier New" w:cs="Courier New"/>
+        </w:rPr>
+        <w:t>sp is in %</w:t>
+      </w:r>
+      <w:proofErr w:type="spellStart"/>
+      <w:r>
+        <w:rPr>
+          <w:rFonts w:ascii="Courier New" w:hAnsi="Courier New" w:cs="Courier New"/>
+        </w:rPr>
+        <w:t>rdi</w:t>
+      </w:r>
+      <w:proofErr w:type="spellEnd"/>
     </w:p>
     <w:p>
       <w:pPr>
@@ -988,11 +1304,55 @@
         </w:rPr>
         <w:t xml:space="preserve">      </w:t>
       </w:r>
-      <w:r>
-        <w:rPr>
-          <w:rFonts w:ascii="Courier New" w:hAnsi="Courier New" w:cs="Courier New"/>
-        </w:rPr>
-        <w:t>movl 12(%rdi),%eax  #______________________________</w:t>
+      <w:proofErr w:type="spellStart"/>
+      <w:r>
+        <w:rPr>
+          <w:rFonts w:ascii="Courier New" w:hAnsi="Courier New" w:cs="Courier New"/>
+        </w:rPr>
+        <w:t>movl</w:t>
+      </w:r>
+      <w:proofErr w:type="spellEnd"/>
+      <w:r>
+        <w:rPr>
+          <w:rFonts w:ascii="Courier New" w:hAnsi="Courier New" w:cs="Courier New"/>
+        </w:rPr>
+        <w:t xml:space="preserve"> 12(%</w:t>
+      </w:r>
+      <w:proofErr w:type="spellStart"/>
+      <w:r>
+        <w:rPr>
+          <w:rFonts w:ascii="Courier New" w:hAnsi="Courier New" w:cs="Courier New"/>
+        </w:rPr>
+        <w:t>rdi</w:t>
+      </w:r>
+      <w:proofErr w:type="spellEnd"/>
+      <w:proofErr w:type="gramStart"/>
+      <w:r>
+        <w:rPr>
+          <w:rFonts w:ascii="Courier New" w:hAnsi="Courier New" w:cs="Courier New"/>
+        </w:rPr>
+        <w:t>),%</w:t>
+      </w:r>
+      <w:proofErr w:type="spellStart"/>
+      <w:r>
+        <w:rPr>
+          <w:rFonts w:ascii="Courier New" w:hAnsi="Courier New" w:cs="Courier New"/>
+        </w:rPr>
+        <w:t>eax</w:t>
+      </w:r>
+      <w:proofErr w:type="spellEnd"/>
+      <w:r>
+        <w:rPr>
+          <w:rFonts w:ascii="Courier New" w:hAnsi="Courier New" w:cs="Courier New"/>
+        </w:rPr>
+        <w:t xml:space="preserve">  #</w:t>
+      </w:r>
+      <w:proofErr w:type="gramEnd"/>
+      <w:r>
+        <w:rPr>
+          <w:rFonts w:ascii="Courier New" w:hAnsi="Courier New" w:cs="Courier New"/>
+        </w:rPr>
+        <w:t>______________________________</w:t>
       </w:r>
     </w:p>
     <w:p>
@@ -1010,7 +1370,43 @@
         <w:rPr>
           <w:rFonts w:ascii="Courier New" w:hAnsi="Courier New" w:cs="Courier New"/>
         </w:rPr>
-        <w:t xml:space="preserve">      movl %eax,8(%rdi)   #______________________________ </w:t>
+        <w:t xml:space="preserve">      </w:t>
+      </w:r>
+      <w:proofErr w:type="spellStart"/>
+      <w:r>
+        <w:rPr>
+          <w:rFonts w:ascii="Courier New" w:hAnsi="Courier New" w:cs="Courier New"/>
+        </w:rPr>
+        <w:t>movl</w:t>
+      </w:r>
+      <w:proofErr w:type="spellEnd"/>
+      <w:r>
+        <w:rPr>
+          <w:rFonts w:ascii="Courier New" w:hAnsi="Courier New" w:cs="Courier New"/>
+        </w:rPr>
+        <w:t xml:space="preserve"> %eax,8(%</w:t>
+      </w:r>
+      <w:proofErr w:type="spellStart"/>
+      <w:proofErr w:type="gramStart"/>
+      <w:r>
+        <w:rPr>
+          <w:rFonts w:ascii="Courier New" w:hAnsi="Courier New" w:cs="Courier New"/>
+        </w:rPr>
+        <w:t>rdi</w:t>
+      </w:r>
+      <w:proofErr w:type="spellEnd"/>
+      <w:r>
+        <w:rPr>
+          <w:rFonts w:ascii="Courier New" w:hAnsi="Courier New" w:cs="Courier New"/>
+        </w:rPr>
+        <w:t xml:space="preserve">)   </w:t>
+      </w:r>
+      <w:proofErr w:type="gramEnd"/>
+      <w:r>
+        <w:rPr>
+          <w:rFonts w:ascii="Courier New" w:hAnsi="Courier New" w:cs="Courier New"/>
+        </w:rPr>
+        <w:t xml:space="preserve">#______________________________ </w:t>
       </w:r>
     </w:p>
     <w:p>
@@ -1030,12 +1426,44 @@
         </w:rPr>
         <w:t xml:space="preserve">      </w:t>
       </w:r>
-      <w:r>
-        <w:rPr>
-          <w:rFonts w:ascii="Courier New" w:hAnsi="Courier New" w:cs="Courier New"/>
-        </w:rPr>
-        <w:t>leaq 8(%rdi),%rax</w:t>
-      </w:r>
+      <w:proofErr w:type="spellStart"/>
+      <w:r>
+        <w:rPr>
+          <w:rFonts w:ascii="Courier New" w:hAnsi="Courier New" w:cs="Courier New"/>
+        </w:rPr>
+        <w:t>leaq</w:t>
+      </w:r>
+      <w:proofErr w:type="spellEnd"/>
+      <w:r>
+        <w:rPr>
+          <w:rFonts w:ascii="Courier New" w:hAnsi="Courier New" w:cs="Courier New"/>
+        </w:rPr>
+        <w:t xml:space="preserve"> 8(%</w:t>
+      </w:r>
+      <w:proofErr w:type="spellStart"/>
+      <w:r>
+        <w:rPr>
+          <w:rFonts w:ascii="Courier New" w:hAnsi="Courier New" w:cs="Courier New"/>
+        </w:rPr>
+        <w:t>rdi</w:t>
+      </w:r>
+      <w:proofErr w:type="spellEnd"/>
+      <w:proofErr w:type="gramStart"/>
+      <w:r>
+        <w:rPr>
+          <w:rFonts w:ascii="Courier New" w:hAnsi="Courier New" w:cs="Courier New"/>
+        </w:rPr>
+        <w:t>),%</w:t>
+      </w:r>
+      <w:proofErr w:type="spellStart"/>
+      <w:proofErr w:type="gramEnd"/>
+      <w:r>
+        <w:rPr>
+          <w:rFonts w:ascii="Courier New" w:hAnsi="Courier New" w:cs="Courier New"/>
+        </w:rPr>
+        <w:t>rax</w:t>
+      </w:r>
+      <w:proofErr w:type="spellEnd"/>
       <w:r>
         <w:rPr>
           <w:rFonts w:ascii="Courier New" w:hAnsi="Courier New" w:cs="Courier New"/>
@@ -1076,7 +1504,65 @@
         <w:rPr>
           <w:rFonts w:ascii="Courier New" w:hAnsi="Courier New" w:cs="Courier New"/>
         </w:rPr>
-        <w:t xml:space="preserve">      movq %rax,(%rdi)    #______________________________</w:t>
+        <w:t xml:space="preserve">      </w:t>
+      </w:r>
+      <w:proofErr w:type="spellStart"/>
+      <w:r>
+        <w:rPr>
+          <w:rFonts w:ascii="Courier New" w:hAnsi="Courier New" w:cs="Courier New"/>
+        </w:rPr>
+        <w:t>movq</w:t>
+      </w:r>
+      <w:proofErr w:type="spellEnd"/>
+      <w:r>
+        <w:rPr>
+          <w:rFonts w:ascii="Courier New" w:hAnsi="Courier New" w:cs="Courier New"/>
+        </w:rPr>
+        <w:t xml:space="preserve"> %</w:t>
+      </w:r>
+      <w:proofErr w:type="spellStart"/>
+      <w:proofErr w:type="gramStart"/>
+      <w:r>
+        <w:rPr>
+          <w:rFonts w:ascii="Courier New" w:hAnsi="Courier New" w:cs="Courier New"/>
+        </w:rPr>
+        <w:t>rax</w:t>
+      </w:r>
+      <w:proofErr w:type="spellEnd"/>
+      <w:r>
+        <w:rPr>
+          <w:rFonts w:ascii="Courier New" w:hAnsi="Courier New" w:cs="Courier New"/>
+        </w:rPr>
+        <w:t>,(</w:t>
+      </w:r>
+      <w:proofErr w:type="gramEnd"/>
+      <w:r>
+        <w:rPr>
+          <w:rFonts w:ascii="Courier New" w:hAnsi="Courier New" w:cs="Courier New"/>
+        </w:rPr>
+        <w:t>%</w:t>
+      </w:r>
+      <w:proofErr w:type="spellStart"/>
+      <w:proofErr w:type="gramStart"/>
+      <w:r>
+        <w:rPr>
+          <w:rFonts w:ascii="Courier New" w:hAnsi="Courier New" w:cs="Courier New"/>
+        </w:rPr>
+        <w:t>rdi</w:t>
+      </w:r>
+      <w:proofErr w:type="spellEnd"/>
+      <w:r>
+        <w:rPr>
+          <w:rFonts w:ascii="Courier New" w:hAnsi="Courier New" w:cs="Courier New"/>
+        </w:rPr>
+        <w:t xml:space="preserve">)   </w:t>
+      </w:r>
+      <w:proofErr w:type="gramEnd"/>
+      <w:r>
+        <w:rPr>
+          <w:rFonts w:ascii="Courier New" w:hAnsi="Courier New" w:cs="Courier New"/>
+        </w:rPr>
+        <w:t xml:space="preserve"> #______________________________</w:t>
       </w:r>
     </w:p>
     <w:p>
@@ -1094,7 +1580,43 @@
         <w:rPr>
           <w:rFonts w:ascii="Courier New" w:hAnsi="Courier New" w:cs="Courier New"/>
         </w:rPr>
-        <w:t xml:space="preserve">      movq %rdi,16(%rdi)  #______________________________</w:t>
+        <w:t xml:space="preserve">      </w:t>
+      </w:r>
+      <w:proofErr w:type="spellStart"/>
+      <w:r>
+        <w:rPr>
+          <w:rFonts w:ascii="Courier New" w:hAnsi="Courier New" w:cs="Courier New"/>
+        </w:rPr>
+        <w:t>movq</w:t>
+      </w:r>
+      <w:proofErr w:type="spellEnd"/>
+      <w:r>
+        <w:rPr>
+          <w:rFonts w:ascii="Courier New" w:hAnsi="Courier New" w:cs="Courier New"/>
+        </w:rPr>
+        <w:t xml:space="preserve"> %rdi,16(%</w:t>
+      </w:r>
+      <w:proofErr w:type="spellStart"/>
+      <w:proofErr w:type="gramStart"/>
+      <w:r>
+        <w:rPr>
+          <w:rFonts w:ascii="Courier New" w:hAnsi="Courier New" w:cs="Courier New"/>
+        </w:rPr>
+        <w:t>rdi</w:t>
+      </w:r>
+      <w:proofErr w:type="spellEnd"/>
+      <w:r>
+        <w:rPr>
+          <w:rFonts w:ascii="Courier New" w:hAnsi="Courier New" w:cs="Courier New"/>
+        </w:rPr>
+        <w:t>)  #</w:t>
+      </w:r>
+      <w:proofErr w:type="gramEnd"/>
+      <w:r>
+        <w:rPr>
+          <w:rFonts w:ascii="Courier New" w:hAnsi="Courier New" w:cs="Courier New"/>
+        </w:rPr>
+        <w:t>______________________________</w:t>
       </w:r>
     </w:p>
     <w:p>
@@ -1116,8 +1638,18 @@
           <w:sz w:val="20"/>
           <w:szCs w:val="20"/>
         </w:rPr>
-        <w:t xml:space="preserve">      ret</w:t>
-      </w:r>
+        <w:t xml:space="preserve">      </w:t>
+      </w:r>
+      <w:proofErr w:type="gramStart"/>
+      <w:r>
+        <w:rPr>
+          <w:rFonts w:ascii="Courier New" w:hAnsi="Courier New" w:cs="Courier New"/>
+          <w:sz w:val="20"/>
+          <w:szCs w:val="20"/>
+        </w:rPr>
+        <w:t>ret</w:t>
+      </w:r>
+      <w:proofErr w:type="gramEnd"/>
       <w:r>
         <w:rPr>
           <w:rFonts w:ascii="Courier New" w:hAnsi="Courier New" w:cs="Courier New"/>
@@ -1136,9 +1668,23 @@
       <w:pPr>
         <w:ind w:left="1125"/>
       </w:pPr>
-      <w:r>
-        <w:t xml:space="preserve">On the basis of this information, annotate the code, similar to what the textbook would do, and fill in the three missing expressions in the code above for </w:t>
-      </w:r>
+      <w:proofErr w:type="gramStart"/>
+      <w:r>
+        <w:t>On the basis of</w:t>
+      </w:r>
+      <w:proofErr w:type="gramEnd"/>
+      <w:r>
+        <w:t xml:space="preserve"> this information, annotate the code, </w:t>
+      </w:r>
+      <w:proofErr w:type="gramStart"/>
+      <w:r>
+        <w:t>similar to</w:t>
+      </w:r>
+      <w:proofErr w:type="gramEnd"/>
+      <w:r>
+        <w:t xml:space="preserve"> what the textbook would do, and fill in the three missing expressions in the code above for </w:t>
+      </w:r>
+      <w:proofErr w:type="spellStart"/>
       <w:r>
         <w:rPr>
           <w:rFonts w:ascii="Courier New" w:hAnsi="Courier New" w:cs="Courier New"/>
@@ -1147,6 +1693,7 @@
         </w:rPr>
         <w:t>sp_init</w:t>
       </w:r>
+      <w:proofErr w:type="spellEnd"/>
       <w:r>
         <w:t>.</w:t>
       </w:r>
@@ -1179,7 +1726,23 @@
           <w:b/>
           <w:u w:val="single"/>
         </w:rPr>
-        <w:t>Problem on Union Declarations</w:t>
+        <w:t xml:space="preserve">Problem </w:t>
+      </w:r>
+      <w:proofErr w:type="gramStart"/>
+      <w:r>
+        <w:rPr>
+          <w:b/>
+          <w:u w:val="single"/>
+        </w:rPr>
+        <w:t>on</w:t>
+      </w:r>
+      <w:proofErr w:type="gramEnd"/>
+      <w:r>
+        <w:rPr>
+          <w:b/>
+          <w:u w:val="single"/>
+        </w:rPr>
+        <w:t xml:space="preserve"> Union Declarations</w:t>
       </w:r>
     </w:p>
     <w:p>
@@ -1215,7 +1778,25 @@
           <w:sz w:val="20"/>
           <w:szCs w:val="20"/>
         </w:rPr>
-        <w:t>union ele {</w:t>
+        <w:t xml:space="preserve">union </w:t>
+      </w:r>
+      <w:proofErr w:type="spellStart"/>
+      <w:r>
+        <w:rPr>
+          <w:rFonts w:ascii="Courier New" w:hAnsi="Courier New" w:cs="Courier New"/>
+          <w:sz w:val="20"/>
+          <w:szCs w:val="20"/>
+        </w:rPr>
+        <w:t>ele</w:t>
+      </w:r>
+      <w:proofErr w:type="spellEnd"/>
+      <w:r>
+        <w:rPr>
+          <w:rFonts w:ascii="Courier New" w:hAnsi="Courier New" w:cs="Courier New"/>
+          <w:sz w:val="20"/>
+          <w:szCs w:val="20"/>
+        </w:rPr>
+        <w:t xml:space="preserve"> {</w:t>
       </w:r>
     </w:p>
     <w:p>
@@ -1298,8 +1879,18 @@
           <w:sz w:val="20"/>
           <w:szCs w:val="20"/>
         </w:rPr>
-        <w:t xml:space="preserve"> *p;</w:t>
-      </w:r>
+        <w:t xml:space="preserve"> *</w:t>
+      </w:r>
+      <w:proofErr w:type="gramStart"/>
+      <w:r>
+        <w:rPr>
+          <w:rFonts w:ascii="Courier New" w:hAnsi="Courier New" w:cs="Courier New"/>
+          <w:sz w:val="20"/>
+          <w:szCs w:val="20"/>
+        </w:rPr>
+        <w:t>p;</w:t>
+      </w:r>
+      <w:proofErr w:type="gramEnd"/>
     </w:p>
     <w:p>
       <w:pPr>
@@ -1352,8 +1943,18 @@
           <w:sz w:val="20"/>
           <w:szCs w:val="20"/>
         </w:rPr>
-        <w:t xml:space="preserve"> y;</w:t>
-      </w:r>
+        <w:t xml:space="preserve"> </w:t>
+      </w:r>
+      <w:proofErr w:type="gramStart"/>
+      <w:r>
+        <w:rPr>
+          <w:rFonts w:ascii="Courier New" w:hAnsi="Courier New" w:cs="Courier New"/>
+          <w:sz w:val="20"/>
+          <w:szCs w:val="20"/>
+        </w:rPr>
+        <w:t>y;</w:t>
+      </w:r>
+      <w:proofErr w:type="gramEnd"/>
     </w:p>
     <w:p>
       <w:pPr>
@@ -1390,8 +1991,28 @@
           <w:sz w:val="20"/>
           <w:szCs w:val="20"/>
         </w:rPr>
-        <w:t>} el;</w:t>
-      </w:r>
+        <w:t xml:space="preserve">} </w:t>
+      </w:r>
+      <w:proofErr w:type="spellStart"/>
+      <w:proofErr w:type="gramStart"/>
+      <w:r>
+        <w:rPr>
+          <w:rFonts w:ascii="Courier New" w:hAnsi="Courier New" w:cs="Courier New"/>
+          <w:sz w:val="20"/>
+          <w:szCs w:val="20"/>
+        </w:rPr>
+        <w:t>el</w:t>
+      </w:r>
+      <w:proofErr w:type="spellEnd"/>
+      <w:r>
+        <w:rPr>
+          <w:rFonts w:ascii="Courier New" w:hAnsi="Courier New" w:cs="Courier New"/>
+          <w:sz w:val="20"/>
+          <w:szCs w:val="20"/>
+        </w:rPr>
+        <w:t>;</w:t>
+      </w:r>
+      <w:proofErr w:type="gramEnd"/>
     </w:p>
     <w:p>
       <w:pPr>
@@ -1482,8 +2103,18 @@
           <w:sz w:val="20"/>
           <w:szCs w:val="20"/>
         </w:rPr>
-        <w:t xml:space="preserve"> x;</w:t>
-      </w:r>
+        <w:t xml:space="preserve"> </w:t>
+      </w:r>
+      <w:proofErr w:type="gramStart"/>
+      <w:r>
+        <w:rPr>
+          <w:rFonts w:ascii="Courier New" w:hAnsi="Courier New" w:cs="Courier New"/>
+          <w:sz w:val="20"/>
+          <w:szCs w:val="20"/>
+        </w:rPr>
+        <w:t>x;</w:t>
+      </w:r>
+      <w:proofErr w:type="gramEnd"/>
     </w:p>
     <w:p>
       <w:pPr>
@@ -1528,8 +2159,36 @@
           <w:sz w:val="20"/>
           <w:szCs w:val="20"/>
         </w:rPr>
-        <w:t>union ele *next;</w:t>
-      </w:r>
+        <w:t xml:space="preserve">union </w:t>
+      </w:r>
+      <w:proofErr w:type="spellStart"/>
+      <w:r>
+        <w:rPr>
+          <w:rFonts w:ascii="Courier New" w:hAnsi="Courier New" w:cs="Courier New"/>
+          <w:sz w:val="20"/>
+          <w:szCs w:val="20"/>
+        </w:rPr>
+        <w:t>ele</w:t>
+      </w:r>
+      <w:proofErr w:type="spellEnd"/>
+      <w:r>
+        <w:rPr>
+          <w:rFonts w:ascii="Courier New" w:hAnsi="Courier New" w:cs="Courier New"/>
+          <w:sz w:val="20"/>
+          <w:szCs w:val="20"/>
+        </w:rPr>
+        <w:t xml:space="preserve"> *</w:t>
+      </w:r>
+      <w:proofErr w:type="gramStart"/>
+      <w:r>
+        <w:rPr>
+          <w:rFonts w:ascii="Courier New" w:hAnsi="Courier New" w:cs="Courier New"/>
+          <w:sz w:val="20"/>
+          <w:szCs w:val="20"/>
+        </w:rPr>
+        <w:t>next;</w:t>
+      </w:r>
+      <w:proofErr w:type="gramEnd"/>
     </w:p>
     <w:p>
       <w:pPr>
@@ -1566,8 +2225,18 @@
           <w:sz w:val="20"/>
           <w:szCs w:val="20"/>
         </w:rPr>
-        <w:t>} e2;</w:t>
-      </w:r>
+        <w:t xml:space="preserve">} </w:t>
+      </w:r>
+      <w:proofErr w:type="gramStart"/>
+      <w:r>
+        <w:rPr>
+          <w:rFonts w:ascii="Courier New" w:hAnsi="Courier New" w:cs="Courier New"/>
+          <w:sz w:val="20"/>
+          <w:szCs w:val="20"/>
+        </w:rPr>
+        <w:t>e2;</w:t>
+      </w:r>
+      <w:proofErr w:type="gramEnd"/>
     </w:p>
     <w:p>
       <w:pPr>
@@ -1582,6 +2251,7 @@
           <w:szCs w:val="20"/>
         </w:rPr>
       </w:pPr>
+      <w:proofErr w:type="gramStart"/>
       <w:r>
         <w:rPr>
           <w:rFonts w:ascii="Courier New" w:hAnsi="Courier New" w:cs="Courier New"/>
@@ -1590,6 +2260,7 @@
         </w:rPr>
         <w:t>};</w:t>
       </w:r>
+      <w:proofErr w:type="gramEnd"/>
       <w:r>
         <w:rPr>
           <w:rFonts w:ascii="Courier New" w:hAnsi="Courier New" w:cs="Courier New"/>
@@ -1657,18 +2328,37 @@
           <w:sz w:val="20"/>
           <w:szCs w:val="20"/>
         </w:rPr>
-        <w:t>void proc (union ele *up)</w:t>
-      </w:r>
-    </w:p>
-    <w:p>
-      <w:pPr>
-        <w:ind w:left="720"/>
-        <w:rPr>
-          <w:rFonts w:ascii="Courier New" w:hAnsi="Courier New" w:cs="Courier New"/>
-          <w:sz w:val="20"/>
-          <w:szCs w:val="20"/>
-        </w:rPr>
-      </w:pPr>
+        <w:t xml:space="preserve">void proc (union </w:t>
+      </w:r>
+      <w:proofErr w:type="spellStart"/>
+      <w:r>
+        <w:rPr>
+          <w:rFonts w:ascii="Courier New" w:hAnsi="Courier New" w:cs="Courier New"/>
+          <w:sz w:val="20"/>
+          <w:szCs w:val="20"/>
+        </w:rPr>
+        <w:t>ele</w:t>
+      </w:r>
+      <w:proofErr w:type="spellEnd"/>
+      <w:r>
+        <w:rPr>
+          <w:rFonts w:ascii="Courier New" w:hAnsi="Courier New" w:cs="Courier New"/>
+          <w:sz w:val="20"/>
+          <w:szCs w:val="20"/>
+        </w:rPr>
+        <w:t xml:space="preserve"> *up)</w:t>
+      </w:r>
+    </w:p>
+    <w:p>
+      <w:pPr>
+        <w:ind w:left="720"/>
+        <w:rPr>
+          <w:rFonts w:ascii="Courier New" w:hAnsi="Courier New" w:cs="Courier New"/>
+          <w:sz w:val="20"/>
+          <w:szCs w:val="20"/>
+        </w:rPr>
+      </w:pPr>
+      <w:proofErr w:type="gramStart"/>
       <w:r>
         <w:rPr>
           <w:rFonts w:ascii="Courier New" w:hAnsi="Courier New" w:cs="Courier New"/>
@@ -1683,7 +2373,16 @@
           <w:sz w:val="20"/>
           <w:szCs w:val="20"/>
         </w:rPr>
-        <w:t xml:space="preserve">                  </w:t>
+        <w:t xml:space="preserve">  </w:t>
+      </w:r>
+      <w:proofErr w:type="gramEnd"/>
+      <w:r>
+        <w:rPr>
+          <w:rFonts w:ascii="Courier New" w:hAnsi="Courier New" w:cs="Courier New"/>
+          <w:sz w:val="20"/>
+          <w:szCs w:val="20"/>
+        </w:rPr>
+        <w:t xml:space="preserve">                </w:t>
       </w:r>
       <w:r>
         <w:rPr>
@@ -1793,6 +2492,7 @@
         </w:rPr>
         <w:tab/>
       </w:r>
+      <w:proofErr w:type="gramStart"/>
       <w:r>
         <w:rPr>
           <w:rFonts w:ascii="Courier New" w:hAnsi="Courier New" w:cs="Courier New"/>
@@ -1824,7 +2524,16 @@
           <w:sz w:val="20"/>
           <w:szCs w:val="20"/>
         </w:rPr>
-        <w:t xml:space="preserve">    </w:t>
+        <w:t xml:space="preserve"> </w:t>
+      </w:r>
+      <w:proofErr w:type="gramEnd"/>
+      <w:r>
+        <w:rPr>
+          <w:rFonts w:ascii="Courier New" w:hAnsi="Courier New" w:cs="Courier New"/>
+          <w:sz w:val="20"/>
+          <w:szCs w:val="20"/>
+        </w:rPr>
+        <w:t xml:space="preserve">   </w:t>
       </w:r>
       <w:r>
         <w:rPr>
@@ -1890,7 +2599,23 @@
         <w:t>(4)</w:t>
       </w:r>
       <w:r>
-        <w:t xml:space="preserve"> What would be the offsets (in bytes) of the following fields for the union (consider the union and alignment when figuring out where the e2.x and e2.next starts):</w:t>
+        <w:t xml:space="preserve"> What would be the offsets (in bytes) of the following fields for the union (consider the union and alignment when figuring out where the e2.x and e</w:t>
+      </w:r>
+      <w:proofErr w:type="gramStart"/>
+      <w:r>
+        <w:t>2.next</w:t>
+      </w:r>
+      <w:proofErr w:type="gramEnd"/>
+      <w:r>
+        <w:t xml:space="preserve"> </w:t>
+      </w:r>
+      <w:proofErr w:type="gramStart"/>
+      <w:r>
+        <w:t>starts</w:t>
+      </w:r>
+      <w:proofErr w:type="gramEnd"/>
+      <w:r>
+        <w:t>):</w:t>
       </w:r>
     </w:p>
     <w:p>
@@ -1931,6 +2656,8 @@
                 <w:szCs w:val="20"/>
               </w:rPr>
             </w:pPr>
+            <w:proofErr w:type="spellStart"/>
+            <w:proofErr w:type="gramStart"/>
             <w:r>
               <w:rPr>
                 <w:rFonts w:ascii="Courier New" w:hAnsi="Courier New" w:cs="Courier New"/>
@@ -1945,7 +2672,17 @@
                 <w:sz w:val="20"/>
                 <w:szCs w:val="20"/>
               </w:rPr>
-              <w:t>p:</w:t>
+              <w:t>p</w:t>
+            </w:r>
+            <w:proofErr w:type="spellEnd"/>
+            <w:proofErr w:type="gramEnd"/>
+            <w:r>
+              <w:rPr>
+                <w:rFonts w:ascii="Courier New" w:hAnsi="Courier New" w:cs="Courier New"/>
+                <w:sz w:val="20"/>
+                <w:szCs w:val="20"/>
+              </w:rPr>
+              <w:t>:</w:t>
             </w:r>
           </w:p>
         </w:tc>
@@ -1979,6 +2716,8 @@
               </w:rPr>
               <w:t xml:space="preserve">  </w:t>
             </w:r>
+            <w:proofErr w:type="spellStart"/>
+            <w:proofErr w:type="gramStart"/>
             <w:r>
               <w:rPr>
                 <w:rFonts w:ascii="Courier New" w:hAnsi="Courier New" w:cs="Courier New"/>
@@ -1987,6 +2726,8 @@
               </w:rPr>
               <w:t>el.y</w:t>
             </w:r>
+            <w:proofErr w:type="spellEnd"/>
+            <w:proofErr w:type="gramEnd"/>
             <w:r>
               <w:rPr>
                 <w:rFonts w:ascii="Courier New" w:hAnsi="Courier New" w:cs="Courier New"/>
@@ -2097,15 +2838,33 @@
                 <w:sz w:val="20"/>
                 <w:szCs w:val="20"/>
               </w:rPr>
-              <w:t>e2.</w:t>
-            </w:r>
+              <w:t>e</w:t>
+            </w:r>
+            <w:proofErr w:type="gramStart"/>
             <w:r>
               <w:rPr>
                 <w:rFonts w:ascii="Courier New" w:hAnsi="Courier New" w:cs="Courier New"/>
                 <w:sz w:val="20"/>
                 <w:szCs w:val="20"/>
               </w:rPr>
-              <w:t>next:</w:t>
+              <w:t>2.</w:t>
+            </w:r>
+            <w:r>
+              <w:rPr>
+                <w:rFonts w:ascii="Courier New" w:hAnsi="Courier New" w:cs="Courier New"/>
+                <w:sz w:val="20"/>
+                <w:szCs w:val="20"/>
+              </w:rPr>
+              <w:t>next</w:t>
+            </w:r>
+            <w:proofErr w:type="gramEnd"/>
+            <w:r>
+              <w:rPr>
+                <w:rFonts w:ascii="Courier New" w:hAnsi="Courier New" w:cs="Courier New"/>
+                <w:sz w:val="20"/>
+                <w:szCs w:val="20"/>
+              </w:rPr>
+              <w:t>:</w:t>
             </w:r>
           </w:p>
         </w:tc>
@@ -2179,7 +2938,21 @@
         <w:rPr>
           <w:b/>
         </w:rPr>
-        <w:t>This assignment continues on the next page</w:t>
+        <w:t xml:space="preserve">This assignment </w:t>
+      </w:r>
+      <w:proofErr w:type="gramStart"/>
+      <w:r>
+        <w:rPr>
+          <w:b/>
+        </w:rPr>
+        <w:t>continues on</w:t>
+      </w:r>
+      <w:proofErr w:type="gramEnd"/>
+      <w:r>
+        <w:rPr>
+          <w:b/>
+        </w:rPr>
+        <w:t xml:space="preserve"> the next page</w:t>
       </w:r>
       <w:r>
         <w:rPr>
@@ -2239,7 +3012,25 @@
           <w:sz w:val="20"/>
           <w:szCs w:val="20"/>
         </w:rPr>
-        <w:t xml:space="preserve">    Note: Use struct P3 and P2 as given in this problem.</w:t>
+        <w:t xml:space="preserve">    Note: Use </w:t>
+      </w:r>
+      <w:proofErr w:type="gramStart"/>
+      <w:r>
+        <w:rPr>
+          <w:rFonts w:ascii="Courier New" w:hAnsi="Courier New" w:cs="Courier New"/>
+          <w:sz w:val="20"/>
+          <w:szCs w:val="20"/>
+        </w:rPr>
+        <w:t>struct</w:t>
+      </w:r>
+      <w:proofErr w:type="gramEnd"/>
+      <w:r>
+        <w:rPr>
+          <w:rFonts w:ascii="Courier New" w:hAnsi="Courier New" w:cs="Courier New"/>
+          <w:sz w:val="20"/>
+          <w:szCs w:val="20"/>
+        </w:rPr>
+        <w:t xml:space="preserve"> P3 and P2 as given in this problem.</w:t>
       </w:r>
     </w:p>
     <w:p>
@@ -2270,7 +3061,61 @@
           <w:sz w:val="20"/>
           <w:szCs w:val="20"/>
         </w:rPr>
-        <w:t>struct P1 { int i; char c; int j; char d; };</w:t>
+        <w:t xml:space="preserve">struct P1 </w:t>
+      </w:r>
+      <w:proofErr w:type="gramStart"/>
+      <w:r>
+        <w:rPr>
+          <w:rFonts w:ascii="Courier New" w:hAnsi="Courier New" w:cs="Courier New"/>
+          <w:sz w:val="20"/>
+          <w:szCs w:val="20"/>
+        </w:rPr>
+        <w:t>{ int</w:t>
+      </w:r>
+      <w:proofErr w:type="gramEnd"/>
+      <w:r>
+        <w:rPr>
+          <w:rFonts w:ascii="Courier New" w:hAnsi="Courier New" w:cs="Courier New"/>
+          <w:sz w:val="20"/>
+          <w:szCs w:val="20"/>
+        </w:rPr>
+        <w:t xml:space="preserve"> </w:t>
+      </w:r>
+      <w:proofErr w:type="spellStart"/>
+      <w:r>
+        <w:rPr>
+          <w:rFonts w:ascii="Courier New" w:hAnsi="Courier New" w:cs="Courier New"/>
+          <w:sz w:val="20"/>
+          <w:szCs w:val="20"/>
+        </w:rPr>
+        <w:t>i</w:t>
+      </w:r>
+      <w:proofErr w:type="spellEnd"/>
+      <w:r>
+        <w:rPr>
+          <w:rFonts w:ascii="Courier New" w:hAnsi="Courier New" w:cs="Courier New"/>
+          <w:sz w:val="20"/>
+          <w:szCs w:val="20"/>
+        </w:rPr>
+        <w:t>; char c; int j; char d</w:t>
+      </w:r>
+      <w:proofErr w:type="gramStart"/>
+      <w:r>
+        <w:rPr>
+          <w:rFonts w:ascii="Courier New" w:hAnsi="Courier New" w:cs="Courier New"/>
+          <w:sz w:val="20"/>
+          <w:szCs w:val="20"/>
+        </w:rPr>
+        <w:t>; }</w:t>
+      </w:r>
+      <w:proofErr w:type="gramEnd"/>
+      <w:r>
+        <w:rPr>
+          <w:rFonts w:ascii="Courier New" w:hAnsi="Courier New" w:cs="Courier New"/>
+          <w:sz w:val="20"/>
+          <w:szCs w:val="20"/>
+        </w:rPr>
+        <w:t>;</w:t>
       </w:r>
     </w:p>
     <w:p>
@@ -2298,21 +3143,59 @@
         </w:rPr>
         <w:t>Offsets</w:t>
       </w:r>
-      <w:r>
-        <w:rPr>
-          <w:rFonts w:ascii="Courier New" w:hAnsi="Courier New" w:cs="Courier New"/>
-          <w:sz w:val="20"/>
-          <w:szCs w:val="20"/>
-        </w:rPr>
-        <w:t xml:space="preserve">:  ____    ____   ____    ____     </w:t>
-      </w:r>
-      <w:r>
-        <w:rPr>
-          <w:rFonts w:ascii="Courier New" w:hAnsi="Courier New" w:cs="Courier New"/>
-          <w:sz w:val="20"/>
-          <w:szCs w:val="20"/>
-        </w:rPr>
-        <w:t>Size:______  Alignment: ______</w:t>
+      <w:proofErr w:type="gramStart"/>
+      <w:r>
+        <w:rPr>
+          <w:rFonts w:ascii="Courier New" w:hAnsi="Courier New" w:cs="Courier New"/>
+          <w:sz w:val="20"/>
+          <w:szCs w:val="20"/>
+        </w:rPr>
+        <w:t xml:space="preserve">:  ____    </w:t>
+      </w:r>
+      <w:proofErr w:type="gramEnd"/>
+      <w:r>
+        <w:rPr>
+          <w:rFonts w:ascii="Courier New" w:hAnsi="Courier New" w:cs="Courier New"/>
+          <w:sz w:val="20"/>
+          <w:szCs w:val="20"/>
+        </w:rPr>
+        <w:t xml:space="preserve">____   ____    ____     </w:t>
+      </w:r>
+      <w:proofErr w:type="gramStart"/>
+      <w:r>
+        <w:rPr>
+          <w:rFonts w:ascii="Courier New" w:hAnsi="Courier New" w:cs="Courier New"/>
+          <w:sz w:val="20"/>
+          <w:szCs w:val="20"/>
+        </w:rPr>
+        <w:t>Size:_</w:t>
+      </w:r>
+      <w:proofErr w:type="gramEnd"/>
+      <w:r>
+        <w:rPr>
+          <w:rFonts w:ascii="Courier New" w:hAnsi="Courier New" w:cs="Courier New"/>
+          <w:sz w:val="20"/>
+          <w:szCs w:val="20"/>
+        </w:rPr>
+        <w:t>____</w:t>
+      </w:r>
+      <w:proofErr w:type="gramStart"/>
+      <w:r>
+        <w:rPr>
+          <w:rFonts w:ascii="Courier New" w:hAnsi="Courier New" w:cs="Courier New"/>
+          <w:sz w:val="20"/>
+          <w:szCs w:val="20"/>
+        </w:rPr>
+        <w:t>_  Alignment</w:t>
+      </w:r>
+      <w:proofErr w:type="gramEnd"/>
+      <w:r>
+        <w:rPr>
+          <w:rFonts w:ascii="Courier New" w:hAnsi="Courier New" w:cs="Courier New"/>
+          <w:sz w:val="20"/>
+          <w:szCs w:val="20"/>
+        </w:rPr>
+        <w:t>: ______</w:t>
       </w:r>
     </w:p>
     <w:p>
@@ -2348,7 +3231,43 @@
           <w:sz w:val="20"/>
           <w:szCs w:val="20"/>
         </w:rPr>
-        <w:t>struct P2 { int i; ch</w:t>
+        <w:t xml:space="preserve">struct P2 </w:t>
+      </w:r>
+      <w:proofErr w:type="gramStart"/>
+      <w:r>
+        <w:rPr>
+          <w:rFonts w:ascii="Courier New" w:hAnsi="Courier New" w:cs="Courier New"/>
+          <w:sz w:val="20"/>
+          <w:szCs w:val="20"/>
+        </w:rPr>
+        <w:t>{ int</w:t>
+      </w:r>
+      <w:proofErr w:type="gramEnd"/>
+      <w:r>
+        <w:rPr>
+          <w:rFonts w:ascii="Courier New" w:hAnsi="Courier New" w:cs="Courier New"/>
+          <w:sz w:val="20"/>
+          <w:szCs w:val="20"/>
+        </w:rPr>
+        <w:t xml:space="preserve"> </w:t>
+      </w:r>
+      <w:proofErr w:type="spellStart"/>
+      <w:r>
+        <w:rPr>
+          <w:rFonts w:ascii="Courier New" w:hAnsi="Courier New" w:cs="Courier New"/>
+          <w:sz w:val="20"/>
+          <w:szCs w:val="20"/>
+        </w:rPr>
+        <w:t>i</w:t>
+      </w:r>
+      <w:proofErr w:type="spellEnd"/>
+      <w:r>
+        <w:rPr>
+          <w:rFonts w:ascii="Courier New" w:hAnsi="Courier New" w:cs="Courier New"/>
+          <w:sz w:val="20"/>
+          <w:szCs w:val="20"/>
+        </w:rPr>
+        <w:t>; ch</w:t>
       </w:r>
       <w:r>
         <w:rPr>
@@ -2364,7 +3283,25 @@
           <w:sz w:val="20"/>
           <w:szCs w:val="20"/>
         </w:rPr>
-        <w:t xml:space="preserve"> j; };</w:t>
+        <w:t xml:space="preserve"> j</w:t>
+      </w:r>
+      <w:proofErr w:type="gramStart"/>
+      <w:r>
+        <w:rPr>
+          <w:rFonts w:ascii="Courier New" w:hAnsi="Courier New" w:cs="Courier New"/>
+          <w:sz w:val="20"/>
+          <w:szCs w:val="20"/>
+        </w:rPr>
+        <w:t>; }</w:t>
+      </w:r>
+      <w:proofErr w:type="gramEnd"/>
+      <w:r>
+        <w:rPr>
+          <w:rFonts w:ascii="Courier New" w:hAnsi="Courier New" w:cs="Courier New"/>
+          <w:sz w:val="20"/>
+          <w:szCs w:val="20"/>
+        </w:rPr>
+        <w:t>;</w:t>
       </w:r>
     </w:p>
     <w:p>
@@ -2398,15 +3335,61 @@
           <w:sz w:val="20"/>
           <w:szCs w:val="20"/>
         </w:rPr>
-        <w:t xml:space="preserve">s:  ____    ____    ____   ____     </w:t>
-      </w:r>
-      <w:r>
-        <w:rPr>
-          <w:rFonts w:ascii="Courier New" w:hAnsi="Courier New" w:cs="Courier New"/>
-          <w:sz w:val="20"/>
-          <w:szCs w:val="20"/>
-        </w:rPr>
-        <w:t>Size:______  Alignment: ______</w:t>
+        <w:t>s</w:t>
+      </w:r>
+      <w:proofErr w:type="gramStart"/>
+      <w:r>
+        <w:rPr>
+          <w:rFonts w:ascii="Courier New" w:hAnsi="Courier New" w:cs="Courier New"/>
+          <w:sz w:val="20"/>
+          <w:szCs w:val="20"/>
+        </w:rPr>
+        <w:t xml:space="preserve">:  ____    </w:t>
+      </w:r>
+      <w:proofErr w:type="gramEnd"/>
+      <w:r>
+        <w:rPr>
+          <w:rFonts w:ascii="Courier New" w:hAnsi="Courier New" w:cs="Courier New"/>
+          <w:sz w:val="20"/>
+          <w:szCs w:val="20"/>
+        </w:rPr>
+        <w:t xml:space="preserve">____    ____   ____     </w:t>
+      </w:r>
+      <w:proofErr w:type="gramStart"/>
+      <w:r>
+        <w:rPr>
+          <w:rFonts w:ascii="Courier New" w:hAnsi="Courier New" w:cs="Courier New"/>
+          <w:sz w:val="20"/>
+          <w:szCs w:val="20"/>
+        </w:rPr>
+        <w:t>Size:_</w:t>
+      </w:r>
+      <w:proofErr w:type="gramEnd"/>
+      <w:r>
+        <w:rPr>
+          <w:rFonts w:ascii="Courier New" w:hAnsi="Courier New" w:cs="Courier New"/>
+          <w:sz w:val="20"/>
+          <w:szCs w:val="20"/>
+        </w:rPr>
+        <w:t>____</w:t>
+      </w:r>
+      <w:proofErr w:type="gramStart"/>
+      <w:r>
+        <w:rPr>
+          <w:rFonts w:ascii="Courier New" w:hAnsi="Courier New" w:cs="Courier New"/>
+          <w:sz w:val="20"/>
+          <w:szCs w:val="20"/>
+        </w:rPr>
+        <w:t>_  Alignment</w:t>
+      </w:r>
+      <w:proofErr w:type="gramEnd"/>
+      <w:r>
+        <w:rPr>
+          <w:rFonts w:ascii="Courier New" w:hAnsi="Courier New" w:cs="Courier New"/>
+          <w:sz w:val="20"/>
+          <w:szCs w:val="20"/>
+        </w:rPr>
+        <w:t>: ______</w:t>
       </w:r>
     </w:p>
     <w:p>
@@ -2442,7 +3425,79 @@
           <w:sz w:val="20"/>
           <w:szCs w:val="20"/>
         </w:rPr>
-        <w:t>struct P3 { short w[3]; char c[3] };</w:t>
+        <w:t xml:space="preserve">struct P3 </w:t>
+      </w:r>
+      <w:proofErr w:type="gramStart"/>
+      <w:r>
+        <w:rPr>
+          <w:rFonts w:ascii="Courier New" w:hAnsi="Courier New" w:cs="Courier New"/>
+          <w:sz w:val="20"/>
+          <w:szCs w:val="20"/>
+        </w:rPr>
+        <w:t>{ short</w:t>
+      </w:r>
+      <w:proofErr w:type="gramEnd"/>
+      <w:r>
+        <w:rPr>
+          <w:rFonts w:ascii="Courier New" w:hAnsi="Courier New" w:cs="Courier New"/>
+          <w:sz w:val="20"/>
+          <w:szCs w:val="20"/>
+        </w:rPr>
+        <w:t xml:space="preserve"> </w:t>
+      </w:r>
+      <w:proofErr w:type="gramStart"/>
+      <w:r>
+        <w:rPr>
+          <w:rFonts w:ascii="Courier New" w:hAnsi="Courier New" w:cs="Courier New"/>
+          <w:sz w:val="20"/>
+          <w:szCs w:val="20"/>
+        </w:rPr>
+        <w:t>w[</w:t>
+      </w:r>
+      <w:proofErr w:type="gramEnd"/>
+      <w:r>
+        <w:rPr>
+          <w:rFonts w:ascii="Courier New" w:hAnsi="Courier New" w:cs="Courier New"/>
+          <w:sz w:val="20"/>
+          <w:szCs w:val="20"/>
+        </w:rPr>
+        <w:t xml:space="preserve">3]; char </w:t>
+      </w:r>
+      <w:proofErr w:type="gramStart"/>
+      <w:r>
+        <w:rPr>
+          <w:rFonts w:ascii="Courier New" w:hAnsi="Courier New" w:cs="Courier New"/>
+          <w:sz w:val="20"/>
+          <w:szCs w:val="20"/>
+        </w:rPr>
+        <w:t>c[</w:t>
+      </w:r>
+      <w:proofErr w:type="gramEnd"/>
+      <w:r>
+        <w:rPr>
+          <w:rFonts w:ascii="Courier New" w:hAnsi="Courier New" w:cs="Courier New"/>
+          <w:sz w:val="20"/>
+          <w:szCs w:val="20"/>
+        </w:rPr>
+        <w:t>3</w:t>
+      </w:r>
+      <w:proofErr w:type="gramStart"/>
+      <w:r>
+        <w:rPr>
+          <w:rFonts w:ascii="Courier New" w:hAnsi="Courier New" w:cs="Courier New"/>
+          <w:sz w:val="20"/>
+          <w:szCs w:val="20"/>
+        </w:rPr>
+        <w:t>] }</w:t>
+      </w:r>
+      <w:proofErr w:type="gramEnd"/>
+      <w:r>
+        <w:rPr>
+          <w:rFonts w:ascii="Courier New" w:hAnsi="Courier New" w:cs="Courier New"/>
+          <w:sz w:val="20"/>
+          <w:szCs w:val="20"/>
+        </w:rPr>
+        <w:t>;</w:t>
       </w:r>
     </w:p>
     <w:p>
@@ -2471,13 +3526,41 @@
         <w:tab/>
         <w:t xml:space="preserve">     </w:t>
       </w:r>
-      <w:r>
-        <w:rPr>
-          <w:rFonts w:ascii="Courier New" w:hAnsi="Courier New" w:cs="Courier New"/>
-          <w:sz w:val="20"/>
-          <w:szCs w:val="20"/>
-        </w:rPr>
-        <w:t>Size:______  Alignment: ______</w:t>
+      <w:proofErr w:type="gramStart"/>
+      <w:r>
+        <w:rPr>
+          <w:rFonts w:ascii="Courier New" w:hAnsi="Courier New" w:cs="Courier New"/>
+          <w:sz w:val="20"/>
+          <w:szCs w:val="20"/>
+        </w:rPr>
+        <w:t>Size:_</w:t>
+      </w:r>
+      <w:proofErr w:type="gramEnd"/>
+      <w:r>
+        <w:rPr>
+          <w:rFonts w:ascii="Courier New" w:hAnsi="Courier New" w:cs="Courier New"/>
+          <w:sz w:val="20"/>
+          <w:szCs w:val="20"/>
+        </w:rPr>
+        <w:t>____</w:t>
+      </w:r>
+      <w:proofErr w:type="gramStart"/>
+      <w:r>
+        <w:rPr>
+          <w:rFonts w:ascii="Courier New" w:hAnsi="Courier New" w:cs="Courier New"/>
+          <w:sz w:val="20"/>
+          <w:szCs w:val="20"/>
+        </w:rPr>
+        <w:t>_  Alignment</w:t>
+      </w:r>
+      <w:proofErr w:type="gramEnd"/>
+      <w:r>
+        <w:rPr>
+          <w:rFonts w:ascii="Courier New" w:hAnsi="Courier New" w:cs="Courier New"/>
+          <w:sz w:val="20"/>
+          <w:szCs w:val="20"/>
+        </w:rPr>
+        <w:t>: ______</w:t>
       </w:r>
     </w:p>
     <w:p>
@@ -2513,7 +3596,16 @@
           <w:sz w:val="20"/>
           <w:szCs w:val="20"/>
         </w:rPr>
-        <w:t>struct P4 {</w:t>
+        <w:t xml:space="preserve">struct P4 </w:t>
+      </w:r>
+      <w:proofErr w:type="gramStart"/>
+      <w:r>
+        <w:rPr>
+          <w:rFonts w:ascii="Courier New" w:hAnsi="Courier New" w:cs="Courier New"/>
+          <w:sz w:val="20"/>
+          <w:szCs w:val="20"/>
+        </w:rPr>
+        <w:t>{</w:t>
       </w:r>
       <w:r>
         <w:rPr>
@@ -2537,15 +3629,78 @@
           <w:sz w:val="20"/>
           <w:szCs w:val="20"/>
         </w:rPr>
-        <w:t>t w[5</w:t>
-      </w:r>
-      <w:r>
-        <w:rPr>
-          <w:rFonts w:ascii="Courier New" w:hAnsi="Courier New" w:cs="Courier New"/>
-          <w:sz w:val="20"/>
-          <w:szCs w:val="20"/>
-        </w:rPr>
-        <w:t>]; char *c[3] };</w:t>
+        <w:t>t</w:t>
+      </w:r>
+      <w:proofErr w:type="gramEnd"/>
+      <w:r>
+        <w:rPr>
+          <w:rFonts w:ascii="Courier New" w:hAnsi="Courier New" w:cs="Courier New"/>
+          <w:sz w:val="20"/>
+          <w:szCs w:val="20"/>
+        </w:rPr>
+        <w:t xml:space="preserve"> </w:t>
+      </w:r>
+      <w:proofErr w:type="gramStart"/>
+      <w:r>
+        <w:rPr>
+          <w:rFonts w:ascii="Courier New" w:hAnsi="Courier New" w:cs="Courier New"/>
+          <w:sz w:val="20"/>
+          <w:szCs w:val="20"/>
+        </w:rPr>
+        <w:t>w[</w:t>
+      </w:r>
+      <w:proofErr w:type="gramEnd"/>
+      <w:r>
+        <w:rPr>
+          <w:rFonts w:ascii="Courier New" w:hAnsi="Courier New" w:cs="Courier New"/>
+          <w:sz w:val="20"/>
+          <w:szCs w:val="20"/>
+        </w:rPr>
+        <w:t>5</w:t>
+      </w:r>
+      <w:r>
+        <w:rPr>
+          <w:rFonts w:ascii="Courier New" w:hAnsi="Courier New" w:cs="Courier New"/>
+          <w:sz w:val="20"/>
+          <w:szCs w:val="20"/>
+        </w:rPr>
+        <w:t>]; char *</w:t>
+      </w:r>
+      <w:proofErr w:type="gramStart"/>
+      <w:r>
+        <w:rPr>
+          <w:rFonts w:ascii="Courier New" w:hAnsi="Courier New" w:cs="Courier New"/>
+          <w:sz w:val="20"/>
+          <w:szCs w:val="20"/>
+        </w:rPr>
+        <w:t>c[</w:t>
+      </w:r>
+      <w:proofErr w:type="gramEnd"/>
+      <w:r>
+        <w:rPr>
+          <w:rFonts w:ascii="Courier New" w:hAnsi="Courier New" w:cs="Courier New"/>
+          <w:sz w:val="20"/>
+          <w:szCs w:val="20"/>
+        </w:rPr>
+        <w:t>3</w:t>
+      </w:r>
+      <w:proofErr w:type="gramStart"/>
+      <w:r>
+        <w:rPr>
+          <w:rFonts w:ascii="Courier New" w:hAnsi="Courier New" w:cs="Courier New"/>
+          <w:sz w:val="20"/>
+          <w:szCs w:val="20"/>
+        </w:rPr>
+        <w:t>] }</w:t>
+      </w:r>
+      <w:proofErr w:type="gramEnd"/>
+      <w:r>
+        <w:rPr>
+          <w:rFonts w:ascii="Courier New" w:hAnsi="Courier New" w:cs="Courier New"/>
+          <w:sz w:val="20"/>
+          <w:szCs w:val="20"/>
+        </w:rPr>
+        <w:t>;</w:t>
       </w:r>
     </w:p>
     <w:p>
@@ -2597,13 +3752,41 @@
         </w:rPr>
         <w:t xml:space="preserve">     </w:t>
       </w:r>
-      <w:r>
-        <w:rPr>
-          <w:rFonts w:ascii="Courier New" w:hAnsi="Courier New" w:cs="Courier New"/>
-          <w:sz w:val="20"/>
-          <w:szCs w:val="20"/>
-        </w:rPr>
-        <w:t>Size:______  Alignment: ______</w:t>
+      <w:proofErr w:type="gramStart"/>
+      <w:r>
+        <w:rPr>
+          <w:rFonts w:ascii="Courier New" w:hAnsi="Courier New" w:cs="Courier New"/>
+          <w:sz w:val="20"/>
+          <w:szCs w:val="20"/>
+        </w:rPr>
+        <w:t>Size:_</w:t>
+      </w:r>
+      <w:proofErr w:type="gramEnd"/>
+      <w:r>
+        <w:rPr>
+          <w:rFonts w:ascii="Courier New" w:hAnsi="Courier New" w:cs="Courier New"/>
+          <w:sz w:val="20"/>
+          <w:szCs w:val="20"/>
+        </w:rPr>
+        <w:t>____</w:t>
+      </w:r>
+      <w:proofErr w:type="gramStart"/>
+      <w:r>
+        <w:rPr>
+          <w:rFonts w:ascii="Courier New" w:hAnsi="Courier New" w:cs="Courier New"/>
+          <w:sz w:val="20"/>
+          <w:szCs w:val="20"/>
+        </w:rPr>
+        <w:t>_  Alignment</w:t>
+      </w:r>
+      <w:proofErr w:type="gramEnd"/>
+      <w:r>
+        <w:rPr>
+          <w:rFonts w:ascii="Courier New" w:hAnsi="Courier New" w:cs="Courier New"/>
+          <w:sz w:val="20"/>
+          <w:szCs w:val="20"/>
+        </w:rPr>
+        <w:t>: ______</w:t>
       </w:r>
     </w:p>
     <w:p>
@@ -2639,23 +3822,77 @@
           <w:sz w:val="20"/>
           <w:szCs w:val="20"/>
         </w:rPr>
-        <w:t xml:space="preserve"> {</w:t>
-      </w:r>
-      <w:r>
-        <w:rPr>
-          <w:rFonts w:ascii="Courier New" w:hAnsi="Courier New" w:cs="Courier New"/>
-          <w:sz w:val="20"/>
-          <w:szCs w:val="20"/>
-        </w:rPr>
-        <w:t xml:space="preserve"> struct P3 a[2]; struct P2 t</w:t>
-      </w:r>
-      <w:r>
-        <w:rPr>
-          <w:rFonts w:ascii="Courier New" w:hAnsi="Courier New" w:cs="Courier New"/>
-          <w:sz w:val="20"/>
-          <w:szCs w:val="20"/>
-        </w:rPr>
-        <w:t xml:space="preserve"> };</w:t>
+        <w:t xml:space="preserve"> </w:t>
+      </w:r>
+      <w:proofErr w:type="gramStart"/>
+      <w:r>
+        <w:rPr>
+          <w:rFonts w:ascii="Courier New" w:hAnsi="Courier New" w:cs="Courier New"/>
+          <w:sz w:val="20"/>
+          <w:szCs w:val="20"/>
+        </w:rPr>
+        <w:t>{</w:t>
+      </w:r>
+      <w:r>
+        <w:rPr>
+          <w:rFonts w:ascii="Courier New" w:hAnsi="Courier New" w:cs="Courier New"/>
+          <w:sz w:val="20"/>
+          <w:szCs w:val="20"/>
+        </w:rPr>
+        <w:t xml:space="preserve"> struct</w:t>
+      </w:r>
+      <w:proofErr w:type="gramEnd"/>
+      <w:r>
+        <w:rPr>
+          <w:rFonts w:ascii="Courier New" w:hAnsi="Courier New" w:cs="Courier New"/>
+          <w:sz w:val="20"/>
+          <w:szCs w:val="20"/>
+        </w:rPr>
+        <w:t xml:space="preserve"> P3 </w:t>
+      </w:r>
+      <w:proofErr w:type="gramStart"/>
+      <w:r>
+        <w:rPr>
+          <w:rFonts w:ascii="Courier New" w:hAnsi="Courier New" w:cs="Courier New"/>
+          <w:sz w:val="20"/>
+          <w:szCs w:val="20"/>
+        </w:rPr>
+        <w:t>a[</w:t>
+      </w:r>
+      <w:proofErr w:type="gramEnd"/>
+      <w:r>
+        <w:rPr>
+          <w:rFonts w:ascii="Courier New" w:hAnsi="Courier New" w:cs="Courier New"/>
+          <w:sz w:val="20"/>
+          <w:szCs w:val="20"/>
+        </w:rPr>
+        <w:t xml:space="preserve">2]; struct P2 </w:t>
+      </w:r>
+      <w:proofErr w:type="gramStart"/>
+      <w:r>
+        <w:rPr>
+          <w:rFonts w:ascii="Courier New" w:hAnsi="Courier New" w:cs="Courier New"/>
+          <w:sz w:val="20"/>
+          <w:szCs w:val="20"/>
+        </w:rPr>
+        <w:t>t</w:t>
+      </w:r>
+      <w:r>
+        <w:rPr>
+          <w:rFonts w:ascii="Courier New" w:hAnsi="Courier New" w:cs="Courier New"/>
+          <w:sz w:val="20"/>
+          <w:szCs w:val="20"/>
+        </w:rPr>
+        <w:t xml:space="preserve"> }</w:t>
+      </w:r>
+      <w:proofErr w:type="gramEnd"/>
+      <w:r>
+        <w:rPr>
+          <w:rFonts w:ascii="Courier New" w:hAnsi="Courier New" w:cs="Courier New"/>
+          <w:sz w:val="20"/>
+          <w:szCs w:val="20"/>
+        </w:rPr>
+        <w:t>;</w:t>
       </w:r>
     </w:p>
     <w:p>
@@ -2707,29 +3944,54 @@
         </w:rPr>
         <w:t xml:space="preserve">   ____           ____     </w:t>
       </w:r>
-      <w:r>
-        <w:rPr>
-          <w:rFonts w:ascii="Courier New" w:hAnsi="Courier New" w:cs="Courier New"/>
-          <w:sz w:val="20"/>
-          <w:szCs w:val="20"/>
-        </w:rPr>
-        <w:t>Size:______  Alignment: ______</w:t>
-      </w:r>
-    </w:p>
-    <w:p>
-      <w:pPr>
-        <w:ind w:left="720"/>
-        <w:rPr>
-          <w:rFonts w:ascii="Courier New" w:hAnsi="Courier New" w:cs="Courier New"/>
-          <w:sz w:val="20"/>
-          <w:szCs w:val="20"/>
-        </w:rPr>
-      </w:pPr>
-    </w:p>
-    <w:p>
-      <w:bookmarkStart w:id="0" w:name="_GoBack"/>
-      <w:bookmarkEnd w:id="0"/>
-    </w:p>
+      <w:proofErr w:type="gramStart"/>
+      <w:r>
+        <w:rPr>
+          <w:rFonts w:ascii="Courier New" w:hAnsi="Courier New" w:cs="Courier New"/>
+          <w:sz w:val="20"/>
+          <w:szCs w:val="20"/>
+        </w:rPr>
+        <w:t>Size:_</w:t>
+      </w:r>
+      <w:proofErr w:type="gramEnd"/>
+      <w:r>
+        <w:rPr>
+          <w:rFonts w:ascii="Courier New" w:hAnsi="Courier New" w:cs="Courier New"/>
+          <w:sz w:val="20"/>
+          <w:szCs w:val="20"/>
+        </w:rPr>
+        <w:t>____</w:t>
+      </w:r>
+      <w:proofErr w:type="gramStart"/>
+      <w:r>
+        <w:rPr>
+          <w:rFonts w:ascii="Courier New" w:hAnsi="Courier New" w:cs="Courier New"/>
+          <w:sz w:val="20"/>
+          <w:szCs w:val="20"/>
+        </w:rPr>
+        <w:t>_  Alignment</w:t>
+      </w:r>
+      <w:proofErr w:type="gramEnd"/>
+      <w:r>
+        <w:rPr>
+          <w:rFonts w:ascii="Courier New" w:hAnsi="Courier New" w:cs="Courier New"/>
+          <w:sz w:val="20"/>
+          <w:szCs w:val="20"/>
+        </w:rPr>
+        <w:t>: ______</w:t>
+      </w:r>
+    </w:p>
+    <w:p>
+      <w:pPr>
+        <w:ind w:left="720"/>
+        <w:rPr>
+          <w:rFonts w:ascii="Courier New" w:hAnsi="Courier New" w:cs="Courier New"/>
+          <w:sz w:val="20"/>
+          <w:szCs w:val="20"/>
+        </w:rPr>
+      </w:pPr>
+    </w:p>
+    <w:p/>
     <w:p/>
     <w:p/>
     <w:p>
@@ -2776,7 +4038,6 @@
         <w:tc>
           <w:tcPr>
             <w:tcW w:w="3075" w:type="dxa"/>
-            <w:shd w:val="clear" w:color="auto" w:fill="auto"/>
             <w:noWrap/>
             <w:vAlign w:val="bottom"/>
             <w:hideMark/>
@@ -2796,8 +4057,27 @@
                 <w:color w:val="000000"/>
                 <w:sz w:val="22"/>
                 <w:szCs w:val="22"/>
-              </w:rPr>
-              <w:t>___Moore's Law</w:t>
+                <w:highlight w:val="yellow"/>
+              </w:rPr>
+              <w:t>D</w:t>
+            </w:r>
+            <w:r>
+              <w:rPr>
+                <w:rFonts w:ascii="Calibri" w:hAnsi="Calibri"/>
+                <w:color w:val="000000"/>
+                <w:sz w:val="22"/>
+                <w:szCs w:val="22"/>
+              </w:rPr>
+              <w:t xml:space="preserve"> </w:t>
+            </w:r>
+            <w:r>
+              <w:rPr>
+                <w:rFonts w:ascii="Calibri" w:hAnsi="Calibri"/>
+                <w:color w:val="000000"/>
+                <w:sz w:val="22"/>
+                <w:szCs w:val="22"/>
+              </w:rPr>
+              <w:t>Moore's Law</w:t>
             </w:r>
           </w:p>
           <w:p>
@@ -2835,8 +4115,27 @@
                 <w:color w:val="000000"/>
                 <w:sz w:val="22"/>
                 <w:szCs w:val="22"/>
-              </w:rPr>
-              <w:t>___Instruction Set Architecture</w:t>
+                <w:highlight w:val="yellow"/>
+              </w:rPr>
+              <w:t>B</w:t>
+            </w:r>
+            <w:r>
+              <w:rPr>
+                <w:rFonts w:ascii="Calibri" w:hAnsi="Calibri"/>
+                <w:color w:val="000000"/>
+                <w:sz w:val="22"/>
+                <w:szCs w:val="22"/>
+              </w:rPr>
+              <w:t xml:space="preserve"> </w:t>
+            </w:r>
+            <w:r>
+              <w:rPr>
+                <w:rFonts w:ascii="Calibri" w:hAnsi="Calibri"/>
+                <w:color w:val="000000"/>
+                <w:sz w:val="22"/>
+                <w:szCs w:val="22"/>
+              </w:rPr>
+              <w:t>Instruction Set Architecture</w:t>
             </w:r>
           </w:p>
           <w:p>
@@ -2874,8 +4173,27 @@
                 <w:color w:val="000000"/>
                 <w:sz w:val="22"/>
                 <w:szCs w:val="22"/>
-              </w:rPr>
-              <w:t>___PC- Relative</w:t>
+                <w:highlight w:val="yellow"/>
+              </w:rPr>
+              <w:t>A</w:t>
+            </w:r>
+            <w:r>
+              <w:rPr>
+                <w:rFonts w:ascii="Calibri" w:hAnsi="Calibri"/>
+                <w:color w:val="000000"/>
+                <w:sz w:val="22"/>
+                <w:szCs w:val="22"/>
+              </w:rPr>
+              <w:t xml:space="preserve"> </w:t>
+            </w:r>
+            <w:r>
+              <w:rPr>
+                <w:rFonts w:ascii="Calibri" w:hAnsi="Calibri"/>
+                <w:color w:val="000000"/>
+                <w:sz w:val="22"/>
+                <w:szCs w:val="22"/>
+              </w:rPr>
+              <w:t>PC- Relative</w:t>
             </w:r>
           </w:p>
           <w:p>
@@ -2913,8 +4231,27 @@
                 <w:color w:val="000000"/>
                 <w:sz w:val="22"/>
                 <w:szCs w:val="22"/>
-              </w:rPr>
-              <w:t>___Stack Frame</w:t>
+                <w:highlight w:val="yellow"/>
+              </w:rPr>
+              <w:t>E</w:t>
+            </w:r>
+            <w:r>
+              <w:rPr>
+                <w:rFonts w:ascii="Calibri" w:hAnsi="Calibri"/>
+                <w:color w:val="000000"/>
+                <w:sz w:val="22"/>
+                <w:szCs w:val="22"/>
+              </w:rPr>
+              <w:t xml:space="preserve"> </w:t>
+            </w:r>
+            <w:r>
+              <w:rPr>
+                <w:rFonts w:ascii="Calibri" w:hAnsi="Calibri"/>
+                <w:color w:val="000000"/>
+                <w:sz w:val="22"/>
+                <w:szCs w:val="22"/>
+              </w:rPr>
+              <w:t>Stack Frame</w:t>
             </w:r>
           </w:p>
           <w:p>
@@ -2952,8 +4289,27 @@
                 <w:color w:val="000000"/>
                 <w:sz w:val="22"/>
                 <w:szCs w:val="22"/>
-              </w:rPr>
-              <w:t>___Caller Save</w:t>
+                <w:highlight w:val="yellow"/>
+              </w:rPr>
+              <w:t>H</w:t>
+            </w:r>
+            <w:r>
+              <w:rPr>
+                <w:rFonts w:ascii="Calibri" w:hAnsi="Calibri"/>
+                <w:color w:val="000000"/>
+                <w:sz w:val="22"/>
+                <w:szCs w:val="22"/>
+              </w:rPr>
+              <w:t xml:space="preserve"> </w:t>
+            </w:r>
+            <w:r>
+              <w:rPr>
+                <w:rFonts w:ascii="Calibri" w:hAnsi="Calibri"/>
+                <w:color w:val="000000"/>
+                <w:sz w:val="22"/>
+                <w:szCs w:val="22"/>
+              </w:rPr>
+              <w:t>Caller Save</w:t>
             </w:r>
           </w:p>
           <w:p>
@@ -2991,8 +4347,27 @@
                 <w:color w:val="000000"/>
                 <w:sz w:val="22"/>
                 <w:szCs w:val="22"/>
-              </w:rPr>
-              <w:t>___Callee Save</w:t>
+                <w:highlight w:val="yellow"/>
+              </w:rPr>
+              <w:t>G</w:t>
+            </w:r>
+            <w:r>
+              <w:rPr>
+                <w:rFonts w:ascii="Calibri" w:hAnsi="Calibri"/>
+                <w:color w:val="000000"/>
+                <w:sz w:val="22"/>
+                <w:szCs w:val="22"/>
+              </w:rPr>
+              <w:t xml:space="preserve"> </w:t>
+            </w:r>
+            <w:r>
+              <w:rPr>
+                <w:rFonts w:ascii="Calibri" w:hAnsi="Calibri"/>
+                <w:color w:val="000000"/>
+                <w:sz w:val="22"/>
+                <w:szCs w:val="22"/>
+              </w:rPr>
+              <w:t>Callee Save</w:t>
             </w:r>
           </w:p>
           <w:p>
@@ -3030,8 +4405,27 @@
                 <w:color w:val="000000"/>
                 <w:sz w:val="22"/>
                 <w:szCs w:val="22"/>
-              </w:rPr>
-              <w:t>___Row Major Order</w:t>
+                <w:highlight w:val="yellow"/>
+              </w:rPr>
+              <w:t>C</w:t>
+            </w:r>
+            <w:r>
+              <w:rPr>
+                <w:rFonts w:ascii="Calibri" w:hAnsi="Calibri"/>
+                <w:color w:val="000000"/>
+                <w:sz w:val="22"/>
+                <w:szCs w:val="22"/>
+              </w:rPr>
+              <w:t xml:space="preserve"> </w:t>
+            </w:r>
+            <w:r>
+              <w:rPr>
+                <w:rFonts w:ascii="Calibri" w:hAnsi="Calibri"/>
+                <w:color w:val="000000"/>
+                <w:sz w:val="22"/>
+                <w:szCs w:val="22"/>
+              </w:rPr>
+              <w:t>Row Major Order</w:t>
             </w:r>
           </w:p>
           <w:p>
@@ -3069,8 +4463,27 @@
                 <w:color w:val="000000"/>
                 <w:sz w:val="22"/>
                 <w:szCs w:val="22"/>
-              </w:rPr>
-              <w:t>___Stack Randomization</w:t>
+                <w:highlight w:val="yellow"/>
+              </w:rPr>
+              <w:t>F</w:t>
+            </w:r>
+            <w:r>
+              <w:rPr>
+                <w:rFonts w:ascii="Calibri" w:hAnsi="Calibri"/>
+                <w:color w:val="000000"/>
+                <w:sz w:val="22"/>
+                <w:szCs w:val="22"/>
+              </w:rPr>
+              <w:t xml:space="preserve"> </w:t>
+            </w:r>
+            <w:r>
+              <w:rPr>
+                <w:rFonts w:ascii="Calibri" w:hAnsi="Calibri"/>
+                <w:color w:val="000000"/>
+                <w:sz w:val="22"/>
+                <w:szCs w:val="22"/>
+              </w:rPr>
+              <w:t>Stack Randomization</w:t>
             </w:r>
           </w:p>
           <w:p>
@@ -3107,7 +4520,6 @@
         <w:tc>
           <w:tcPr>
             <w:tcW w:w="6445" w:type="dxa"/>
-            <w:shd w:val="clear" w:color="auto" w:fill="auto"/>
             <w:vAlign w:val="bottom"/>
             <w:hideMark/>
           </w:tcPr>
@@ -3119,6 +4531,7 @@
               </w:numPr>
               <w:rPr>
                 <w:rFonts w:ascii="Calibri" w:hAnsi="Calibri"/>
+                <w:strike/>
                 <w:color w:val="000000"/>
                 <w:sz w:val="22"/>
                 <w:szCs w:val="22"/>
@@ -3127,6 +4540,7 @@
             <w:r>
               <w:rPr>
                 <w:rFonts w:ascii="Calibri" w:hAnsi="Calibri"/>
+                <w:strike/>
                 <w:color w:val="000000"/>
                 <w:sz w:val="22"/>
                 <w:szCs w:val="22"/>
@@ -3136,6 +4550,7 @@
             <w:r>
               <w:rPr>
                 <w:rFonts w:ascii="Calibri" w:hAnsi="Calibri"/>
+                <w:strike/>
                 <w:color w:val="000000"/>
                 <w:sz w:val="22"/>
                 <w:szCs w:val="22"/>
@@ -3145,6 +4560,7 @@
             <w:r>
               <w:rPr>
                 <w:rFonts w:ascii="Calibri" w:hAnsi="Calibri"/>
+                <w:strike/>
                 <w:color w:val="000000"/>
                 <w:sz w:val="22"/>
                 <w:szCs w:val="22"/>
@@ -3156,6 +4572,7 @@
             <w:pPr>
               <w:rPr>
                 <w:rFonts w:ascii="Calibri" w:hAnsi="Calibri"/>
+                <w:strike/>
                 <w:color w:val="000000"/>
                 <w:sz w:val="22"/>
                 <w:szCs w:val="22"/>
@@ -3170,6 +4587,7 @@
               </w:numPr>
               <w:rPr>
                 <w:rFonts w:ascii="Calibri" w:hAnsi="Calibri"/>
+                <w:strike/>
                 <w:color w:val="000000"/>
                 <w:sz w:val="22"/>
                 <w:szCs w:val="22"/>
@@ -3178,6 +4596,7 @@
             <w:r>
               <w:rPr>
                 <w:rFonts w:ascii="Calibri" w:hAnsi="Calibri"/>
+                <w:strike/>
                 <w:color w:val="000000"/>
                 <w:sz w:val="22"/>
                 <w:szCs w:val="22"/>
@@ -3203,6 +4622,7 @@
               </w:numPr>
               <w:rPr>
                 <w:rFonts w:ascii="Calibri" w:hAnsi="Calibri"/>
+                <w:strike/>
                 <w:color w:val="000000"/>
                 <w:sz w:val="22"/>
                 <w:szCs w:val="22"/>
@@ -3211,11 +4631,34 @@
             <w:r>
               <w:rPr>
                 <w:rFonts w:ascii="Calibri" w:hAnsi="Calibri"/>
-                <w:color w:val="000000"/>
-                <w:sz w:val="22"/>
-                <w:szCs w:val="22"/>
-              </w:rPr>
-              <w:t>In memory, multi-dimensional arrays are stored a row at a time as opposed to a column at a time. (The rightmost index changes most rapidly)</w:t>
+                <w:strike/>
+                <w:color w:val="000000"/>
+                <w:sz w:val="22"/>
+                <w:szCs w:val="22"/>
+              </w:rPr>
+              <w:t xml:space="preserve">In memory, multi-dimensional arrays are </w:t>
+            </w:r>
+            <w:proofErr w:type="gramStart"/>
+            <w:r>
+              <w:rPr>
+                <w:rFonts w:ascii="Calibri" w:hAnsi="Calibri"/>
+                <w:strike/>
+                <w:color w:val="000000"/>
+                <w:sz w:val="22"/>
+                <w:szCs w:val="22"/>
+              </w:rPr>
+              <w:t>stored</w:t>
+            </w:r>
+            <w:proofErr w:type="gramEnd"/>
+            <w:r>
+              <w:rPr>
+                <w:rFonts w:ascii="Calibri" w:hAnsi="Calibri"/>
+                <w:strike/>
+                <w:color w:val="000000"/>
+                <w:sz w:val="22"/>
+                <w:szCs w:val="22"/>
+              </w:rPr>
+              <w:t xml:space="preserve"> a row at a time as opposed to a column at a time. (The rightmost index changes most rapidly)</w:t>
             </w:r>
           </w:p>
           <w:p>
@@ -3236,6 +4679,7 @@
               </w:numPr>
               <w:rPr>
                 <w:rFonts w:ascii="Calibri" w:hAnsi="Calibri"/>
+                <w:strike/>
                 <w:color w:val="000000"/>
                 <w:sz w:val="22"/>
                 <w:szCs w:val="22"/>
@@ -3244,6 +4688,7 @@
             <w:r>
               <w:rPr>
                 <w:rFonts w:ascii="Calibri" w:hAnsi="Calibri"/>
+                <w:strike/>
                 <w:color w:val="000000"/>
                 <w:sz w:val="22"/>
                 <w:szCs w:val="22"/>
@@ -3269,6 +4714,7 @@
               </w:numPr>
               <w:rPr>
                 <w:rFonts w:ascii="Calibri" w:hAnsi="Calibri"/>
+                <w:strike/>
                 <w:color w:val="000000"/>
                 <w:sz w:val="22"/>
                 <w:szCs w:val="22"/>
@@ -3277,11 +4723,34 @@
             <w:r>
               <w:rPr>
                 <w:rFonts w:ascii="Calibri" w:hAnsi="Calibri"/>
-                <w:color w:val="000000"/>
-                <w:sz w:val="22"/>
-                <w:szCs w:val="22"/>
-              </w:rPr>
-              <w:t>The portion of the stack allocated for a single procedure.</w:t>
+                <w:strike/>
+                <w:color w:val="000000"/>
+                <w:sz w:val="22"/>
+                <w:szCs w:val="22"/>
+              </w:rPr>
+              <w:t xml:space="preserve">The portion of the stack </w:t>
+            </w:r>
+            <w:proofErr w:type="gramStart"/>
+            <w:r>
+              <w:rPr>
+                <w:rFonts w:ascii="Calibri" w:hAnsi="Calibri"/>
+                <w:strike/>
+                <w:color w:val="000000"/>
+                <w:sz w:val="22"/>
+                <w:szCs w:val="22"/>
+              </w:rPr>
+              <w:t>allocated</w:t>
+            </w:r>
+            <w:proofErr w:type="gramEnd"/>
+            <w:r>
+              <w:rPr>
+                <w:rFonts w:ascii="Calibri" w:hAnsi="Calibri"/>
+                <w:strike/>
+                <w:color w:val="000000"/>
+                <w:sz w:val="22"/>
+                <w:szCs w:val="22"/>
+              </w:rPr>
+              <w:t xml:space="preserve"> for a single procedure.</w:t>
             </w:r>
           </w:p>
           <w:p>
@@ -3302,6 +4771,7 @@
               </w:numPr>
               <w:rPr>
                 <w:rFonts w:ascii="Calibri" w:hAnsi="Calibri"/>
+                <w:strike/>
                 <w:color w:val="000000"/>
                 <w:sz w:val="22"/>
                 <w:szCs w:val="22"/>
@@ -3310,6 +4780,7 @@
             <w:r>
               <w:rPr>
                 <w:rFonts w:ascii="Calibri" w:hAnsi="Calibri"/>
+                <w:strike/>
                 <w:color w:val="000000"/>
                 <w:sz w:val="22"/>
                 <w:szCs w:val="22"/>
@@ -3343,11 +4814,43 @@
             <w:r>
               <w:rPr>
                 <w:rFonts w:ascii="Calibri" w:hAnsi="Calibri"/>
-                <w:color w:val="000000"/>
-                <w:sz w:val="22"/>
-                <w:szCs w:val="22"/>
-              </w:rPr>
-              <w:t>When a function is called these registers can be overwritten without destroying data required by the function that is was called from.</w:t>
+                <w:strike/>
+                <w:color w:val="000000"/>
+                <w:sz w:val="22"/>
+                <w:szCs w:val="22"/>
+              </w:rPr>
+              <w:t xml:space="preserve">When a function is called these registers can be overwritten without destroying data required by the function that </w:t>
+            </w:r>
+            <w:proofErr w:type="gramStart"/>
+            <w:r>
+              <w:rPr>
+                <w:rFonts w:ascii="Calibri" w:hAnsi="Calibri"/>
+                <w:strike/>
+                <w:color w:val="000000"/>
+                <w:sz w:val="22"/>
+                <w:szCs w:val="22"/>
+              </w:rPr>
+              <w:t>is</w:t>
+            </w:r>
+            <w:proofErr w:type="gramEnd"/>
+            <w:r>
+              <w:rPr>
+                <w:rFonts w:ascii="Calibri" w:hAnsi="Calibri"/>
+                <w:strike/>
+                <w:color w:val="000000"/>
+                <w:sz w:val="22"/>
+                <w:szCs w:val="22"/>
+              </w:rPr>
+              <w:t xml:space="preserve"> was called from</w:t>
+            </w:r>
+            <w:r>
+              <w:rPr>
+                <w:rFonts w:ascii="Calibri" w:hAnsi="Calibri"/>
+                <w:color w:val="000000"/>
+                <w:sz w:val="22"/>
+                <w:szCs w:val="22"/>
+              </w:rPr>
+              <w:t>.</w:t>
             </w:r>
           </w:p>
           <w:p>
@@ -3368,6 +4871,7 @@
               </w:numPr>
               <w:rPr>
                 <w:rFonts w:ascii="Calibri" w:hAnsi="Calibri"/>
+                <w:strike/>
                 <w:color w:val="000000"/>
                 <w:sz w:val="22"/>
                 <w:szCs w:val="22"/>
@@ -3376,11 +4880,34 @@
             <w:r>
               <w:rPr>
                 <w:rFonts w:ascii="Calibri" w:hAnsi="Calibri"/>
-                <w:color w:val="000000"/>
-                <w:sz w:val="22"/>
-                <w:szCs w:val="22"/>
-              </w:rPr>
-              <w:t>When a function is called these registers must be saved onto the stack before they may be overwritten, and must be restored before the function returns.</w:t>
+                <w:strike/>
+                <w:color w:val="000000"/>
+                <w:sz w:val="22"/>
+                <w:szCs w:val="22"/>
+              </w:rPr>
+              <w:t xml:space="preserve">When a function is called these registers must be saved onto the stack before they may be </w:t>
+            </w:r>
+            <w:proofErr w:type="gramStart"/>
+            <w:r>
+              <w:rPr>
+                <w:rFonts w:ascii="Calibri" w:hAnsi="Calibri"/>
+                <w:strike/>
+                <w:color w:val="000000"/>
+                <w:sz w:val="22"/>
+                <w:szCs w:val="22"/>
+              </w:rPr>
+              <w:t>overwritten, and</w:t>
+            </w:r>
+            <w:proofErr w:type="gramEnd"/>
+            <w:r>
+              <w:rPr>
+                <w:rFonts w:ascii="Calibri" w:hAnsi="Calibri"/>
+                <w:strike/>
+                <w:color w:val="000000"/>
+                <w:sz w:val="22"/>
+                <w:szCs w:val="22"/>
+              </w:rPr>
+              <w:t xml:space="preserve"> must be restored before the function returns.</w:t>
             </w:r>
           </w:p>
         </w:tc>
@@ -3400,7 +4927,7 @@
 </file>
 
 <file path=word/endnotes.xml><?xml version="1.0" encoding="utf-8"?>
-<w:endnotes xmlns:wpc="http://schemas.microsoft.com/office/word/2010/wordprocessingCanvas" xmlns:cx="http://schemas.microsoft.com/office/drawing/2014/chartex" xmlns:cx1="http://schemas.microsoft.com/office/drawing/2015/9/8/chartex" xmlns:mc="http://schemas.openxmlformats.org/markup-compatibility/2006" xmlns:o="urn:schemas-microsoft-com:office:office" xmlns:r="http://schemas.openxmlformats.org/officeDocument/2006/relationships" xmlns:m="http://schemas.openxmlformats.org/officeDocument/2006/math" xmlns:v="urn:schemas-microsoft-com:vml" xmlns:wp14="http://schemas.microsoft.com/office/word/2010/wordprocessingDrawing" xmlns:wp="http://schemas.openxmlformats.org/drawingml/2006/wordprocessingDrawing" xmlns:w10="urn:schemas-microsoft-com:office:word" xmlns:w="http://schemas.openxmlformats.org/wordprocessingml/2006/main" xmlns:w14="http://schemas.microsoft.com/office/word/2010/wordml" xmlns:w15="http://schemas.microsoft.com/office/word/2012/wordml" xmlns:w16se="http://schemas.microsoft.com/office/word/2015/wordml/symex" xmlns:wpg="http://schemas.microsoft.com/office/word/2010/wordprocessingGroup" xmlns:wpi="http://schemas.microsoft.com/office/word/2010/wordprocessingInk" xmlns:wne="http://schemas.microsoft.com/office/word/2006/wordml" xmlns:wps="http://schemas.microsoft.com/office/word/2010/wordprocessingShape" mc:Ignorable="w14 w15 w16se wp14">
+<w:endnotes xmlns:wpc="http://schemas.microsoft.com/office/word/2010/wordprocessingCanvas" xmlns:cx="http://schemas.microsoft.com/office/drawing/2014/chartex" xmlns:cx1="http://schemas.microsoft.com/office/drawing/2015/9/8/chartex" xmlns:cx2="http://schemas.microsoft.com/office/drawing/2015/10/21/chartex" xmlns:cx3="http://schemas.microsoft.com/office/drawing/2016/5/9/chartex" xmlns:cx4="http://schemas.microsoft.com/office/drawing/2016/5/10/chartex" xmlns:cx5="http://schemas.microsoft.com/office/drawing/2016/5/11/chartex" xmlns:cx6="http://schemas.microsoft.com/office/drawing/2016/5/12/chartex" xmlns:cx7="http://schemas.microsoft.com/office/drawing/2016/5/13/chartex" xmlns:cx8="http://schemas.microsoft.com/office/drawing/2016/5/14/chartex" xmlns:mc="http://schemas.openxmlformats.org/markup-compatibility/2006" xmlns:aink="http://schemas.microsoft.com/office/drawing/2016/ink" xmlns:am3d="http://schemas.microsoft.com/office/drawing/2017/model3d" xmlns:o="urn:schemas-microsoft-com:office:office" xmlns:oel="http://schemas.microsoft.com/office/2019/extlst" xmlns:r="http://schemas.openxmlformats.org/officeDocument/2006/relationships" xmlns:m="http://schemas.openxmlformats.org/officeDocument/2006/math" xmlns:v="urn:schemas-microsoft-com:vml" xmlns:wp14="http://schemas.microsoft.com/office/word/2010/wordprocessingDrawing" xmlns:wp="http://schemas.openxmlformats.org/drawingml/2006/wordprocessingDrawing" xmlns:w10="urn:schemas-microsoft-com:office:word" xmlns:w="http://schemas.openxmlformats.org/wordprocessingml/2006/main" xmlns:w14="http://schemas.microsoft.com/office/word/2010/wordml" xmlns:w15="http://schemas.microsoft.com/office/word/2012/wordml" xmlns:w16cex="http://schemas.microsoft.com/office/word/2018/wordml/cex" xmlns:w16cid="http://schemas.microsoft.com/office/word/2016/wordml/cid" xmlns:w16="http://schemas.microsoft.com/office/word/2018/wordml" xmlns:w16du="http://schemas.microsoft.com/office/word/2023/wordml/word16du" xmlns:w16sdtdh="http://schemas.microsoft.com/office/word/2020/wordml/sdtdatahash" xmlns:w16sdtfl="http://schemas.microsoft.com/office/word/2024/wordml/sdtformatlock" xmlns:w16se="http://schemas.microsoft.com/office/word/2015/wordml/symex" xmlns:wpg="http://schemas.microsoft.com/office/word/2010/wordprocessingGroup" xmlns:wpi="http://schemas.microsoft.com/office/word/2010/wordprocessingInk" xmlns:wne="http://schemas.microsoft.com/office/word/2006/wordml" xmlns:wps="http://schemas.microsoft.com/office/word/2010/wordprocessingShape" mc:Ignorable="w14 w15 w16se w16cid w16 w16cex w16sdtdh w16sdtfl w16du wp14">
   <w:endnote w:type="separator" w:id="-1">
     <w:p>
       <w:r>
@@ -3419,7 +4946,7 @@
 </file>
 
 <file path=word/footnotes.xml><?xml version="1.0" encoding="utf-8"?>
-<w:footnotes xmlns:wpc="http://schemas.microsoft.com/office/word/2010/wordprocessingCanvas" xmlns:cx="http://schemas.microsoft.com/office/drawing/2014/chartex" xmlns:cx1="http://schemas.microsoft.com/office/drawing/2015/9/8/chartex" xmlns:mc="http://schemas.openxmlformats.org/markup-compatibility/2006" xmlns:o="urn:schemas-microsoft-com:office:office" xmlns:r="http://schemas.openxmlformats.org/officeDocument/2006/relationships" xmlns:m="http://schemas.openxmlformats.org/officeDocument/2006/math" xmlns:v="urn:schemas-microsoft-com:vml" xmlns:wp14="http://schemas.microsoft.com/office/word/2010/wordprocessingDrawing" xmlns:wp="http://schemas.openxmlformats.org/drawingml/2006/wordprocessingDrawing" xmlns:w10="urn:schemas-microsoft-com:office:word" xmlns:w="http://schemas.openxmlformats.org/wordprocessingml/2006/main" xmlns:w14="http://schemas.microsoft.com/office/word/2010/wordml" xmlns:w15="http://schemas.microsoft.com/office/word/2012/wordml" xmlns:w16se="http://schemas.microsoft.com/office/word/2015/wordml/symex" xmlns:wpg="http://schemas.microsoft.com/office/word/2010/wordprocessingGroup" xmlns:wpi="http://schemas.microsoft.com/office/word/2010/wordprocessingInk" xmlns:wne="http://schemas.microsoft.com/office/word/2006/wordml" xmlns:wps="http://schemas.microsoft.com/office/word/2010/wordprocessingShape" mc:Ignorable="w14 w15 w16se wp14">
+<w:footnotes xmlns:wpc="http://schemas.microsoft.com/office/word/2010/wordprocessingCanvas" xmlns:cx="http://schemas.microsoft.com/office/drawing/2014/chartex" xmlns:cx1="http://schemas.microsoft.com/office/drawing/2015/9/8/chartex" xmlns:cx2="http://schemas.microsoft.com/office/drawing/2015/10/21/chartex" xmlns:cx3="http://schemas.microsoft.com/office/drawing/2016/5/9/chartex" xmlns:cx4="http://schemas.microsoft.com/office/drawing/2016/5/10/chartex" xmlns:cx5="http://schemas.microsoft.com/office/drawing/2016/5/11/chartex" xmlns:cx6="http://schemas.microsoft.com/office/drawing/2016/5/12/chartex" xmlns:cx7="http://schemas.microsoft.com/office/drawing/2016/5/13/chartex" xmlns:cx8="http://schemas.microsoft.com/office/drawing/2016/5/14/chartex" xmlns:mc="http://schemas.openxmlformats.org/markup-compatibility/2006" xmlns:aink="http://schemas.microsoft.com/office/drawing/2016/ink" xmlns:am3d="http://schemas.microsoft.com/office/drawing/2017/model3d" xmlns:o="urn:schemas-microsoft-com:office:office" xmlns:oel="http://schemas.microsoft.com/office/2019/extlst" xmlns:r="http://schemas.openxmlformats.org/officeDocument/2006/relationships" xmlns:m="http://schemas.openxmlformats.org/officeDocument/2006/math" xmlns:v="urn:schemas-microsoft-com:vml" xmlns:wp14="http://schemas.microsoft.com/office/word/2010/wordprocessingDrawing" xmlns:wp="http://schemas.openxmlformats.org/drawingml/2006/wordprocessingDrawing" xmlns:w10="urn:schemas-microsoft-com:office:word" xmlns:w="http://schemas.openxmlformats.org/wordprocessingml/2006/main" xmlns:w14="http://schemas.microsoft.com/office/word/2010/wordml" xmlns:w15="http://schemas.microsoft.com/office/word/2012/wordml" xmlns:w16cex="http://schemas.microsoft.com/office/word/2018/wordml/cex" xmlns:w16cid="http://schemas.microsoft.com/office/word/2016/wordml/cid" xmlns:w16="http://schemas.microsoft.com/office/word/2018/wordml" xmlns:w16du="http://schemas.microsoft.com/office/word/2023/wordml/word16du" xmlns:w16sdtdh="http://schemas.microsoft.com/office/word/2020/wordml/sdtdatahash" xmlns:w16sdtfl="http://schemas.microsoft.com/office/word/2024/wordml/sdtformatlock" xmlns:w16se="http://schemas.microsoft.com/office/word/2015/wordml/symex" xmlns:wpg="http://schemas.microsoft.com/office/word/2010/wordprocessingGroup" xmlns:wpi="http://schemas.microsoft.com/office/word/2010/wordprocessingInk" xmlns:wne="http://schemas.microsoft.com/office/word/2006/wordml" xmlns:wps="http://schemas.microsoft.com/office/word/2010/wordprocessingShape" mc:Ignorable="w14 w15 w16se w16cid w16 w16cex w16sdtdh w16sdtfl w16du wp14">
   <w:footnote w:type="separator" w:id="-1">
     <w:p>
       <w:r>
@@ -3438,7 +4965,7 @@
 </file>
 
 <file path=word/header1.xml><?xml version="1.0" encoding="utf-8"?>
-<w:hdr xmlns:wpc="http://schemas.microsoft.com/office/word/2010/wordprocessingCanvas" xmlns:cx="http://schemas.microsoft.com/office/drawing/2014/chartex" xmlns:cx1="http://schemas.microsoft.com/office/drawing/2015/9/8/chartex" xmlns:mc="http://schemas.openxmlformats.org/markup-compatibility/2006" xmlns:o="urn:schemas-microsoft-com:office:office" xmlns:r="http://schemas.openxmlformats.org/officeDocument/2006/relationships" xmlns:m="http://schemas.openxmlformats.org/officeDocument/2006/math" xmlns:v="urn:schemas-microsoft-com:vml" xmlns:wp14="http://schemas.microsoft.com/office/word/2010/wordprocessingDrawing" xmlns:wp="http://schemas.openxmlformats.org/drawingml/2006/wordprocessingDrawing" xmlns:w10="urn:schemas-microsoft-com:office:word" xmlns:w="http://schemas.openxmlformats.org/wordprocessingml/2006/main" xmlns:w14="http://schemas.microsoft.com/office/word/2010/wordml" xmlns:w15="http://schemas.microsoft.com/office/word/2012/wordml" xmlns:w16se="http://schemas.microsoft.com/office/word/2015/wordml/symex" xmlns:wpg="http://schemas.microsoft.com/office/word/2010/wordprocessingGroup" xmlns:wpi="http://schemas.microsoft.com/office/word/2010/wordprocessingInk" xmlns:wne="http://schemas.microsoft.com/office/word/2006/wordml" xmlns:wps="http://schemas.microsoft.com/office/word/2010/wordprocessingShape" mc:Ignorable="w14 w15 w16se wp14">
+<w:hdr xmlns:wpc="http://schemas.microsoft.com/office/word/2010/wordprocessingCanvas" xmlns:cx="http://schemas.microsoft.com/office/drawing/2014/chartex" xmlns:cx1="http://schemas.microsoft.com/office/drawing/2015/9/8/chartex" xmlns:cx2="http://schemas.microsoft.com/office/drawing/2015/10/21/chartex" xmlns:cx3="http://schemas.microsoft.com/office/drawing/2016/5/9/chartex" xmlns:cx4="http://schemas.microsoft.com/office/drawing/2016/5/10/chartex" xmlns:cx5="http://schemas.microsoft.com/office/drawing/2016/5/11/chartex" xmlns:cx6="http://schemas.microsoft.com/office/drawing/2016/5/12/chartex" xmlns:cx7="http://schemas.microsoft.com/office/drawing/2016/5/13/chartex" xmlns:cx8="http://schemas.microsoft.com/office/drawing/2016/5/14/chartex" xmlns:mc="http://schemas.openxmlformats.org/markup-compatibility/2006" xmlns:aink="http://schemas.microsoft.com/office/drawing/2016/ink" xmlns:am3d="http://schemas.microsoft.com/office/drawing/2017/model3d" xmlns:o="urn:schemas-microsoft-com:office:office" xmlns:oel="http://schemas.microsoft.com/office/2019/extlst" xmlns:r="http://schemas.openxmlformats.org/officeDocument/2006/relationships" xmlns:m="http://schemas.openxmlformats.org/officeDocument/2006/math" xmlns:v="urn:schemas-microsoft-com:vml" xmlns:wp14="http://schemas.microsoft.com/office/word/2010/wordprocessingDrawing" xmlns:wp="http://schemas.openxmlformats.org/drawingml/2006/wordprocessingDrawing" xmlns:w10="urn:schemas-microsoft-com:office:word" xmlns:w="http://schemas.openxmlformats.org/wordprocessingml/2006/main" xmlns:w14="http://schemas.microsoft.com/office/word/2010/wordml" xmlns:w15="http://schemas.microsoft.com/office/word/2012/wordml" xmlns:w16cex="http://schemas.microsoft.com/office/word/2018/wordml/cex" xmlns:w16cid="http://schemas.microsoft.com/office/word/2016/wordml/cid" xmlns:w16="http://schemas.microsoft.com/office/word/2018/wordml" xmlns:w16du="http://schemas.microsoft.com/office/word/2023/wordml/word16du" xmlns:w16sdtdh="http://schemas.microsoft.com/office/word/2020/wordml/sdtdatahash" xmlns:w16sdtfl="http://schemas.microsoft.com/office/word/2024/wordml/sdtformatlock" xmlns:w16se="http://schemas.microsoft.com/office/word/2015/wordml/symex" xmlns:wpg="http://schemas.microsoft.com/office/word/2010/wordprocessingGroup" xmlns:wpi="http://schemas.microsoft.com/office/word/2010/wordprocessingInk" xmlns:wne="http://schemas.microsoft.com/office/word/2006/wordml" xmlns:wps="http://schemas.microsoft.com/office/word/2010/wordprocessingShape" mc:Ignorable="w14 w15 w16se w16cid w16 w16cex w16sdtdh w16sdtfl w16du wp14">
   <w:p>
     <w:pPr>
       <w:pStyle w:val="Header"/>
@@ -3452,7 +4979,7 @@
 </file>
 
 <file path=word/numbering.xml><?xml version="1.0" encoding="utf-8"?>
-<w:numbering xmlns:wpc="http://schemas.microsoft.com/office/word/2010/wordprocessingCanvas" xmlns:cx="http://schemas.microsoft.com/office/drawing/2014/chartex" xmlns:cx1="http://schemas.microsoft.com/office/drawing/2015/9/8/chartex" xmlns:mc="http://schemas.openxmlformats.org/markup-compatibility/2006" xmlns:o="urn:schemas-microsoft-com:office:office" xmlns:r="http://schemas.openxmlformats.org/officeDocument/2006/relationships" xmlns:m="http://schemas.openxmlformats.org/officeDocument/2006/math" xmlns:v="urn:schemas-microsoft-com:vml" xmlns:wp14="http://schemas.microsoft.com/office/word/2010/wordprocessingDrawing" xmlns:wp="http://schemas.openxmlformats.org/drawingml/2006/wordprocessingDrawing" xmlns:w10="urn:schemas-microsoft-com:office:word" xmlns:w="http://schemas.openxmlformats.org/wordprocessingml/2006/main" xmlns:w14="http://schemas.microsoft.com/office/word/2010/wordml" xmlns:w15="http://schemas.microsoft.com/office/word/2012/wordml" xmlns:w16se="http://schemas.microsoft.com/office/word/2015/wordml/symex" xmlns:wpg="http://schemas.microsoft.com/office/word/2010/wordprocessingGroup" xmlns:wpi="http://schemas.microsoft.com/office/word/2010/wordprocessingInk" xmlns:wne="http://schemas.microsoft.com/office/word/2006/wordml" xmlns:wps="http://schemas.microsoft.com/office/word/2010/wordprocessingShape" mc:Ignorable="w14 w15 w16se wp14">
+<w:numbering xmlns:wpc="http://schemas.microsoft.com/office/word/2010/wordprocessingCanvas" xmlns:cx="http://schemas.microsoft.com/office/drawing/2014/chartex" xmlns:cx1="http://schemas.microsoft.com/office/drawing/2015/9/8/chartex" xmlns:cx2="http://schemas.microsoft.com/office/drawing/2015/10/21/chartex" xmlns:cx3="http://schemas.microsoft.com/office/drawing/2016/5/9/chartex" xmlns:cx4="http://schemas.microsoft.com/office/drawing/2016/5/10/chartex" xmlns:cx5="http://schemas.microsoft.com/office/drawing/2016/5/11/chartex" xmlns:cx6="http://schemas.microsoft.com/office/drawing/2016/5/12/chartex" xmlns:cx7="http://schemas.microsoft.com/office/drawing/2016/5/13/chartex" xmlns:cx8="http://schemas.microsoft.com/office/drawing/2016/5/14/chartex" xmlns:mc="http://schemas.openxmlformats.org/markup-compatibility/2006" xmlns:aink="http://schemas.microsoft.com/office/drawing/2016/ink" xmlns:am3d="http://schemas.microsoft.com/office/drawing/2017/model3d" xmlns:o="urn:schemas-microsoft-com:office:office" xmlns:oel="http://schemas.microsoft.com/office/2019/extlst" xmlns:r="http://schemas.openxmlformats.org/officeDocument/2006/relationships" xmlns:m="http://schemas.openxmlformats.org/officeDocument/2006/math" xmlns:v="urn:schemas-microsoft-com:vml" xmlns:wp14="http://schemas.microsoft.com/office/word/2010/wordprocessingDrawing" xmlns:wp="http://schemas.openxmlformats.org/drawingml/2006/wordprocessingDrawing" xmlns:w10="urn:schemas-microsoft-com:office:word" xmlns:w="http://schemas.openxmlformats.org/wordprocessingml/2006/main" xmlns:w14="http://schemas.microsoft.com/office/word/2010/wordml" xmlns:w15="http://schemas.microsoft.com/office/word/2012/wordml" xmlns:w16cex="http://schemas.microsoft.com/office/word/2018/wordml/cex" xmlns:w16cid="http://schemas.microsoft.com/office/word/2016/wordml/cid" xmlns:w16="http://schemas.microsoft.com/office/word/2018/wordml" xmlns:w16du="http://schemas.microsoft.com/office/word/2023/wordml/word16du" xmlns:w16sdtdh="http://schemas.microsoft.com/office/word/2020/wordml/sdtdatahash" xmlns:w16sdtfl="http://schemas.microsoft.com/office/word/2024/wordml/sdtformatlock" xmlns:w16se="http://schemas.microsoft.com/office/word/2015/wordml/symex" xmlns:wpg="http://schemas.microsoft.com/office/word/2010/wordprocessingGroup" xmlns:wpi="http://schemas.microsoft.com/office/word/2010/wordprocessingInk" xmlns:wne="http://schemas.microsoft.com/office/word/2006/wordml" xmlns:wps="http://schemas.microsoft.com/office/word/2010/wordprocessingShape" mc:Ignorable="w14 w15 w16se w16cid w16 w16cex w16sdtdh w16sdtfl w16du wp14">
   <w:abstractNum w:abstractNumId="0" w15:restartNumberingAfterBreak="0">
     <w:nsid w:val="36702DD0"/>
     <w:multiLevelType w:val="hybridMultilevel"/>
@@ -3899,26 +5426,26 @@
       </w:pPr>
     </w:lvl>
   </w:abstractNum>
-  <w:num w:numId="1">
+  <w:num w:numId="1" w16cid:durableId="385566000">
     <w:abstractNumId w:val="0"/>
   </w:num>
-  <w:num w:numId="2">
+  <w:num w:numId="2" w16cid:durableId="1441143823">
     <w:abstractNumId w:val="4"/>
   </w:num>
-  <w:num w:numId="3">
+  <w:num w:numId="3" w16cid:durableId="1851679701">
     <w:abstractNumId w:val="1"/>
   </w:num>
-  <w:num w:numId="4">
+  <w:num w:numId="4" w16cid:durableId="146215709">
     <w:abstractNumId w:val="2"/>
   </w:num>
-  <w:num w:numId="5">
+  <w:num w:numId="5" w16cid:durableId="11955597">
     <w:abstractNumId w:val="3"/>
   </w:num>
 </w:numbering>
 </file>
 
 <file path=word/styles.xml><?xml version="1.0" encoding="utf-8"?>
-<w:styles xmlns:mc="http://schemas.openxmlformats.org/markup-compatibility/2006" xmlns:r="http://schemas.openxmlformats.org/officeDocument/2006/relationships" xmlns:w="http://schemas.openxmlformats.org/wordprocessingml/2006/main" xmlns:w14="http://schemas.microsoft.com/office/word/2010/wordml" xmlns:w15="http://schemas.microsoft.com/office/word/2012/wordml" xmlns:w16se="http://schemas.microsoft.com/office/word/2015/wordml/symex" mc:Ignorable="w14 w15 w16se">
+<w:styles xmlns:mc="http://schemas.openxmlformats.org/markup-compatibility/2006" xmlns:r="http://schemas.openxmlformats.org/officeDocument/2006/relationships" xmlns:w="http://schemas.openxmlformats.org/wordprocessingml/2006/main" xmlns:w14="http://schemas.microsoft.com/office/word/2010/wordml" xmlns:w15="http://schemas.microsoft.com/office/word/2012/wordml" xmlns:w16cex="http://schemas.microsoft.com/office/word/2018/wordml/cex" xmlns:w16cid="http://schemas.microsoft.com/office/word/2016/wordml/cid" xmlns:w16="http://schemas.microsoft.com/office/word/2018/wordml" xmlns:w16du="http://schemas.microsoft.com/office/word/2023/wordml/word16du" xmlns:w16sdtdh="http://schemas.microsoft.com/office/word/2020/wordml/sdtdatahash" xmlns:w16sdtfl="http://schemas.microsoft.com/office/word/2024/wordml/sdtformatlock" xmlns:w16se="http://schemas.microsoft.com/office/word/2015/wordml/symex" mc:Ignorable="w14 w15 w16se w16cid w16 w16cex w16sdtdh w16sdtfl w16du">
   <w:docDefaults>
     <w:rPrDefault>
       <w:rPr>
@@ -3930,7 +5457,7 @@
     </w:rPrDefault>
     <w:pPrDefault/>
   </w:docDefaults>
-  <w:latentStyles w:defLockedState="0" w:defUIPriority="99" w:defSemiHidden="0" w:defUnhideWhenUsed="0" w:defQFormat="0" w:count="371">
+  <w:latentStyles w:defLockedState="0" w:defUIPriority="99" w:defSemiHidden="0" w:defUnhideWhenUsed="0" w:defQFormat="0" w:count="376">
     <w:lsdException w:name="Normal" w:uiPriority="0" w:qFormat="1"/>
     <w:lsdException w:name="heading 1" w:uiPriority="9" w:qFormat="1"/>
     <w:lsdException w:name="heading 2" w:semiHidden="1" w:uiPriority="9" w:unhideWhenUsed="1" w:qFormat="1"/>
@@ -4293,6 +5820,11 @@
     <w:lsdException w:name="List Table 5 Dark Accent 6" w:uiPriority="50"/>
     <w:lsdException w:name="List Table 6 Colorful Accent 6" w:uiPriority="51"/>
     <w:lsdException w:name="List Table 7 Colorful Accent 6" w:uiPriority="52"/>
+    <w:lsdException w:name="Mention" w:semiHidden="1" w:unhideWhenUsed="1"/>
+    <w:lsdException w:name="Smart Hyperlink" w:semiHidden="1" w:unhideWhenUsed="1"/>
+    <w:lsdException w:name="Hashtag" w:semiHidden="1" w:unhideWhenUsed="1"/>
+    <w:lsdException w:name="Unresolved Mention" w:semiHidden="1" w:unhideWhenUsed="1"/>
+    <w:lsdException w:name="Smart Link" w:semiHidden="1" w:unhideWhenUsed="1"/>
   </w:latentStyles>
   <w:style w:type="paragraph" w:default="1" w:styleId="Normal">
     <w:name w:val="Normal"/>

--- a/Homework/HW11/hw11-ch3_p3-41_70_44.docx
+++ b/Homework/HW11/hw11-ch3_p3-41_70_44.docx
@@ -20,7 +20,13 @@
         <w:t>NAME:</w:t>
       </w:r>
       <w:r>
-        <w:t xml:space="preserve"> ____________________________</w:t>
+        <w:t xml:space="preserve"> ___________</w:t>
+      </w:r>
+      <w:r>
+        <w:t>Seth Ricks</w:t>
+      </w:r>
+      <w:r>
+        <w:t>________</w:t>
       </w:r>
       <w:r>
         <w:tab/>
@@ -202,18 +208,8 @@
           <w:sz w:val="20"/>
           <w:szCs w:val="20"/>
         </w:rPr>
-        <w:t>int *</w:t>
-      </w:r>
-      <w:proofErr w:type="gramStart"/>
-      <w:r>
-        <w:rPr>
-          <w:rFonts w:ascii="Courier New" w:hAnsi="Courier New" w:cs="Courier New"/>
-          <w:sz w:val="20"/>
-          <w:szCs w:val="20"/>
-        </w:rPr>
-        <w:t>p;</w:t>
-      </w:r>
-      <w:proofErr w:type="gramEnd"/>
+        <w:t>int *p;</w:t>
+      </w:r>
     </w:p>
     <w:p>
       <w:pPr>
@@ -264,18 +260,8 @@
           <w:szCs w:val="20"/>
         </w:rPr>
         <w:tab/>
-        <w:t xml:space="preserve">int </w:t>
-      </w:r>
-      <w:proofErr w:type="gramStart"/>
-      <w:r>
-        <w:rPr>
-          <w:rFonts w:ascii="Courier New" w:hAnsi="Courier New" w:cs="Courier New"/>
-          <w:sz w:val="20"/>
-          <w:szCs w:val="20"/>
-        </w:rPr>
-        <w:t>x;</w:t>
-      </w:r>
-      <w:proofErr w:type="gramEnd"/>
+        <w:t>int x;</w:t>
+      </w:r>
     </w:p>
     <w:p>
       <w:pPr>
@@ -304,18 +290,8 @@
           <w:szCs w:val="20"/>
         </w:rPr>
         <w:tab/>
-        <w:t xml:space="preserve">int </w:t>
-      </w:r>
-      <w:proofErr w:type="gramStart"/>
-      <w:r>
-        <w:rPr>
-          <w:rFonts w:ascii="Courier New" w:hAnsi="Courier New" w:cs="Courier New"/>
-          <w:sz w:val="20"/>
-          <w:szCs w:val="20"/>
-        </w:rPr>
-        <w:t>y;</w:t>
-      </w:r>
-      <w:proofErr w:type="gramEnd"/>
+        <w:t>int y;</w:t>
+      </w:r>
     </w:p>
     <w:p>
       <w:pPr>
@@ -336,16 +312,7 @@
           <w:szCs w:val="20"/>
         </w:rPr>
         <w:tab/>
-        <w:t xml:space="preserve">} </w:t>
-      </w:r>
-      <w:proofErr w:type="gramStart"/>
-      <w:r>
-        <w:rPr>
-          <w:rFonts w:ascii="Courier New" w:hAnsi="Courier New" w:cs="Courier New"/>
-          <w:sz w:val="20"/>
-          <w:szCs w:val="20"/>
-        </w:rPr>
-        <w:t>s</w:t>
+        <w:t>} s</w:t>
       </w:r>
       <w:r>
         <w:rPr>
@@ -355,7 +322,6 @@
         </w:rPr>
         <w:t>;</w:t>
       </w:r>
-      <w:proofErr w:type="gramEnd"/>
     </w:p>
     <w:p>
       <w:pPr>
@@ -376,18 +342,8 @@
           <w:szCs w:val="20"/>
         </w:rPr>
         <w:tab/>
-        <w:t>struct prob *</w:t>
-      </w:r>
-      <w:proofErr w:type="gramStart"/>
-      <w:r>
-        <w:rPr>
-          <w:rFonts w:ascii="Courier New" w:hAnsi="Courier New" w:cs="Courier New"/>
-          <w:sz w:val="20"/>
-          <w:szCs w:val="20"/>
-        </w:rPr>
-        <w:t>next;</w:t>
-      </w:r>
-      <w:proofErr w:type="gramEnd"/>
+        <w:t>struct prob *next;</w:t>
+      </w:r>
     </w:p>
     <w:p>
       <w:pPr>
@@ -401,7 +357,6 @@
           <w:szCs w:val="20"/>
         </w:rPr>
       </w:pPr>
-      <w:proofErr w:type="gramStart"/>
       <w:r>
         <w:rPr>
           <w:rFonts w:ascii="Courier New" w:hAnsi="Courier New" w:cs="Courier New"/>
@@ -410,7 +365,6 @@
         </w:rPr>
         <w:t>};</w:t>
       </w:r>
-      <w:proofErr w:type="gramEnd"/>
     </w:p>
     <w:p>
       <w:pPr>
@@ -467,89 +421,7 @@
           <w:sz w:val="20"/>
           <w:szCs w:val="20"/>
         </w:rPr>
-        <w:t xml:space="preserve">void </w:t>
-      </w:r>
-      <w:proofErr w:type="spellStart"/>
-      <w:r>
-        <w:rPr>
-          <w:rFonts w:ascii="Courier New" w:hAnsi="Courier New" w:cs="Courier New"/>
-          <w:sz w:val="20"/>
-          <w:szCs w:val="20"/>
-        </w:rPr>
-        <w:t>sp_</w:t>
-      </w:r>
-      <w:proofErr w:type="gramStart"/>
-      <w:r>
-        <w:rPr>
-          <w:rFonts w:ascii="Courier New" w:hAnsi="Courier New" w:cs="Courier New"/>
-          <w:sz w:val="20"/>
-          <w:szCs w:val="20"/>
-        </w:rPr>
-        <w:t>init</w:t>
-      </w:r>
-      <w:proofErr w:type="spellEnd"/>
-      <w:r>
-        <w:rPr>
-          <w:rFonts w:ascii="Courier New" w:hAnsi="Courier New" w:cs="Courier New"/>
-          <w:sz w:val="20"/>
-          <w:szCs w:val="20"/>
-        </w:rPr>
-        <w:t>(</w:t>
-      </w:r>
-      <w:proofErr w:type="gramEnd"/>
-      <w:r>
-        <w:rPr>
-          <w:rFonts w:ascii="Courier New" w:hAnsi="Courier New" w:cs="Courier New"/>
-          <w:sz w:val="20"/>
-          <w:szCs w:val="20"/>
-        </w:rPr>
-        <w:t>struct prob *</w:t>
-      </w:r>
-      <w:proofErr w:type="spellStart"/>
-      <w:proofErr w:type="gramStart"/>
-      <w:r>
-        <w:rPr>
-          <w:rFonts w:ascii="Courier New" w:hAnsi="Courier New" w:cs="Courier New"/>
-          <w:sz w:val="20"/>
-          <w:szCs w:val="20"/>
-        </w:rPr>
-        <w:t>sp</w:t>
-      </w:r>
-      <w:proofErr w:type="spellEnd"/>
-      <w:r>
-        <w:rPr>
-          <w:rFonts w:ascii="Courier New" w:hAnsi="Courier New" w:cs="Courier New"/>
-          <w:sz w:val="20"/>
-          <w:szCs w:val="20"/>
-        </w:rPr>
-        <w:t xml:space="preserve">)   </w:t>
-      </w:r>
-      <w:proofErr w:type="gramEnd"/>
-      <w:r>
-        <w:rPr>
-          <w:rFonts w:ascii="Courier New" w:hAnsi="Courier New" w:cs="Courier New"/>
-          <w:sz w:val="20"/>
-          <w:szCs w:val="20"/>
-        </w:rPr>
-        <w:t xml:space="preserve">        /</w:t>
-      </w:r>
-      <w:proofErr w:type="gramStart"/>
-      <w:r>
-        <w:rPr>
-          <w:rFonts w:ascii="Courier New" w:hAnsi="Courier New" w:cs="Courier New"/>
-          <w:sz w:val="20"/>
-          <w:szCs w:val="20"/>
-        </w:rPr>
-        <w:t>/(</w:t>
-      </w:r>
-      <w:proofErr w:type="gramEnd"/>
-      <w:r>
-        <w:rPr>
-          <w:rFonts w:ascii="Courier New" w:hAnsi="Courier New" w:cs="Courier New"/>
-          <w:sz w:val="20"/>
-          <w:szCs w:val="20"/>
-        </w:rPr>
-        <w:t>3) points</w:t>
+        <w:t>void sp_init(struct prob *sp)           //(3) points</w:t>
       </w:r>
     </w:p>
     <w:p>
@@ -564,23 +436,13 @@
           <w:szCs w:val="20"/>
         </w:rPr>
       </w:pPr>
-      <w:proofErr w:type="gramStart"/>
-      <w:r>
-        <w:rPr>
-          <w:rFonts w:ascii="Courier New" w:hAnsi="Courier New" w:cs="Courier New"/>
-          <w:sz w:val="20"/>
-          <w:szCs w:val="20"/>
-        </w:rPr>
-        <w:t xml:space="preserve">{  </w:t>
-      </w:r>
-      <w:proofErr w:type="gramEnd"/>
-      <w:r>
-        <w:rPr>
-          <w:rFonts w:ascii="Courier New" w:hAnsi="Courier New" w:cs="Courier New"/>
-          <w:sz w:val="20"/>
-          <w:szCs w:val="20"/>
-        </w:rPr>
-        <w:t xml:space="preserve">                                     // Fill in after doing part C.</w:t>
+      <w:r>
+        <w:rPr>
+          <w:rFonts w:ascii="Courier New" w:hAnsi="Courier New" w:cs="Courier New"/>
+          <w:sz w:val="20"/>
+          <w:szCs w:val="20"/>
+        </w:rPr>
+        <w:t>{                                       // Fill in after doing part C.</w:t>
       </w:r>
     </w:p>
     <w:p>
@@ -602,50 +464,15 @@
           <w:szCs w:val="20"/>
         </w:rPr>
         <w:tab/>
-      </w:r>
-      <w:proofErr w:type="spellStart"/>
-      <w:r>
-        <w:rPr>
-          <w:rFonts w:ascii="Courier New" w:hAnsi="Courier New" w:cs="Courier New"/>
-          <w:sz w:val="20"/>
-          <w:szCs w:val="20"/>
-        </w:rPr>
-        <w:t>sp</w:t>
-      </w:r>
-      <w:proofErr w:type="spellEnd"/>
-      <w:r>
-        <w:rPr>
-          <w:rFonts w:ascii="Courier New" w:hAnsi="Courier New" w:cs="Courier New"/>
-          <w:sz w:val="20"/>
-          <w:szCs w:val="20"/>
-        </w:rPr>
-        <w:t>-&gt;</w:t>
-      </w:r>
-      <w:proofErr w:type="spellStart"/>
-      <w:r>
-        <w:rPr>
-          <w:rFonts w:ascii="Courier New" w:hAnsi="Courier New" w:cs="Courier New"/>
-          <w:sz w:val="20"/>
-          <w:szCs w:val="20"/>
-        </w:rPr>
-        <w:t>s.x</w:t>
-      </w:r>
-      <w:proofErr w:type="spellEnd"/>
-      <w:r>
-        <w:rPr>
-          <w:rFonts w:ascii="Courier New" w:hAnsi="Courier New" w:cs="Courier New"/>
-          <w:sz w:val="20"/>
-          <w:szCs w:val="20"/>
-        </w:rPr>
-        <w:tab/>
-      </w:r>
-      <w:proofErr w:type="gramStart"/>
-      <w:r>
-        <w:rPr>
-          <w:rFonts w:ascii="Courier New" w:hAnsi="Courier New" w:cs="Courier New"/>
-          <w:sz w:val="20"/>
-          <w:szCs w:val="20"/>
-        </w:rPr>
+        <w:t>sp-&gt;s.x</w:t>
+      </w:r>
+      <w:r>
+        <w:rPr>
+          <w:rFonts w:ascii="Courier New" w:hAnsi="Courier New" w:cs="Courier New"/>
+          <w:sz w:val="20"/>
+          <w:szCs w:val="20"/>
+        </w:rPr>
+        <w:tab/>
         <w:t xml:space="preserve">= </w:t>
       </w:r>
       <w:r>
@@ -653,18 +480,9 @@
           <w:rFonts w:ascii="Courier New" w:hAnsi="Courier New" w:cs="Courier New"/>
           <w:sz w:val="20"/>
           <w:szCs w:val="20"/>
-          <w:u w:val="single"/>
-        </w:rPr>
-        <w:tab/>
-      </w:r>
-      <w:r>
-        <w:rPr>
-          <w:rFonts w:ascii="Courier New" w:hAnsi="Courier New" w:cs="Courier New"/>
-          <w:sz w:val="20"/>
-          <w:szCs w:val="20"/>
-          <w:u w:val="single"/>
-        </w:rPr>
-        <w:tab/>
+          <w:highlight w:val="yellow"/>
+        </w:rPr>
+        <w:t>sp-&gt;s.y</w:t>
       </w:r>
       <w:r>
         <w:rPr>
@@ -674,7 +492,6 @@
         </w:rPr>
         <w:t>;</w:t>
       </w:r>
-      <w:proofErr w:type="gramEnd"/>
     </w:p>
     <w:p>
       <w:pPr>
@@ -716,40 +533,15 @@
           <w:szCs w:val="20"/>
         </w:rPr>
         <w:tab/>
-      </w:r>
-      <w:proofErr w:type="spellStart"/>
-      <w:r>
-        <w:rPr>
-          <w:rFonts w:ascii="Courier New" w:hAnsi="Courier New" w:cs="Courier New"/>
-          <w:sz w:val="20"/>
-          <w:szCs w:val="20"/>
-        </w:rPr>
-        <w:t>sp</w:t>
-      </w:r>
-      <w:proofErr w:type="spellEnd"/>
-      <w:r>
-        <w:rPr>
-          <w:rFonts w:ascii="Courier New" w:hAnsi="Courier New" w:cs="Courier New"/>
-          <w:sz w:val="20"/>
-          <w:szCs w:val="20"/>
-        </w:rPr>
-        <w:t>-&gt;p</w:t>
-      </w:r>
-      <w:r>
-        <w:rPr>
-          <w:rFonts w:ascii="Courier New" w:hAnsi="Courier New" w:cs="Courier New"/>
-          <w:sz w:val="20"/>
-          <w:szCs w:val="20"/>
-        </w:rPr>
-        <w:tab/>
-      </w:r>
-      <w:proofErr w:type="gramStart"/>
-      <w:r>
-        <w:rPr>
-          <w:rFonts w:ascii="Courier New" w:hAnsi="Courier New" w:cs="Courier New"/>
-          <w:sz w:val="20"/>
-          <w:szCs w:val="20"/>
-        </w:rPr>
+        <w:t>sp-&gt;p</w:t>
+      </w:r>
+      <w:r>
+        <w:rPr>
+          <w:rFonts w:ascii="Courier New" w:hAnsi="Courier New" w:cs="Courier New"/>
+          <w:sz w:val="20"/>
+          <w:szCs w:val="20"/>
+        </w:rPr>
+        <w:tab/>
         <w:t xml:space="preserve">= </w:t>
       </w:r>
       <w:r>
@@ -757,18 +549,35 @@
           <w:rFonts w:ascii="Courier New" w:hAnsi="Courier New" w:cs="Courier New"/>
           <w:sz w:val="20"/>
           <w:szCs w:val="20"/>
-          <w:u w:val="single"/>
-        </w:rPr>
-        <w:tab/>
-      </w:r>
-      <w:r>
-        <w:rPr>
-          <w:rFonts w:ascii="Courier New" w:hAnsi="Courier New" w:cs="Courier New"/>
-          <w:sz w:val="20"/>
-          <w:szCs w:val="20"/>
-          <w:u w:val="single"/>
-        </w:rPr>
-        <w:tab/>
+          <w:highlight w:val="yellow"/>
+        </w:rPr>
+        <w:t>&amp;</w:t>
+      </w:r>
+      <w:r>
+        <w:rPr>
+          <w:rFonts w:ascii="Courier New" w:hAnsi="Courier New" w:cs="Courier New"/>
+          <w:sz w:val="20"/>
+          <w:szCs w:val="20"/>
+          <w:highlight w:val="yellow"/>
+        </w:rPr>
+        <w:t>(sp-&gt;</w:t>
+      </w:r>
+      <w:r>
+        <w:rPr>
+          <w:rFonts w:ascii="Courier New" w:hAnsi="Courier New" w:cs="Courier New"/>
+          <w:sz w:val="20"/>
+          <w:szCs w:val="20"/>
+          <w:highlight w:val="yellow"/>
+        </w:rPr>
+        <w:t>s.x</w:t>
+      </w:r>
+      <w:r>
+        <w:rPr>
+          <w:rFonts w:ascii="Courier New" w:hAnsi="Courier New" w:cs="Courier New"/>
+          <w:sz w:val="20"/>
+          <w:szCs w:val="20"/>
+        </w:rPr>
+        <w:t>)</w:t>
       </w:r>
       <w:r>
         <w:rPr>
@@ -778,7 +587,6 @@
         </w:rPr>
         <w:t>;</w:t>
       </w:r>
-      <w:proofErr w:type="gramEnd"/>
     </w:p>
     <w:p>
       <w:pPr>
@@ -820,60 +628,26 @@
           <w:szCs w:val="20"/>
         </w:rPr>
         <w:tab/>
-      </w:r>
-      <w:proofErr w:type="spellStart"/>
-      <w:r>
-        <w:rPr>
-          <w:rFonts w:ascii="Courier New" w:hAnsi="Courier New" w:cs="Courier New"/>
-          <w:sz w:val="20"/>
-          <w:szCs w:val="20"/>
+        <w:t>sp-&gt;next</w:t>
+      </w:r>
+      <w:r>
+        <w:rPr>
+          <w:rFonts w:ascii="Courier New" w:hAnsi="Courier New" w:cs="Courier New"/>
+          <w:sz w:val="20"/>
+          <w:szCs w:val="20"/>
+        </w:rPr>
+        <w:tab/>
+        <w:t xml:space="preserve">= </w:t>
+      </w:r>
+      <w:r>
+        <w:rPr>
+          <w:rFonts w:ascii="Courier New" w:hAnsi="Courier New" w:cs="Courier New"/>
+          <w:sz w:val="20"/>
+          <w:szCs w:val="20"/>
+          <w:highlight w:val="yellow"/>
         </w:rPr>
         <w:t>sp</w:t>
       </w:r>
-      <w:proofErr w:type="spellEnd"/>
-      <w:r>
-        <w:rPr>
-          <w:rFonts w:ascii="Courier New" w:hAnsi="Courier New" w:cs="Courier New"/>
-          <w:sz w:val="20"/>
-          <w:szCs w:val="20"/>
-        </w:rPr>
-        <w:t>-&gt;next</w:t>
-      </w:r>
-      <w:r>
-        <w:rPr>
-          <w:rFonts w:ascii="Courier New" w:hAnsi="Courier New" w:cs="Courier New"/>
-          <w:sz w:val="20"/>
-          <w:szCs w:val="20"/>
-        </w:rPr>
-        <w:tab/>
-      </w:r>
-      <w:proofErr w:type="gramStart"/>
-      <w:r>
-        <w:rPr>
-          <w:rFonts w:ascii="Courier New" w:hAnsi="Courier New" w:cs="Courier New"/>
-          <w:sz w:val="20"/>
-          <w:szCs w:val="20"/>
-        </w:rPr>
-        <w:t xml:space="preserve">= </w:t>
-      </w:r>
-      <w:r>
-        <w:rPr>
-          <w:rFonts w:ascii="Courier New" w:hAnsi="Courier New" w:cs="Courier New"/>
-          <w:sz w:val="20"/>
-          <w:szCs w:val="20"/>
-          <w:u w:val="single"/>
-        </w:rPr>
-        <w:tab/>
-      </w:r>
-      <w:r>
-        <w:rPr>
-          <w:rFonts w:ascii="Courier New" w:hAnsi="Courier New" w:cs="Courier New"/>
-          <w:sz w:val="20"/>
-          <w:szCs w:val="20"/>
-          <w:u w:val="single"/>
-        </w:rPr>
-        <w:tab/>
-      </w:r>
       <w:r>
         <w:rPr>
           <w:rFonts w:ascii="Courier New" w:hAnsi="Courier New" w:cs="Courier New"/>
@@ -882,7 +656,6 @@
         </w:rPr>
         <w:t>;</w:t>
       </w:r>
-      <w:proofErr w:type="gramEnd"/>
     </w:p>
     <w:p>
       <w:pPr>
@@ -948,196 +721,158 @@
         <w:tabs>
           <w:tab w:val="left" w:pos="360"/>
         </w:tabs>
-        <w:ind w:left="1125"/>
-      </w:pPr>
-      <w:r>
-        <w:tab/>
-        <w:t xml:space="preserve">   </w:t>
-      </w:r>
-    </w:p>
-    <w:tbl>
-      <w:tblPr>
-        <w:tblW w:w="0" w:type="auto"/>
-        <w:tblInd w:w="1440" w:type="dxa"/>
-        <w:tblBorders>
-          <w:insideV w:val="single" w:sz="4" w:space="0" w:color="auto"/>
-        </w:tblBorders>
-        <w:tblLook w:val="04A0" w:firstRow="1" w:lastRow="0" w:firstColumn="1" w:lastColumn="0" w:noHBand="0" w:noVBand="1"/>
-      </w:tblPr>
-      <w:tblGrid>
-        <w:gridCol w:w="1458"/>
-      </w:tblGrid>
-      <w:tr>
-        <w:trPr>
-          <w:trHeight w:val="275"/>
-        </w:trPr>
-        <w:tc>
-          <w:tcPr>
-            <w:tcW w:w="1458" w:type="dxa"/>
-            <w:vAlign w:val="center"/>
-          </w:tcPr>
-          <w:p>
-            <w:pPr>
-              <w:tabs>
-                <w:tab w:val="left" w:pos="360"/>
-              </w:tabs>
-              <w:jc w:val="right"/>
-              <w:rPr>
-                <w:rFonts w:ascii="Courier New" w:hAnsi="Courier New" w:cs="Courier New"/>
-                <w:sz w:val="20"/>
-                <w:szCs w:val="20"/>
-              </w:rPr>
-            </w:pPr>
-            <w:r>
-              <w:t xml:space="preserve"> </w:t>
-            </w:r>
-            <w:r>
-              <w:rPr>
-                <w:rFonts w:ascii="Courier New" w:hAnsi="Courier New" w:cs="Courier New"/>
-                <w:sz w:val="20"/>
-                <w:szCs w:val="20"/>
-              </w:rPr>
-              <w:t>p:</w:t>
-            </w:r>
-          </w:p>
-        </w:tc>
-      </w:tr>
-      <w:tr>
-        <w:trPr>
-          <w:trHeight w:val="275"/>
-        </w:trPr>
-        <w:tc>
-          <w:tcPr>
-            <w:tcW w:w="1458" w:type="dxa"/>
-            <w:vAlign w:val="center"/>
-          </w:tcPr>
-          <w:p>
-            <w:pPr>
-              <w:tabs>
-                <w:tab w:val="left" w:pos="360"/>
-              </w:tabs>
-              <w:jc w:val="right"/>
-              <w:rPr>
-                <w:rFonts w:ascii="Courier New" w:hAnsi="Courier New" w:cs="Courier New"/>
-                <w:sz w:val="20"/>
-                <w:szCs w:val="20"/>
-              </w:rPr>
-            </w:pPr>
-            <w:r>
-              <w:rPr>
-                <w:rFonts w:ascii="Courier New" w:hAnsi="Courier New" w:cs="Courier New"/>
-                <w:sz w:val="20"/>
-                <w:szCs w:val="20"/>
-              </w:rPr>
-              <w:t xml:space="preserve">  </w:t>
-            </w:r>
-            <w:proofErr w:type="spellStart"/>
-            <w:r>
-              <w:rPr>
-                <w:rFonts w:ascii="Courier New" w:hAnsi="Courier New" w:cs="Courier New"/>
-                <w:sz w:val="20"/>
-                <w:szCs w:val="20"/>
-              </w:rPr>
-              <w:t>s.x</w:t>
-            </w:r>
-            <w:proofErr w:type="spellEnd"/>
-            <w:r>
-              <w:rPr>
-                <w:rFonts w:ascii="Courier New" w:hAnsi="Courier New" w:cs="Courier New"/>
-                <w:sz w:val="20"/>
-                <w:szCs w:val="20"/>
-              </w:rPr>
-              <w:t>:</w:t>
-            </w:r>
-          </w:p>
-        </w:tc>
-      </w:tr>
-      <w:tr>
-        <w:trPr>
-          <w:trHeight w:val="257"/>
-        </w:trPr>
-        <w:tc>
-          <w:tcPr>
-            <w:tcW w:w="1458" w:type="dxa"/>
-            <w:vAlign w:val="center"/>
-          </w:tcPr>
-          <w:p>
-            <w:pPr>
-              <w:tabs>
-                <w:tab w:val="left" w:pos="360"/>
-              </w:tabs>
-              <w:jc w:val="right"/>
-              <w:rPr>
-                <w:rFonts w:ascii="Courier New" w:hAnsi="Courier New" w:cs="Courier New"/>
-                <w:sz w:val="20"/>
-                <w:szCs w:val="20"/>
-              </w:rPr>
-            </w:pPr>
-            <w:r>
-              <w:rPr>
-                <w:rFonts w:ascii="Courier New" w:hAnsi="Courier New" w:cs="Courier New"/>
-                <w:sz w:val="20"/>
-                <w:szCs w:val="20"/>
-              </w:rPr>
-              <w:t xml:space="preserve">   </w:t>
-            </w:r>
-            <w:proofErr w:type="spellStart"/>
-            <w:r>
-              <w:rPr>
-                <w:rFonts w:ascii="Courier New" w:hAnsi="Courier New" w:cs="Courier New"/>
-                <w:sz w:val="20"/>
-                <w:szCs w:val="20"/>
-              </w:rPr>
-              <w:t>s.y</w:t>
-            </w:r>
-            <w:proofErr w:type="spellEnd"/>
-            <w:r>
-              <w:rPr>
-                <w:rFonts w:ascii="Courier New" w:hAnsi="Courier New" w:cs="Courier New"/>
-                <w:sz w:val="20"/>
-                <w:szCs w:val="20"/>
-              </w:rPr>
-              <w:t>:</w:t>
-            </w:r>
-          </w:p>
-        </w:tc>
-      </w:tr>
-      <w:tr>
-        <w:trPr>
-          <w:trHeight w:val="275"/>
-        </w:trPr>
-        <w:tc>
-          <w:tcPr>
-            <w:tcW w:w="1458" w:type="dxa"/>
-            <w:vAlign w:val="center"/>
-          </w:tcPr>
-          <w:p>
-            <w:pPr>
-              <w:tabs>
-                <w:tab w:val="left" w:pos="360"/>
-              </w:tabs>
-              <w:jc w:val="right"/>
-              <w:rPr>
-                <w:rFonts w:ascii="Courier New" w:hAnsi="Courier New" w:cs="Courier New"/>
-                <w:sz w:val="20"/>
-                <w:szCs w:val="20"/>
-              </w:rPr>
-            </w:pPr>
-            <w:r>
-              <w:rPr>
-                <w:rFonts w:ascii="Courier New" w:hAnsi="Courier New" w:cs="Courier New"/>
-                <w:sz w:val="20"/>
-                <w:szCs w:val="20"/>
-              </w:rPr>
-              <w:t xml:space="preserve"> next:</w:t>
-            </w:r>
-          </w:p>
-        </w:tc>
-      </w:tr>
-    </w:tbl>
-    <w:p>
-      <w:pPr>
-        <w:ind w:left="720"/>
+      </w:pPr>
+      <w:r>
+        <w:tab/>
+      </w:r>
+      <w:r>
+        <w:tab/>
+      </w:r>
+      <w:r>
+        <w:tab/>
+      </w:r>
+      <w:r>
+        <w:tab/>
+        <w:t>p: (size 8)</w:t>
+      </w:r>
+      <w:r>
+        <w:t xml:space="preserve"> -&gt; </w:t>
+      </w:r>
+      <w:r>
+        <w:rPr>
+          <w:highlight w:val="yellow"/>
+        </w:rPr>
+        <w:t>offset 0</w:t>
+      </w:r>
+    </w:p>
+    <w:p>
+      <w:pPr>
+        <w:tabs>
+          <w:tab w:val="left" w:pos="360"/>
+        </w:tabs>
+      </w:pPr>
+      <w:r>
+        <w:tab/>
+      </w:r>
+      <w:r>
+        <w:tab/>
+      </w:r>
+      <w:r>
+        <w:tab/>
+      </w:r>
+      <w:r>
+        <w:tab/>
+        <w:t>s.x: (size 4)</w:t>
+      </w:r>
+      <w:r>
+        <w:t xml:space="preserve"> -&gt; </w:t>
+      </w:r>
+      <w:r>
+        <w:rPr>
+          <w:highlight w:val="yellow"/>
+        </w:rPr>
+        <w:t xml:space="preserve">offset </w:t>
+      </w:r>
+      <w:r>
+        <w:rPr>
+          <w:highlight w:val="yellow"/>
+        </w:rPr>
+        <w:t>8</w:t>
+      </w:r>
+    </w:p>
+    <w:p>
+      <w:pPr>
+        <w:tabs>
+          <w:tab w:val="left" w:pos="360"/>
+        </w:tabs>
+      </w:pPr>
+      <w:r>
+        <w:tab/>
+      </w:r>
+      <w:r>
+        <w:tab/>
+      </w:r>
+      <w:r>
+        <w:tab/>
+      </w:r>
+      <w:r>
+        <w:tab/>
+        <w:t>s.</w:t>
+      </w:r>
+      <w:r>
+        <w:t>y</w:t>
+      </w:r>
+      <w:r>
+        <w:t>: (size 4)</w:t>
+      </w:r>
+      <w:r>
+        <w:t xml:space="preserve"> -&gt; </w:t>
+      </w:r>
+      <w:r>
+        <w:rPr>
+          <w:highlight w:val="yellow"/>
+        </w:rPr>
+        <w:t xml:space="preserve">offset </w:t>
+      </w:r>
+      <w:r>
+        <w:rPr>
+          <w:highlight w:val="yellow"/>
+        </w:rPr>
+        <w:t>12</w:t>
+      </w:r>
+    </w:p>
+    <w:p>
+      <w:pPr>
+        <w:tabs>
+          <w:tab w:val="left" w:pos="360"/>
+        </w:tabs>
+      </w:pPr>
+      <w:r>
+        <w:tab/>
+      </w:r>
+      <w:r>
+        <w:tab/>
+      </w:r>
+      <w:r>
+        <w:tab/>
+      </w:r>
+      <w:r>
+        <w:tab/>
+        <w:t>s.</w:t>
+      </w:r>
+      <w:r>
+        <w:t>next</w:t>
+      </w:r>
+      <w:r>
+        <w:t xml:space="preserve">: (size </w:t>
+      </w:r>
+      <w:r>
+        <w:t>8</w:t>
+      </w:r>
+      <w:r>
+        <w:t>)</w:t>
+      </w:r>
+      <w:r>
+        <w:t xml:space="preserve"> -&gt; </w:t>
+      </w:r>
+      <w:r>
+        <w:rPr>
+          <w:highlight w:val="yellow"/>
+        </w:rPr>
+        <w:t>offset 1</w:t>
+      </w:r>
+      <w:r>
+        <w:rPr>
+          <w:highlight w:val="yellow"/>
+        </w:rPr>
+        <w:t>6</w:t>
+      </w:r>
+    </w:p>
+    <w:p>
+      <w:pPr>
+        <w:tabs>
+          <w:tab w:val="left" w:pos="360"/>
+        </w:tabs>
       </w:pPr>
     </w:p>
     <w:p>
@@ -1158,6 +893,15 @@
       <w:r>
         <w:t xml:space="preserve"> How many total bytes does the structure require?</w:t>
       </w:r>
+      <w:r>
+        <w:t xml:space="preserve"> </w:t>
+      </w:r>
+      <w:r>
+        <w:rPr>
+          <w:highlight w:val="yellow"/>
+        </w:rPr>
+        <w:t>24 bytes</w:t>
+      </w:r>
     </w:p>
     <w:p>
       <w:pPr>
@@ -1187,7 +931,6 @@
       <w:r>
         <w:t xml:space="preserve"> The compiler generates the following assembly code for the body of </w:t>
       </w:r>
-      <w:proofErr w:type="spellStart"/>
       <w:r>
         <w:rPr>
           <w:rFonts w:ascii="Courier New" w:hAnsi="Courier New" w:cs="Courier New"/>
@@ -1196,18 +939,7 @@
           <w:sz w:val="20"/>
           <w:szCs w:val="20"/>
         </w:rPr>
-        <w:t>sp_init</w:t>
-      </w:r>
-      <w:proofErr w:type="spellEnd"/>
-      <w:r>
-        <w:rPr>
-          <w:rFonts w:ascii="Courier New" w:hAnsi="Courier New" w:cs="Courier New"/>
-          <w:b/>
-          <w:bCs/>
-          <w:sz w:val="20"/>
-          <w:szCs w:val="20"/>
-        </w:rPr>
-        <w:t>:</w:t>
+        <w:t>sp_init:</w:t>
       </w:r>
     </w:p>
     <w:p>
@@ -1248,44 +980,21 @@
         <w:rPr>
           <w:rFonts w:ascii="Courier New" w:hAnsi="Courier New" w:cs="Courier New"/>
         </w:rPr>
+        <w:t xml:space="preserve"> sp_init:               #</w:t>
+      </w:r>
+      <w:r>
+        <w:rPr>
+          <w:rFonts w:ascii="Courier New" w:hAnsi="Courier New" w:cs="Courier New"/>
+        </w:rPr>
         <w:t xml:space="preserve"> </w:t>
       </w:r>
-      <w:proofErr w:type="spellStart"/>
-      <w:r>
-        <w:rPr>
-          <w:rFonts w:ascii="Courier New" w:hAnsi="Courier New" w:cs="Courier New"/>
-        </w:rPr>
-        <w:t>sp_</w:t>
-      </w:r>
-      <w:proofErr w:type="gramStart"/>
-      <w:r>
-        <w:rPr>
-          <w:rFonts w:ascii="Courier New" w:hAnsi="Courier New" w:cs="Courier New"/>
-        </w:rPr>
-        <w:t>init</w:t>
-      </w:r>
-      <w:proofErr w:type="spellEnd"/>
-      <w:r>
-        <w:rPr>
-          <w:rFonts w:ascii="Courier New" w:hAnsi="Courier New" w:cs="Courier New"/>
-        </w:rPr>
-        <w:t>:               #</w:t>
-      </w:r>
-      <w:proofErr w:type="gramEnd"/>
-      <w:r>
-        <w:rPr>
-          <w:rFonts w:ascii="Courier New" w:hAnsi="Courier New" w:cs="Courier New"/>
-        </w:rPr>
-        <w:t>sp is in %</w:t>
-      </w:r>
-      <w:proofErr w:type="spellStart"/>
-      <w:r>
-        <w:rPr>
-          <w:rFonts w:ascii="Courier New" w:hAnsi="Courier New" w:cs="Courier New"/>
-        </w:rPr>
-        <w:t>rdi</w:t>
-      </w:r>
-      <w:proofErr w:type="spellEnd"/>
+      <w:r>
+        <w:rPr>
+          <w:rFonts w:ascii="Courier New" w:hAnsi="Courier New" w:cs="Courier New"/>
+          <w:highlight w:val="yellow"/>
+        </w:rPr>
+        <w:t>sp is in %rdi</w:t>
+      </w:r>
     </w:p>
     <w:p>
       <w:pPr>
@@ -1304,55 +1013,31 @@
         </w:rPr>
         <w:t xml:space="preserve">      </w:t>
       </w:r>
-      <w:proofErr w:type="spellStart"/>
-      <w:r>
-        <w:rPr>
-          <w:rFonts w:ascii="Courier New" w:hAnsi="Courier New" w:cs="Courier New"/>
-        </w:rPr>
-        <w:t>movl</w:t>
-      </w:r>
-      <w:proofErr w:type="spellEnd"/>
-      <w:r>
-        <w:rPr>
-          <w:rFonts w:ascii="Courier New" w:hAnsi="Courier New" w:cs="Courier New"/>
-        </w:rPr>
-        <w:t xml:space="preserve"> 12(%</w:t>
-      </w:r>
-      <w:proofErr w:type="spellStart"/>
-      <w:r>
-        <w:rPr>
-          <w:rFonts w:ascii="Courier New" w:hAnsi="Courier New" w:cs="Courier New"/>
-        </w:rPr>
-        <w:t>rdi</w:t>
-      </w:r>
-      <w:proofErr w:type="spellEnd"/>
-      <w:proofErr w:type="gramStart"/>
-      <w:r>
-        <w:rPr>
-          <w:rFonts w:ascii="Courier New" w:hAnsi="Courier New" w:cs="Courier New"/>
-        </w:rPr>
-        <w:t>),%</w:t>
-      </w:r>
-      <w:proofErr w:type="spellStart"/>
-      <w:r>
-        <w:rPr>
-          <w:rFonts w:ascii="Courier New" w:hAnsi="Courier New" w:cs="Courier New"/>
-        </w:rPr>
-        <w:t>eax</w:t>
-      </w:r>
-      <w:proofErr w:type="spellEnd"/>
-      <w:r>
-        <w:rPr>
-          <w:rFonts w:ascii="Courier New" w:hAnsi="Courier New" w:cs="Courier New"/>
-        </w:rPr>
-        <w:t xml:space="preserve">  #</w:t>
-      </w:r>
-      <w:proofErr w:type="gramEnd"/>
-      <w:r>
-        <w:rPr>
-          <w:rFonts w:ascii="Courier New" w:hAnsi="Courier New" w:cs="Courier New"/>
-        </w:rPr>
-        <w:t>______________________________</w:t>
+      <w:r>
+        <w:rPr>
+          <w:rFonts w:ascii="Courier New" w:hAnsi="Courier New" w:cs="Courier New"/>
+        </w:rPr>
+        <w:t>movl 12(%rdi),%eax  #</w:t>
+      </w:r>
+      <w:r>
+        <w:rPr>
+          <w:rFonts w:ascii="Courier New" w:hAnsi="Courier New" w:cs="Courier New"/>
+        </w:rPr>
+        <w:t xml:space="preserve"> </w:t>
+      </w:r>
+      <w:r>
+        <w:rPr>
+          <w:rFonts w:ascii="Courier New" w:hAnsi="Courier New" w:cs="Courier New"/>
+          <w:highlight w:val="yellow"/>
+        </w:rPr>
+        <w:t xml:space="preserve">move </w:t>
+      </w:r>
+      <w:r>
+        <w:rPr>
+          <w:rFonts w:ascii="Courier New" w:hAnsi="Courier New" w:cs="Courier New"/>
+          <w:highlight w:val="yellow"/>
+        </w:rPr>
+        <w:t>s.y into %eax</w:t>
       </w:r>
     </w:p>
     <w:p>
@@ -1370,43 +1055,33 @@
         <w:rPr>
           <w:rFonts w:ascii="Courier New" w:hAnsi="Courier New" w:cs="Courier New"/>
         </w:rPr>
-        <w:t xml:space="preserve">      </w:t>
-      </w:r>
-      <w:proofErr w:type="spellStart"/>
-      <w:r>
-        <w:rPr>
-          <w:rFonts w:ascii="Courier New" w:hAnsi="Courier New" w:cs="Courier New"/>
-        </w:rPr>
-        <w:t>movl</w:t>
-      </w:r>
-      <w:proofErr w:type="spellEnd"/>
-      <w:r>
-        <w:rPr>
-          <w:rFonts w:ascii="Courier New" w:hAnsi="Courier New" w:cs="Courier New"/>
-        </w:rPr>
-        <w:t xml:space="preserve"> %eax,8(%</w:t>
-      </w:r>
-      <w:proofErr w:type="spellStart"/>
-      <w:proofErr w:type="gramStart"/>
-      <w:r>
-        <w:rPr>
-          <w:rFonts w:ascii="Courier New" w:hAnsi="Courier New" w:cs="Courier New"/>
-        </w:rPr>
-        <w:t>rdi</w:t>
-      </w:r>
-      <w:proofErr w:type="spellEnd"/>
-      <w:r>
-        <w:rPr>
-          <w:rFonts w:ascii="Courier New" w:hAnsi="Courier New" w:cs="Courier New"/>
-        </w:rPr>
-        <w:t xml:space="preserve">)   </w:t>
-      </w:r>
-      <w:proofErr w:type="gramEnd"/>
-      <w:r>
-        <w:rPr>
-          <w:rFonts w:ascii="Courier New" w:hAnsi="Courier New" w:cs="Courier New"/>
-        </w:rPr>
-        <w:t xml:space="preserve">#______________________________ </w:t>
+        <w:t xml:space="preserve">      movl %eax,8(%rdi)   #</w:t>
+      </w:r>
+      <w:r>
+        <w:rPr>
+          <w:rFonts w:ascii="Courier New" w:hAnsi="Courier New" w:cs="Courier New"/>
+        </w:rPr>
+        <w:t xml:space="preserve"> </w:t>
+      </w:r>
+      <w:r>
+        <w:rPr>
+          <w:rFonts w:ascii="Courier New" w:hAnsi="Courier New" w:cs="Courier New"/>
+          <w:highlight w:val="yellow"/>
+        </w:rPr>
+        <w:t xml:space="preserve">move </w:t>
+      </w:r>
+      <w:r>
+        <w:rPr>
+          <w:rFonts w:ascii="Courier New" w:hAnsi="Courier New" w:cs="Courier New"/>
+          <w:highlight w:val="yellow"/>
+        </w:rPr>
+        <w:t>s.y into s.x</w:t>
+      </w:r>
+      <w:r>
+        <w:rPr>
+          <w:rFonts w:ascii="Courier New" w:hAnsi="Courier New" w:cs="Courier New"/>
+        </w:rPr>
+        <w:t xml:space="preserve"> </w:t>
       </w:r>
     </w:p>
     <w:p>
@@ -1426,44 +1101,12 @@
         </w:rPr>
         <w:t xml:space="preserve">      </w:t>
       </w:r>
-      <w:proofErr w:type="spellStart"/>
-      <w:r>
-        <w:rPr>
-          <w:rFonts w:ascii="Courier New" w:hAnsi="Courier New" w:cs="Courier New"/>
-        </w:rPr>
-        <w:t>leaq</w:t>
-      </w:r>
-      <w:proofErr w:type="spellEnd"/>
-      <w:r>
-        <w:rPr>
-          <w:rFonts w:ascii="Courier New" w:hAnsi="Courier New" w:cs="Courier New"/>
-        </w:rPr>
-        <w:t xml:space="preserve"> 8(%</w:t>
-      </w:r>
-      <w:proofErr w:type="spellStart"/>
-      <w:r>
-        <w:rPr>
-          <w:rFonts w:ascii="Courier New" w:hAnsi="Courier New" w:cs="Courier New"/>
-        </w:rPr>
-        <w:t>rdi</w:t>
-      </w:r>
-      <w:proofErr w:type="spellEnd"/>
-      <w:proofErr w:type="gramStart"/>
-      <w:r>
-        <w:rPr>
-          <w:rFonts w:ascii="Courier New" w:hAnsi="Courier New" w:cs="Courier New"/>
-        </w:rPr>
-        <w:t>),%</w:t>
-      </w:r>
-      <w:proofErr w:type="spellStart"/>
-      <w:proofErr w:type="gramEnd"/>
-      <w:r>
-        <w:rPr>
-          <w:rFonts w:ascii="Courier New" w:hAnsi="Courier New" w:cs="Courier New"/>
-        </w:rPr>
-        <w:t>rax</w:t>
-      </w:r>
-      <w:proofErr w:type="spellEnd"/>
+      <w:r>
+        <w:rPr>
+          <w:rFonts w:ascii="Courier New" w:hAnsi="Courier New" w:cs="Courier New"/>
+        </w:rPr>
+        <w:t>leaq 8(%rdi),%rax</w:t>
+      </w:r>
       <w:r>
         <w:rPr>
           <w:rFonts w:ascii="Courier New" w:hAnsi="Courier New" w:cs="Courier New"/>
@@ -1486,7 +1129,41 @@
         <w:rPr>
           <w:rFonts w:ascii="Courier New" w:hAnsi="Courier New" w:cs="Courier New"/>
         </w:rPr>
-        <w:t>#______________________________</w:t>
+        <w:t>#</w:t>
+      </w:r>
+      <w:r>
+        <w:rPr>
+          <w:rFonts w:ascii="Courier New" w:hAnsi="Courier New" w:cs="Courier New"/>
+        </w:rPr>
+        <w:t xml:space="preserve"> </w:t>
+      </w:r>
+      <w:r>
+        <w:rPr>
+          <w:rFonts w:ascii="Courier New" w:hAnsi="Courier New" w:cs="Courier New"/>
+          <w:highlight w:val="yellow"/>
+        </w:rPr>
+        <w:t xml:space="preserve">store </w:t>
+      </w:r>
+      <w:r>
+        <w:rPr>
+          <w:rFonts w:ascii="Courier New" w:hAnsi="Courier New" w:cs="Courier New"/>
+          <w:highlight w:val="yellow"/>
+        </w:rPr>
+        <w:t>address</w:t>
+      </w:r>
+      <w:r>
+        <w:rPr>
+          <w:rFonts w:ascii="Courier New" w:hAnsi="Courier New" w:cs="Courier New"/>
+          <w:highlight w:val="yellow"/>
+        </w:rPr>
+        <w:t xml:space="preserve"> of </w:t>
+      </w:r>
+      <w:r>
+        <w:rPr>
+          <w:rFonts w:ascii="Courier New" w:hAnsi="Courier New" w:cs="Courier New"/>
+          <w:highlight w:val="yellow"/>
+        </w:rPr>
+        <w:t>s.x in %rax</w:t>
       </w:r>
     </w:p>
     <w:p>
@@ -1504,65 +1181,55 @@
         <w:rPr>
           <w:rFonts w:ascii="Courier New" w:hAnsi="Courier New" w:cs="Courier New"/>
         </w:rPr>
-        <w:t xml:space="preserve">      </w:t>
-      </w:r>
-      <w:proofErr w:type="spellStart"/>
-      <w:r>
-        <w:rPr>
-          <w:rFonts w:ascii="Courier New" w:hAnsi="Courier New" w:cs="Courier New"/>
-        </w:rPr>
-        <w:t>movq</w:t>
-      </w:r>
-      <w:proofErr w:type="spellEnd"/>
-      <w:r>
-        <w:rPr>
-          <w:rFonts w:ascii="Courier New" w:hAnsi="Courier New" w:cs="Courier New"/>
-        </w:rPr>
-        <w:t xml:space="preserve"> %</w:t>
-      </w:r>
-      <w:proofErr w:type="spellStart"/>
-      <w:proofErr w:type="gramStart"/>
-      <w:r>
-        <w:rPr>
-          <w:rFonts w:ascii="Courier New" w:hAnsi="Courier New" w:cs="Courier New"/>
-        </w:rPr>
-        <w:t>rax</w:t>
-      </w:r>
-      <w:proofErr w:type="spellEnd"/>
-      <w:r>
-        <w:rPr>
-          <w:rFonts w:ascii="Courier New" w:hAnsi="Courier New" w:cs="Courier New"/>
-        </w:rPr>
-        <w:t>,(</w:t>
-      </w:r>
-      <w:proofErr w:type="gramEnd"/>
-      <w:r>
-        <w:rPr>
-          <w:rFonts w:ascii="Courier New" w:hAnsi="Courier New" w:cs="Courier New"/>
-        </w:rPr>
-        <w:t>%</w:t>
-      </w:r>
-      <w:proofErr w:type="spellStart"/>
-      <w:proofErr w:type="gramStart"/>
-      <w:r>
-        <w:rPr>
-          <w:rFonts w:ascii="Courier New" w:hAnsi="Courier New" w:cs="Courier New"/>
-        </w:rPr>
-        <w:t>rdi</w:t>
-      </w:r>
-      <w:proofErr w:type="spellEnd"/>
-      <w:r>
-        <w:rPr>
-          <w:rFonts w:ascii="Courier New" w:hAnsi="Courier New" w:cs="Courier New"/>
-        </w:rPr>
-        <w:t xml:space="preserve">)   </w:t>
-      </w:r>
-      <w:proofErr w:type="gramEnd"/>
-      <w:r>
-        <w:rPr>
-          <w:rFonts w:ascii="Courier New" w:hAnsi="Courier New" w:cs="Courier New"/>
-        </w:rPr>
-        <w:t xml:space="preserve"> #______________________________</w:t>
+        <w:t xml:space="preserve">      movq %rax,(%rdi)    #</w:t>
+      </w:r>
+      <w:r>
+        <w:rPr>
+          <w:rFonts w:ascii="Courier New" w:hAnsi="Courier New" w:cs="Courier New"/>
+        </w:rPr>
+        <w:t xml:space="preserve"> </w:t>
+      </w:r>
+      <w:r>
+        <w:rPr>
+          <w:rFonts w:ascii="Courier New" w:hAnsi="Courier New" w:cs="Courier New"/>
+          <w:highlight w:val="yellow"/>
+        </w:rPr>
+        <w:t>move</w:t>
+      </w:r>
+      <w:r>
+        <w:rPr>
+          <w:rFonts w:ascii="Courier New" w:hAnsi="Courier New" w:cs="Courier New"/>
+          <w:highlight w:val="yellow"/>
+        </w:rPr>
+        <w:t xml:space="preserve"> </w:t>
+      </w:r>
+      <w:r>
+        <w:rPr>
+          <w:rFonts w:ascii="Courier New" w:hAnsi="Courier New" w:cs="Courier New"/>
+          <w:highlight w:val="yellow"/>
+        </w:rPr>
+        <w:t>address</w:t>
+      </w:r>
+      <w:r>
+        <w:rPr>
+          <w:rFonts w:ascii="Courier New" w:hAnsi="Courier New" w:cs="Courier New"/>
+          <w:highlight w:val="yellow"/>
+        </w:rPr>
+        <w:t xml:space="preserve"> of </w:t>
+      </w:r>
+      <w:r>
+        <w:rPr>
+          <w:rFonts w:ascii="Courier New" w:hAnsi="Courier New" w:cs="Courier New"/>
+          <w:highlight w:val="yellow"/>
+        </w:rPr>
+        <w:t>s.x into</w:t>
+      </w:r>
+      <w:r>
+        <w:rPr>
+          <w:rFonts w:ascii="Courier New" w:hAnsi="Courier New" w:cs="Courier New"/>
+          <w:highlight w:val="yellow"/>
+        </w:rPr>
+        <w:t xml:space="preserve"> p</w:t>
       </w:r>
     </w:p>
     <w:p>
@@ -1580,43 +1247,34 @@
         <w:rPr>
           <w:rFonts w:ascii="Courier New" w:hAnsi="Courier New" w:cs="Courier New"/>
         </w:rPr>
-        <w:t xml:space="preserve">      </w:t>
-      </w:r>
-      <w:proofErr w:type="spellStart"/>
-      <w:r>
-        <w:rPr>
-          <w:rFonts w:ascii="Courier New" w:hAnsi="Courier New" w:cs="Courier New"/>
-        </w:rPr>
-        <w:t>movq</w:t>
-      </w:r>
-      <w:proofErr w:type="spellEnd"/>
-      <w:r>
-        <w:rPr>
-          <w:rFonts w:ascii="Courier New" w:hAnsi="Courier New" w:cs="Courier New"/>
-        </w:rPr>
-        <w:t xml:space="preserve"> %rdi,16(%</w:t>
-      </w:r>
-      <w:proofErr w:type="spellStart"/>
-      <w:proofErr w:type="gramStart"/>
-      <w:r>
-        <w:rPr>
-          <w:rFonts w:ascii="Courier New" w:hAnsi="Courier New" w:cs="Courier New"/>
-        </w:rPr>
-        <w:t>rdi</w:t>
-      </w:r>
-      <w:proofErr w:type="spellEnd"/>
-      <w:r>
-        <w:rPr>
-          <w:rFonts w:ascii="Courier New" w:hAnsi="Courier New" w:cs="Courier New"/>
-        </w:rPr>
-        <w:t>)  #</w:t>
-      </w:r>
-      <w:proofErr w:type="gramEnd"/>
-      <w:r>
-        <w:rPr>
-          <w:rFonts w:ascii="Courier New" w:hAnsi="Courier New" w:cs="Courier New"/>
-        </w:rPr>
-        <w:t>______________________________</w:t>
+        <w:t xml:space="preserve">      movq %rdi,16(%rdi)  #</w:t>
+      </w:r>
+      <w:r>
+        <w:rPr>
+          <w:rFonts w:ascii="Courier New" w:hAnsi="Courier New" w:cs="Courier New"/>
+        </w:rPr>
+        <w:t xml:space="preserve"> </w:t>
+      </w:r>
+      <w:r>
+        <w:rPr>
+          <w:rFonts w:ascii="Courier New" w:hAnsi="Courier New" w:cs="Courier New"/>
+          <w:highlight w:val="yellow"/>
+        </w:rPr>
+        <w:t xml:space="preserve">next = </w:t>
+      </w:r>
+      <w:r>
+        <w:rPr>
+          <w:rFonts w:ascii="Courier New" w:hAnsi="Courier New" w:cs="Courier New"/>
+          <w:highlight w:val="yellow"/>
+        </w:rPr>
+        <w:t>s</w:t>
+      </w:r>
+      <w:r>
+        <w:rPr>
+          <w:rFonts w:ascii="Courier New" w:hAnsi="Courier New" w:cs="Courier New"/>
+          <w:highlight w:val="yellow"/>
+        </w:rPr>
+        <w:t>p</w:t>
       </w:r>
     </w:p>
     <w:p>
@@ -1638,18 +1296,8 @@
           <w:sz w:val="20"/>
           <w:szCs w:val="20"/>
         </w:rPr>
-        <w:t xml:space="preserve">      </w:t>
-      </w:r>
-      <w:proofErr w:type="gramStart"/>
-      <w:r>
-        <w:rPr>
-          <w:rFonts w:ascii="Courier New" w:hAnsi="Courier New" w:cs="Courier New"/>
-          <w:sz w:val="20"/>
-          <w:szCs w:val="20"/>
-        </w:rPr>
-        <w:t>ret</w:t>
-      </w:r>
-      <w:proofErr w:type="gramEnd"/>
+        <w:t xml:space="preserve">      ret</w:t>
+      </w:r>
       <w:r>
         <w:rPr>
           <w:rFonts w:ascii="Courier New" w:hAnsi="Courier New" w:cs="Courier New"/>
@@ -1668,23 +1316,9 @@
       <w:pPr>
         <w:ind w:left="1125"/>
       </w:pPr>
-      <w:proofErr w:type="gramStart"/>
-      <w:r>
-        <w:t>On the basis of</w:t>
-      </w:r>
-      <w:proofErr w:type="gramEnd"/>
-      <w:r>
-        <w:t xml:space="preserve"> this information, annotate the code, </w:t>
-      </w:r>
-      <w:proofErr w:type="gramStart"/>
-      <w:r>
-        <w:t>similar to</w:t>
-      </w:r>
-      <w:proofErr w:type="gramEnd"/>
-      <w:r>
-        <w:t xml:space="preserve"> what the textbook would do, and fill in the three missing expressions in the code above for </w:t>
-      </w:r>
-      <w:proofErr w:type="spellStart"/>
+      <w:r>
+        <w:t xml:space="preserve">On the basis of this information, annotate the code, similar to what the textbook would do, and fill in the three missing expressions in the code above for </w:t>
+      </w:r>
       <w:r>
         <w:rPr>
           <w:rFonts w:ascii="Courier New" w:hAnsi="Courier New" w:cs="Courier New"/>
@@ -1693,7 +1327,6 @@
         </w:rPr>
         <w:t>sp_init</w:t>
       </w:r>
-      <w:proofErr w:type="spellEnd"/>
       <w:r>
         <w:t>.</w:t>
       </w:r>
@@ -1726,23 +1359,7 @@
           <w:b/>
           <w:u w:val="single"/>
         </w:rPr>
-        <w:t xml:space="preserve">Problem </w:t>
-      </w:r>
-      <w:proofErr w:type="gramStart"/>
-      <w:r>
-        <w:rPr>
-          <w:b/>
-          <w:u w:val="single"/>
-        </w:rPr>
-        <w:t>on</w:t>
-      </w:r>
-      <w:proofErr w:type="gramEnd"/>
-      <w:r>
-        <w:rPr>
-          <w:b/>
-          <w:u w:val="single"/>
-        </w:rPr>
-        <w:t xml:space="preserve"> Union Declarations</w:t>
+        <w:t>Problem on Union Declarations</w:t>
       </w:r>
     </w:p>
     <w:p>
@@ -1778,25 +1395,7 @@
           <w:sz w:val="20"/>
           <w:szCs w:val="20"/>
         </w:rPr>
-        <w:t xml:space="preserve">union </w:t>
-      </w:r>
-      <w:proofErr w:type="spellStart"/>
-      <w:r>
-        <w:rPr>
-          <w:rFonts w:ascii="Courier New" w:hAnsi="Courier New" w:cs="Courier New"/>
-          <w:sz w:val="20"/>
-          <w:szCs w:val="20"/>
-        </w:rPr>
-        <w:t>ele</w:t>
-      </w:r>
-      <w:proofErr w:type="spellEnd"/>
-      <w:r>
-        <w:rPr>
-          <w:rFonts w:ascii="Courier New" w:hAnsi="Courier New" w:cs="Courier New"/>
-          <w:sz w:val="20"/>
-          <w:szCs w:val="20"/>
-        </w:rPr>
-        <w:t xml:space="preserve"> {</w:t>
+        <w:t>union ele {</w:t>
       </w:r>
     </w:p>
     <w:p>
@@ -1879,18 +1478,8 @@
           <w:sz w:val="20"/>
           <w:szCs w:val="20"/>
         </w:rPr>
-        <w:t xml:space="preserve"> *</w:t>
-      </w:r>
-      <w:proofErr w:type="gramStart"/>
-      <w:r>
-        <w:rPr>
-          <w:rFonts w:ascii="Courier New" w:hAnsi="Courier New" w:cs="Courier New"/>
-          <w:sz w:val="20"/>
-          <w:szCs w:val="20"/>
-        </w:rPr>
-        <w:t>p;</w:t>
-      </w:r>
-      <w:proofErr w:type="gramEnd"/>
+        <w:t xml:space="preserve"> *p;</w:t>
+      </w:r>
     </w:p>
     <w:p>
       <w:pPr>
@@ -1943,18 +1532,8 @@
           <w:sz w:val="20"/>
           <w:szCs w:val="20"/>
         </w:rPr>
-        <w:t xml:space="preserve"> </w:t>
-      </w:r>
-      <w:proofErr w:type="gramStart"/>
-      <w:r>
-        <w:rPr>
-          <w:rFonts w:ascii="Courier New" w:hAnsi="Courier New" w:cs="Courier New"/>
-          <w:sz w:val="20"/>
-          <w:szCs w:val="20"/>
-        </w:rPr>
-        <w:t>y;</w:t>
-      </w:r>
-      <w:proofErr w:type="gramEnd"/>
+        <w:t xml:space="preserve"> y;</w:t>
+      </w:r>
     </w:p>
     <w:p>
       <w:pPr>
@@ -1991,28 +1570,8 @@
           <w:sz w:val="20"/>
           <w:szCs w:val="20"/>
         </w:rPr>
-        <w:t xml:space="preserve">} </w:t>
-      </w:r>
-      <w:proofErr w:type="spellStart"/>
-      <w:proofErr w:type="gramStart"/>
-      <w:r>
-        <w:rPr>
-          <w:rFonts w:ascii="Courier New" w:hAnsi="Courier New" w:cs="Courier New"/>
-          <w:sz w:val="20"/>
-          <w:szCs w:val="20"/>
-        </w:rPr>
-        <w:t>el</w:t>
-      </w:r>
-      <w:proofErr w:type="spellEnd"/>
-      <w:r>
-        <w:rPr>
-          <w:rFonts w:ascii="Courier New" w:hAnsi="Courier New" w:cs="Courier New"/>
-          <w:sz w:val="20"/>
-          <w:szCs w:val="20"/>
-        </w:rPr>
-        <w:t>;</w:t>
-      </w:r>
-      <w:proofErr w:type="gramEnd"/>
+        <w:t>} el;</w:t>
+      </w:r>
     </w:p>
     <w:p>
       <w:pPr>
@@ -2103,18 +1662,8 @@
           <w:sz w:val="20"/>
           <w:szCs w:val="20"/>
         </w:rPr>
-        <w:t xml:space="preserve"> </w:t>
-      </w:r>
-      <w:proofErr w:type="gramStart"/>
-      <w:r>
-        <w:rPr>
-          <w:rFonts w:ascii="Courier New" w:hAnsi="Courier New" w:cs="Courier New"/>
-          <w:sz w:val="20"/>
-          <w:szCs w:val="20"/>
-        </w:rPr>
-        <w:t>x;</w:t>
-      </w:r>
-      <w:proofErr w:type="gramEnd"/>
+        <w:t xml:space="preserve"> x;</w:t>
+      </w:r>
     </w:p>
     <w:p>
       <w:pPr>
@@ -2159,36 +1708,8 @@
           <w:sz w:val="20"/>
           <w:szCs w:val="20"/>
         </w:rPr>
-        <w:t xml:space="preserve">union </w:t>
-      </w:r>
-      <w:proofErr w:type="spellStart"/>
-      <w:r>
-        <w:rPr>
-          <w:rFonts w:ascii="Courier New" w:hAnsi="Courier New" w:cs="Courier New"/>
-          <w:sz w:val="20"/>
-          <w:szCs w:val="20"/>
-        </w:rPr>
-        <w:t>ele</w:t>
-      </w:r>
-      <w:proofErr w:type="spellEnd"/>
-      <w:r>
-        <w:rPr>
-          <w:rFonts w:ascii="Courier New" w:hAnsi="Courier New" w:cs="Courier New"/>
-          <w:sz w:val="20"/>
-          <w:szCs w:val="20"/>
-        </w:rPr>
-        <w:t xml:space="preserve"> *</w:t>
-      </w:r>
-      <w:proofErr w:type="gramStart"/>
-      <w:r>
-        <w:rPr>
-          <w:rFonts w:ascii="Courier New" w:hAnsi="Courier New" w:cs="Courier New"/>
-          <w:sz w:val="20"/>
-          <w:szCs w:val="20"/>
-        </w:rPr>
-        <w:t>next;</w:t>
-      </w:r>
-      <w:proofErr w:type="gramEnd"/>
+        <w:t>union ele *next;</w:t>
+      </w:r>
     </w:p>
     <w:p>
       <w:pPr>
@@ -2225,18 +1746,8 @@
           <w:sz w:val="20"/>
           <w:szCs w:val="20"/>
         </w:rPr>
-        <w:t xml:space="preserve">} </w:t>
-      </w:r>
-      <w:proofErr w:type="gramStart"/>
-      <w:r>
-        <w:rPr>
-          <w:rFonts w:ascii="Courier New" w:hAnsi="Courier New" w:cs="Courier New"/>
-          <w:sz w:val="20"/>
-          <w:szCs w:val="20"/>
-        </w:rPr>
-        <w:t>e2;</w:t>
-      </w:r>
-      <w:proofErr w:type="gramEnd"/>
+        <w:t>} e2;</w:t>
+      </w:r>
     </w:p>
     <w:p>
       <w:pPr>
@@ -2251,7 +1762,6 @@
           <w:szCs w:val="20"/>
         </w:rPr>
       </w:pPr>
-      <w:proofErr w:type="gramStart"/>
       <w:r>
         <w:rPr>
           <w:rFonts w:ascii="Courier New" w:hAnsi="Courier New" w:cs="Courier New"/>
@@ -2260,7 +1770,6 @@
         </w:rPr>
         <w:t>};</w:t>
       </w:r>
-      <w:proofErr w:type="gramEnd"/>
       <w:r>
         <w:rPr>
           <w:rFonts w:ascii="Courier New" w:hAnsi="Courier New" w:cs="Courier New"/>
@@ -2328,37 +1837,18 @@
           <w:sz w:val="20"/>
           <w:szCs w:val="20"/>
         </w:rPr>
-        <w:t xml:space="preserve">void proc (union </w:t>
-      </w:r>
-      <w:proofErr w:type="spellStart"/>
-      <w:r>
-        <w:rPr>
-          <w:rFonts w:ascii="Courier New" w:hAnsi="Courier New" w:cs="Courier New"/>
-          <w:sz w:val="20"/>
-          <w:szCs w:val="20"/>
-        </w:rPr>
-        <w:t>ele</w:t>
-      </w:r>
-      <w:proofErr w:type="spellEnd"/>
-      <w:r>
-        <w:rPr>
-          <w:rFonts w:ascii="Courier New" w:hAnsi="Courier New" w:cs="Courier New"/>
-          <w:sz w:val="20"/>
-          <w:szCs w:val="20"/>
-        </w:rPr>
-        <w:t xml:space="preserve"> *up)</w:t>
-      </w:r>
-    </w:p>
-    <w:p>
-      <w:pPr>
-        <w:ind w:left="720"/>
-        <w:rPr>
-          <w:rFonts w:ascii="Courier New" w:hAnsi="Courier New" w:cs="Courier New"/>
-          <w:sz w:val="20"/>
-          <w:szCs w:val="20"/>
-        </w:rPr>
-      </w:pPr>
-      <w:proofErr w:type="gramStart"/>
+        <w:t>void proc (union ele *up)</w:t>
+      </w:r>
+    </w:p>
+    <w:p>
+      <w:pPr>
+        <w:ind w:left="720"/>
+        <w:rPr>
+          <w:rFonts w:ascii="Courier New" w:hAnsi="Courier New" w:cs="Courier New"/>
+          <w:sz w:val="20"/>
+          <w:szCs w:val="20"/>
+        </w:rPr>
+      </w:pPr>
       <w:r>
         <w:rPr>
           <w:rFonts w:ascii="Courier New" w:hAnsi="Courier New" w:cs="Courier New"/>
@@ -2373,16 +1863,7 @@
           <w:sz w:val="20"/>
           <w:szCs w:val="20"/>
         </w:rPr>
-        <w:t xml:space="preserve">  </w:t>
-      </w:r>
-      <w:proofErr w:type="gramEnd"/>
-      <w:r>
-        <w:rPr>
-          <w:rFonts w:ascii="Courier New" w:hAnsi="Courier New" w:cs="Courier New"/>
-          <w:sz w:val="20"/>
-          <w:szCs w:val="20"/>
-        </w:rPr>
-        <w:t xml:space="preserve">                </w:t>
+        <w:t xml:space="preserve">                  </w:t>
       </w:r>
       <w:r>
         <w:rPr>
@@ -2492,7 +1973,6 @@
         </w:rPr>
         <w:tab/>
       </w:r>
-      <w:proofErr w:type="gramStart"/>
       <w:r>
         <w:rPr>
           <w:rFonts w:ascii="Courier New" w:hAnsi="Courier New" w:cs="Courier New"/>
@@ -2524,16 +2004,7 @@
           <w:sz w:val="20"/>
           <w:szCs w:val="20"/>
         </w:rPr>
-        <w:t xml:space="preserve"> </w:t>
-      </w:r>
-      <w:proofErr w:type="gramEnd"/>
-      <w:r>
-        <w:rPr>
-          <w:rFonts w:ascii="Courier New" w:hAnsi="Courier New" w:cs="Courier New"/>
-          <w:sz w:val="20"/>
-          <w:szCs w:val="20"/>
-        </w:rPr>
-        <w:t xml:space="preserve">   </w:t>
+        <w:t xml:space="preserve">    </w:t>
       </w:r>
       <w:r>
         <w:rPr>
@@ -2599,23 +2070,7 @@
         <w:t>(4)</w:t>
       </w:r>
       <w:r>
-        <w:t xml:space="preserve"> What would be the offsets (in bytes) of the following fields for the union (consider the union and alignment when figuring out where the e2.x and e</w:t>
-      </w:r>
-      <w:proofErr w:type="gramStart"/>
-      <w:r>
-        <w:t>2.next</w:t>
-      </w:r>
-      <w:proofErr w:type="gramEnd"/>
-      <w:r>
-        <w:t xml:space="preserve"> </w:t>
-      </w:r>
-      <w:proofErr w:type="gramStart"/>
-      <w:r>
-        <w:t>starts</w:t>
-      </w:r>
-      <w:proofErr w:type="gramEnd"/>
-      <w:r>
-        <w:t>):</w:t>
+        <w:t xml:space="preserve"> What would be the offsets (in bytes) of the following fields for the union (consider the union and alignment when figuring out where the e2.x and e2.next starts):</w:t>
       </w:r>
     </w:p>
     <w:p>
@@ -2623,263 +2078,80 @@
         <w:ind w:left="1440"/>
       </w:pPr>
     </w:p>
-    <w:tbl>
-      <w:tblPr>
-        <w:tblW w:w="0" w:type="auto"/>
-        <w:tblInd w:w="1440" w:type="dxa"/>
-        <w:tblBorders>
-          <w:insideV w:val="single" w:sz="4" w:space="0" w:color="auto"/>
-        </w:tblBorders>
-        <w:tblLook w:val="04A0" w:firstRow="1" w:lastRow="0" w:firstColumn="1" w:lastColumn="0" w:noHBand="0" w:noVBand="1"/>
-      </w:tblPr>
-      <w:tblGrid>
-        <w:gridCol w:w="1458"/>
-      </w:tblGrid>
-      <w:tr>
-        <w:trPr>
-          <w:trHeight w:val="275"/>
-        </w:trPr>
-        <w:tc>
-          <w:tcPr>
-            <w:tcW w:w="1458" w:type="dxa"/>
-            <w:vAlign w:val="center"/>
-          </w:tcPr>
-          <w:p>
-            <w:pPr>
-              <w:tabs>
-                <w:tab w:val="left" w:pos="360"/>
-              </w:tabs>
-              <w:jc w:val="right"/>
-              <w:rPr>
-                <w:rFonts w:ascii="Courier New" w:hAnsi="Courier New" w:cs="Courier New"/>
-                <w:sz w:val="20"/>
-                <w:szCs w:val="20"/>
-              </w:rPr>
-            </w:pPr>
-            <w:proofErr w:type="spellStart"/>
-            <w:proofErr w:type="gramStart"/>
-            <w:r>
-              <w:rPr>
-                <w:rFonts w:ascii="Courier New" w:hAnsi="Courier New" w:cs="Courier New"/>
-                <w:sz w:val="20"/>
-                <w:szCs w:val="20"/>
-              </w:rPr>
-              <w:t>el.</w:t>
-            </w:r>
-            <w:r>
-              <w:rPr>
-                <w:rFonts w:ascii="Courier New" w:hAnsi="Courier New" w:cs="Courier New"/>
-                <w:sz w:val="20"/>
-                <w:szCs w:val="20"/>
-              </w:rPr>
-              <w:t>p</w:t>
-            </w:r>
-            <w:proofErr w:type="spellEnd"/>
-            <w:proofErr w:type="gramEnd"/>
-            <w:r>
-              <w:rPr>
-                <w:rFonts w:ascii="Courier New" w:hAnsi="Courier New" w:cs="Courier New"/>
-                <w:sz w:val="20"/>
-                <w:szCs w:val="20"/>
-              </w:rPr>
-              <w:t>:</w:t>
-            </w:r>
-          </w:p>
-        </w:tc>
-      </w:tr>
-      <w:tr>
-        <w:trPr>
-          <w:trHeight w:val="275"/>
-        </w:trPr>
-        <w:tc>
-          <w:tcPr>
-            <w:tcW w:w="1458" w:type="dxa"/>
-            <w:vAlign w:val="center"/>
-          </w:tcPr>
-          <w:p>
-            <w:pPr>
-              <w:tabs>
-                <w:tab w:val="left" w:pos="360"/>
-              </w:tabs>
-              <w:jc w:val="right"/>
-              <w:rPr>
-                <w:rFonts w:ascii="Courier New" w:hAnsi="Courier New" w:cs="Courier New"/>
-                <w:sz w:val="20"/>
-                <w:szCs w:val="20"/>
-              </w:rPr>
-            </w:pPr>
-            <w:r>
-              <w:rPr>
-                <w:rFonts w:ascii="Courier New" w:hAnsi="Courier New" w:cs="Courier New"/>
-                <w:sz w:val="20"/>
-                <w:szCs w:val="20"/>
-              </w:rPr>
-              <w:t xml:space="preserve">  </w:t>
-            </w:r>
-            <w:proofErr w:type="spellStart"/>
-            <w:proofErr w:type="gramStart"/>
-            <w:r>
-              <w:rPr>
-                <w:rFonts w:ascii="Courier New" w:hAnsi="Courier New" w:cs="Courier New"/>
-                <w:sz w:val="20"/>
-                <w:szCs w:val="20"/>
-              </w:rPr>
-              <w:t>el.y</w:t>
-            </w:r>
-            <w:proofErr w:type="spellEnd"/>
-            <w:proofErr w:type="gramEnd"/>
-            <w:r>
-              <w:rPr>
-                <w:rFonts w:ascii="Courier New" w:hAnsi="Courier New" w:cs="Courier New"/>
-                <w:sz w:val="20"/>
-                <w:szCs w:val="20"/>
-              </w:rPr>
-              <w:t>:</w:t>
-            </w:r>
-          </w:p>
-        </w:tc>
-      </w:tr>
-      <w:tr>
-        <w:trPr>
-          <w:trHeight w:val="257"/>
-        </w:trPr>
-        <w:tc>
-          <w:tcPr>
-            <w:tcW w:w="1458" w:type="dxa"/>
-            <w:vAlign w:val="center"/>
-          </w:tcPr>
-          <w:p>
-            <w:pPr>
-              <w:tabs>
-                <w:tab w:val="left" w:pos="360"/>
-              </w:tabs>
-              <w:jc w:val="right"/>
-              <w:rPr>
-                <w:rFonts w:ascii="Courier New" w:hAnsi="Courier New" w:cs="Courier New"/>
-                <w:sz w:val="20"/>
-                <w:szCs w:val="20"/>
-              </w:rPr>
-            </w:pPr>
-            <w:r>
-              <w:rPr>
-                <w:rFonts w:ascii="Courier New" w:hAnsi="Courier New" w:cs="Courier New"/>
-                <w:sz w:val="20"/>
-                <w:szCs w:val="20"/>
-              </w:rPr>
-              <w:t xml:space="preserve">   </w:t>
-            </w:r>
-            <w:r>
-              <w:rPr>
-                <w:rFonts w:ascii="Courier New" w:hAnsi="Courier New" w:cs="Courier New"/>
-                <w:sz w:val="20"/>
-                <w:szCs w:val="20"/>
-              </w:rPr>
-              <w:t>e2</w:t>
-            </w:r>
-            <w:r>
-              <w:rPr>
-                <w:rFonts w:ascii="Courier New" w:hAnsi="Courier New" w:cs="Courier New"/>
-                <w:sz w:val="20"/>
-                <w:szCs w:val="20"/>
-              </w:rPr>
-              <w:t>.</w:t>
-            </w:r>
-            <w:r>
-              <w:rPr>
-                <w:rFonts w:ascii="Courier New" w:hAnsi="Courier New" w:cs="Courier New"/>
-                <w:sz w:val="20"/>
-                <w:szCs w:val="20"/>
-              </w:rPr>
-              <w:t>x</w:t>
-            </w:r>
-            <w:r>
-              <w:rPr>
-                <w:rFonts w:ascii="Courier New" w:hAnsi="Courier New" w:cs="Courier New"/>
-                <w:sz w:val="20"/>
-                <w:szCs w:val="20"/>
-              </w:rPr>
-              <w:t>:</w:t>
-            </w:r>
-          </w:p>
-        </w:tc>
-      </w:tr>
-      <w:tr>
-        <w:trPr>
-          <w:trHeight w:val="275"/>
-        </w:trPr>
-        <w:tc>
-          <w:tcPr>
-            <w:tcW w:w="1458" w:type="dxa"/>
-            <w:vAlign w:val="center"/>
-          </w:tcPr>
-          <w:p>
-            <w:pPr>
-              <w:tabs>
-                <w:tab w:val="left" w:pos="360"/>
-              </w:tabs>
-              <w:jc w:val="right"/>
-              <w:rPr>
-                <w:rFonts w:ascii="Courier New" w:hAnsi="Courier New" w:cs="Courier New"/>
-                <w:sz w:val="20"/>
-                <w:szCs w:val="20"/>
-              </w:rPr>
-            </w:pPr>
-            <w:r>
-              <w:rPr>
-                <w:rFonts w:ascii="Courier New" w:hAnsi="Courier New" w:cs="Courier New"/>
-                <w:sz w:val="20"/>
-                <w:szCs w:val="20"/>
-              </w:rPr>
-              <w:t xml:space="preserve"> </w:t>
-            </w:r>
-            <w:r>
-              <w:rPr>
-                <w:rFonts w:ascii="Courier New" w:hAnsi="Courier New" w:cs="Courier New"/>
-                <w:sz w:val="20"/>
-                <w:szCs w:val="20"/>
-              </w:rPr>
-              <w:t>e</w:t>
-            </w:r>
-            <w:proofErr w:type="gramStart"/>
-            <w:r>
-              <w:rPr>
-                <w:rFonts w:ascii="Courier New" w:hAnsi="Courier New" w:cs="Courier New"/>
-                <w:sz w:val="20"/>
-                <w:szCs w:val="20"/>
-              </w:rPr>
-              <w:t>2.</w:t>
-            </w:r>
-            <w:r>
-              <w:rPr>
-                <w:rFonts w:ascii="Courier New" w:hAnsi="Courier New" w:cs="Courier New"/>
-                <w:sz w:val="20"/>
-                <w:szCs w:val="20"/>
-              </w:rPr>
-              <w:t>next</w:t>
-            </w:r>
-            <w:proofErr w:type="gramEnd"/>
-            <w:r>
-              <w:rPr>
-                <w:rFonts w:ascii="Courier New" w:hAnsi="Courier New" w:cs="Courier New"/>
-                <w:sz w:val="20"/>
-                <w:szCs w:val="20"/>
-              </w:rPr>
-              <w:t>:</w:t>
-            </w:r>
-          </w:p>
-        </w:tc>
-      </w:tr>
-    </w:tbl>
     <w:p>
       <w:pPr>
         <w:ind w:left="1440"/>
       </w:pPr>
+      <w:r>
+        <w:t>el.p:</w:t>
+      </w:r>
+      <w:r>
+        <w:t xml:space="preserve"> (size 8) -&gt; </w:t>
+      </w:r>
+      <w:r>
+        <w:rPr>
+          <w:highlight w:val="yellow"/>
+        </w:rPr>
+        <w:t>0</w:t>
+      </w:r>
     </w:p>
     <w:p>
       <w:pPr>
         <w:ind w:left="1440"/>
       </w:pPr>
       <w:r>
+        <w:t>el.y:</w:t>
+      </w:r>
+      <w:r>
+        <w:t xml:space="preserve"> (size 8) -&gt; </w:t>
+      </w:r>
+      <w:r>
+        <w:rPr>
+          <w:highlight w:val="yellow"/>
+        </w:rPr>
+        <w:t>8</w:t>
+      </w:r>
+    </w:p>
+    <w:p>
+      <w:pPr>
+        <w:ind w:left="1440"/>
+      </w:pPr>
+      <w:r>
+        <w:t>e2.x:</w:t>
+      </w:r>
+      <w:r>
+        <w:t xml:space="preserve"> (size 8) -&gt; </w:t>
+      </w:r>
+      <w:r>
+        <w:rPr>
+          <w:highlight w:val="yellow"/>
+        </w:rPr>
+        <w:t>0</w:t>
+      </w:r>
+    </w:p>
+    <w:p>
+      <w:pPr>
+        <w:ind w:left="1440"/>
+      </w:pPr>
+      <w:r>
+        <w:t>e2.next:</w:t>
+      </w:r>
+      <w:r>
+        <w:t xml:space="preserve"> (size 8) -&gt; </w:t>
+      </w:r>
+      <w:r>
+        <w:rPr>
+          <w:highlight w:val="yellow"/>
+        </w:rPr>
+        <w:t>8</w:t>
+      </w:r>
+    </w:p>
+    <w:p/>
+    <w:p>
+      <w:pPr>
+        <w:ind w:left="1440"/>
+      </w:pPr>
+      <w:r>
         <w:t xml:space="preserve">B.  </w:t>
       </w:r>
       <w:r>
@@ -2901,7 +2173,20 @@
       <w:pPr>
         <w:ind w:left="1440"/>
       </w:pPr>
-    </w:p>
+      <w:r>
+        <w:rPr>
+          <w:highlight w:val="yellow"/>
+        </w:rPr>
+        <w:t>16</w:t>
+      </w:r>
+      <w:r>
+        <w:rPr>
+          <w:highlight w:val="yellow"/>
+        </w:rPr>
+        <w:t xml:space="preserve"> bytes</w:t>
+      </w:r>
+    </w:p>
+    <w:p/>
     <w:p>
       <w:pPr>
         <w:ind w:left="1440"/>
@@ -2938,21 +2223,7 @@
         <w:rPr>
           <w:b/>
         </w:rPr>
-        <w:t xml:space="preserve">This assignment </w:t>
-      </w:r>
-      <w:proofErr w:type="gramStart"/>
-      <w:r>
-        <w:rPr>
-          <w:b/>
-        </w:rPr>
-        <w:t>continues on</w:t>
-      </w:r>
-      <w:proofErr w:type="gramEnd"/>
-      <w:r>
-        <w:rPr>
-          <w:b/>
-        </w:rPr>
-        <w:t xml:space="preserve"> the next page</w:t>
+        <w:t>This assignment continues on the next page</w:t>
       </w:r>
       <w:r>
         <w:rPr>
@@ -3012,25 +2283,7 @@
           <w:sz w:val="20"/>
           <w:szCs w:val="20"/>
         </w:rPr>
-        <w:t xml:space="preserve">    Note: Use </w:t>
-      </w:r>
-      <w:proofErr w:type="gramStart"/>
-      <w:r>
-        <w:rPr>
-          <w:rFonts w:ascii="Courier New" w:hAnsi="Courier New" w:cs="Courier New"/>
-          <w:sz w:val="20"/>
-          <w:szCs w:val="20"/>
-        </w:rPr>
-        <w:t>struct</w:t>
-      </w:r>
-      <w:proofErr w:type="gramEnd"/>
-      <w:r>
-        <w:rPr>
-          <w:rFonts w:ascii="Courier New" w:hAnsi="Courier New" w:cs="Courier New"/>
-          <w:sz w:val="20"/>
-          <w:szCs w:val="20"/>
-        </w:rPr>
-        <w:t xml:space="preserve"> P3 and P2 as given in this problem.</w:t>
+        <w:t xml:space="preserve">    Note: Use struct P3 and P2 as given in this problem.</w:t>
       </w:r>
     </w:p>
     <w:p>
@@ -3061,18 +2314,150 @@
           <w:sz w:val="20"/>
           <w:szCs w:val="20"/>
         </w:rPr>
-        <w:t xml:space="preserve">struct P1 </w:t>
-      </w:r>
-      <w:proofErr w:type="gramStart"/>
-      <w:r>
-        <w:rPr>
-          <w:rFonts w:ascii="Courier New" w:hAnsi="Courier New" w:cs="Courier New"/>
-          <w:sz w:val="20"/>
-          <w:szCs w:val="20"/>
-        </w:rPr>
-        <w:t>{ int</w:t>
-      </w:r>
-      <w:proofErr w:type="gramEnd"/>
+        <w:t>struct P1 { int i; char c; int j; char d; };</w:t>
+      </w:r>
+    </w:p>
+    <w:p>
+      <w:pPr>
+        <w:ind w:left="720"/>
+        <w:rPr>
+          <w:rFonts w:ascii="Courier New" w:hAnsi="Courier New" w:cs="Courier New"/>
+          <w:sz w:val="20"/>
+          <w:szCs w:val="20"/>
+        </w:rPr>
+      </w:pPr>
+      <w:r>
+        <w:rPr>
+          <w:rFonts w:ascii="Courier New" w:hAnsi="Courier New" w:cs="Courier New"/>
+          <w:sz w:val="20"/>
+          <w:szCs w:val="20"/>
+        </w:rPr>
+        <w:t xml:space="preserve">     </w:t>
+      </w:r>
+      <w:r>
+        <w:rPr>
+          <w:rFonts w:ascii="Courier New" w:hAnsi="Courier New" w:cs="Courier New"/>
+          <w:sz w:val="20"/>
+          <w:szCs w:val="20"/>
+        </w:rPr>
+        <w:t>Offsets</w:t>
+      </w:r>
+      <w:r>
+        <w:rPr>
+          <w:rFonts w:ascii="Courier New" w:hAnsi="Courier New" w:cs="Courier New"/>
+          <w:sz w:val="20"/>
+          <w:szCs w:val="20"/>
+        </w:rPr>
+        <w:t xml:space="preserve">:  </w:t>
+      </w:r>
+      <w:r>
+        <w:rPr>
+          <w:rFonts w:ascii="Courier New" w:hAnsi="Courier New" w:cs="Courier New"/>
+          <w:sz w:val="20"/>
+          <w:szCs w:val="20"/>
+          <w:highlight w:val="yellow"/>
+        </w:rPr>
+        <w:t>0</w:t>
+      </w:r>
+      <w:r>
+        <w:rPr>
+          <w:rFonts w:ascii="Courier New" w:hAnsi="Courier New" w:cs="Courier New"/>
+          <w:sz w:val="20"/>
+          <w:szCs w:val="20"/>
+        </w:rPr>
+        <w:t xml:space="preserve">   </w:t>
+      </w:r>
+      <w:r>
+        <w:rPr>
+          <w:rFonts w:ascii="Courier New" w:hAnsi="Courier New" w:cs="Courier New"/>
+          <w:sz w:val="20"/>
+          <w:szCs w:val="20"/>
+        </w:rPr>
+        <w:t xml:space="preserve">    </w:t>
+      </w:r>
+      <w:r>
+        <w:rPr>
+          <w:rFonts w:ascii="Courier New" w:hAnsi="Courier New" w:cs="Courier New"/>
+          <w:sz w:val="20"/>
+          <w:szCs w:val="20"/>
+          <w:highlight w:val="yellow"/>
+        </w:rPr>
+        <w:t>4</w:t>
+      </w:r>
+      <w:r>
+        <w:rPr>
+          <w:rFonts w:ascii="Courier New" w:hAnsi="Courier New" w:cs="Courier New"/>
+          <w:sz w:val="20"/>
+          <w:szCs w:val="20"/>
+        </w:rPr>
+        <w:t xml:space="preserve">   </w:t>
+      </w:r>
+      <w:r>
+        <w:rPr>
+          <w:rFonts w:ascii="Courier New" w:hAnsi="Courier New" w:cs="Courier New"/>
+          <w:sz w:val="20"/>
+          <w:szCs w:val="20"/>
+        </w:rPr>
+        <w:t xml:space="preserve">   </w:t>
+      </w:r>
+      <w:r>
+        <w:rPr>
+          <w:rFonts w:ascii="Courier New" w:hAnsi="Courier New" w:cs="Courier New"/>
+          <w:sz w:val="20"/>
+          <w:szCs w:val="20"/>
+          <w:highlight w:val="yellow"/>
+        </w:rPr>
+        <w:t>8</w:t>
+      </w:r>
+      <w:r>
+        <w:rPr>
+          <w:rFonts w:ascii="Courier New" w:hAnsi="Courier New" w:cs="Courier New"/>
+          <w:sz w:val="20"/>
+          <w:szCs w:val="20"/>
+        </w:rPr>
+        <w:t xml:space="preserve">   </w:t>
+      </w:r>
+      <w:r>
+        <w:rPr>
+          <w:rFonts w:ascii="Courier New" w:hAnsi="Courier New" w:cs="Courier New"/>
+          <w:sz w:val="20"/>
+          <w:szCs w:val="20"/>
+        </w:rPr>
+        <w:t xml:space="preserve">    </w:t>
+      </w:r>
+      <w:r>
+        <w:rPr>
+          <w:rFonts w:ascii="Courier New" w:hAnsi="Courier New" w:cs="Courier New"/>
+          <w:sz w:val="20"/>
+          <w:szCs w:val="20"/>
+          <w:highlight w:val="yellow"/>
+        </w:rPr>
+        <w:t>12</w:t>
+      </w:r>
+      <w:r>
+        <w:rPr>
+          <w:rFonts w:ascii="Courier New" w:hAnsi="Courier New" w:cs="Courier New"/>
+          <w:sz w:val="20"/>
+          <w:szCs w:val="20"/>
+        </w:rPr>
+        <w:t xml:space="preserve">  </w:t>
+      </w:r>
+      <w:r>
+        <w:rPr>
+          <w:rFonts w:ascii="Courier New" w:hAnsi="Courier New" w:cs="Courier New"/>
+          <w:sz w:val="20"/>
+          <w:szCs w:val="20"/>
+        </w:rPr>
+        <w:t xml:space="preserve">     </w:t>
+      </w:r>
+      <w:r>
+        <w:rPr>
+          <w:rFonts w:ascii="Courier New" w:hAnsi="Courier New" w:cs="Courier New"/>
+          <w:sz w:val="20"/>
+          <w:szCs w:val="20"/>
+        </w:rPr>
+        <w:t>Size:</w:t>
+      </w:r>
       <w:r>
         <w:rPr>
           <w:rFonts w:ascii="Courier New" w:hAnsi="Courier New" w:cs="Courier New"/>
@@ -3081,41 +2466,91 @@
         </w:rPr>
         <w:t xml:space="preserve"> </w:t>
       </w:r>
-      <w:proofErr w:type="spellStart"/>
-      <w:r>
-        <w:rPr>
-          <w:rFonts w:ascii="Courier New" w:hAnsi="Courier New" w:cs="Courier New"/>
-          <w:sz w:val="20"/>
-          <w:szCs w:val="20"/>
-        </w:rPr>
-        <w:t>i</w:t>
-      </w:r>
-      <w:proofErr w:type="spellEnd"/>
-      <w:r>
-        <w:rPr>
-          <w:rFonts w:ascii="Courier New" w:hAnsi="Courier New" w:cs="Courier New"/>
-          <w:sz w:val="20"/>
-          <w:szCs w:val="20"/>
-        </w:rPr>
-        <w:t>; char c; int j; char d</w:t>
-      </w:r>
-      <w:proofErr w:type="gramStart"/>
-      <w:r>
-        <w:rPr>
-          <w:rFonts w:ascii="Courier New" w:hAnsi="Courier New" w:cs="Courier New"/>
-          <w:sz w:val="20"/>
-          <w:szCs w:val="20"/>
-        </w:rPr>
-        <w:t>; }</w:t>
-      </w:r>
-      <w:proofErr w:type="gramEnd"/>
-      <w:r>
-        <w:rPr>
-          <w:rFonts w:ascii="Courier New" w:hAnsi="Courier New" w:cs="Courier New"/>
-          <w:sz w:val="20"/>
-          <w:szCs w:val="20"/>
-        </w:rPr>
-        <w:t>;</w:t>
+      <w:r>
+        <w:rPr>
+          <w:rFonts w:ascii="Courier New" w:hAnsi="Courier New" w:cs="Courier New"/>
+          <w:sz w:val="20"/>
+          <w:szCs w:val="20"/>
+          <w:highlight w:val="yellow"/>
+        </w:rPr>
+        <w:t>16</w:t>
+      </w:r>
+      <w:r>
+        <w:rPr>
+          <w:rFonts w:ascii="Courier New" w:hAnsi="Courier New" w:cs="Courier New"/>
+          <w:sz w:val="20"/>
+          <w:szCs w:val="20"/>
+        </w:rPr>
+        <w:t xml:space="preserve">   </w:t>
+      </w:r>
+      <w:r>
+        <w:rPr>
+          <w:rFonts w:ascii="Courier New" w:hAnsi="Courier New" w:cs="Courier New"/>
+          <w:sz w:val="20"/>
+          <w:szCs w:val="20"/>
+        </w:rPr>
+        <w:t xml:space="preserve">  Alignment: </w:t>
+      </w:r>
+      <w:r>
+        <w:rPr>
+          <w:rFonts w:ascii="Courier New" w:hAnsi="Courier New" w:cs="Courier New"/>
+          <w:sz w:val="20"/>
+          <w:szCs w:val="20"/>
+          <w:highlight w:val="yellow"/>
+        </w:rPr>
+        <w:t>4</w:t>
+      </w:r>
+    </w:p>
+    <w:p>
+      <w:pPr>
+        <w:ind w:left="720"/>
+        <w:rPr>
+          <w:rFonts w:ascii="Courier New" w:hAnsi="Courier New" w:cs="Courier New"/>
+          <w:sz w:val="20"/>
+          <w:szCs w:val="20"/>
+        </w:rPr>
+      </w:pPr>
+    </w:p>
+    <w:p>
+      <w:pPr>
+        <w:ind w:left="720"/>
+        <w:rPr>
+          <w:rFonts w:ascii="Courier New" w:hAnsi="Courier New" w:cs="Courier New"/>
+          <w:sz w:val="20"/>
+          <w:szCs w:val="20"/>
+        </w:rPr>
+      </w:pPr>
+      <w:r>
+        <w:rPr>
+          <w:rFonts w:ascii="Courier New" w:hAnsi="Courier New" w:cs="Courier New"/>
+          <w:sz w:val="20"/>
+          <w:szCs w:val="20"/>
+        </w:rPr>
+        <w:t xml:space="preserve">B. </w:t>
+      </w:r>
+      <w:r>
+        <w:rPr>
+          <w:rFonts w:ascii="Courier New" w:hAnsi="Courier New" w:cs="Courier New"/>
+          <w:sz w:val="20"/>
+          <w:szCs w:val="20"/>
+        </w:rPr>
+        <w:t>struct P2 { int i; ch</w:t>
+      </w:r>
+      <w:r>
+        <w:rPr>
+          <w:rFonts w:ascii="Courier New" w:hAnsi="Courier New" w:cs="Courier New"/>
+          <w:sz w:val="20"/>
+          <w:szCs w:val="20"/>
+        </w:rPr>
+        <w:t>ar c; char d; long</w:t>
+      </w:r>
+      <w:r>
+        <w:rPr>
+          <w:rFonts w:ascii="Courier New" w:hAnsi="Courier New" w:cs="Courier New"/>
+          <w:sz w:val="20"/>
+          <w:szCs w:val="20"/>
+        </w:rPr>
+        <w:t xml:space="preserve"> j; };</w:t>
       </w:r>
     </w:p>
     <w:p>
@@ -3141,108 +2576,100 @@
           <w:sz w:val="20"/>
           <w:szCs w:val="20"/>
         </w:rPr>
-        <w:t>Offsets</w:t>
-      </w:r>
-      <w:proofErr w:type="gramStart"/>
-      <w:r>
-        <w:rPr>
-          <w:rFonts w:ascii="Courier New" w:hAnsi="Courier New" w:cs="Courier New"/>
-          <w:sz w:val="20"/>
-          <w:szCs w:val="20"/>
-        </w:rPr>
-        <w:t xml:space="preserve">:  ____    </w:t>
-      </w:r>
-      <w:proofErr w:type="gramEnd"/>
-      <w:r>
-        <w:rPr>
-          <w:rFonts w:ascii="Courier New" w:hAnsi="Courier New" w:cs="Courier New"/>
-          <w:sz w:val="20"/>
-          <w:szCs w:val="20"/>
-        </w:rPr>
-        <w:t xml:space="preserve">____   ____    ____     </w:t>
-      </w:r>
-      <w:proofErr w:type="gramStart"/>
-      <w:r>
-        <w:rPr>
-          <w:rFonts w:ascii="Courier New" w:hAnsi="Courier New" w:cs="Courier New"/>
-          <w:sz w:val="20"/>
-          <w:szCs w:val="20"/>
-        </w:rPr>
-        <w:t>Size:_</w:t>
-      </w:r>
-      <w:proofErr w:type="gramEnd"/>
-      <w:r>
-        <w:rPr>
-          <w:rFonts w:ascii="Courier New" w:hAnsi="Courier New" w:cs="Courier New"/>
-          <w:sz w:val="20"/>
-          <w:szCs w:val="20"/>
-        </w:rPr>
-        <w:t>____</w:t>
-      </w:r>
-      <w:proofErr w:type="gramStart"/>
-      <w:r>
-        <w:rPr>
-          <w:rFonts w:ascii="Courier New" w:hAnsi="Courier New" w:cs="Courier New"/>
-          <w:sz w:val="20"/>
-          <w:szCs w:val="20"/>
-        </w:rPr>
-        <w:t>_  Alignment</w:t>
-      </w:r>
-      <w:proofErr w:type="gramEnd"/>
-      <w:r>
-        <w:rPr>
-          <w:rFonts w:ascii="Courier New" w:hAnsi="Courier New" w:cs="Courier New"/>
-          <w:sz w:val="20"/>
-          <w:szCs w:val="20"/>
-        </w:rPr>
-        <w:t>: ______</w:t>
-      </w:r>
-    </w:p>
-    <w:p>
-      <w:pPr>
-        <w:ind w:left="720"/>
-        <w:rPr>
-          <w:rFonts w:ascii="Courier New" w:hAnsi="Courier New" w:cs="Courier New"/>
-          <w:sz w:val="20"/>
-          <w:szCs w:val="20"/>
-        </w:rPr>
-      </w:pPr>
-    </w:p>
-    <w:p>
-      <w:pPr>
-        <w:ind w:left="720"/>
-        <w:rPr>
-          <w:rFonts w:ascii="Courier New" w:hAnsi="Courier New" w:cs="Courier New"/>
-          <w:sz w:val="20"/>
-          <w:szCs w:val="20"/>
-        </w:rPr>
-      </w:pPr>
-      <w:r>
-        <w:rPr>
-          <w:rFonts w:ascii="Courier New" w:hAnsi="Courier New" w:cs="Courier New"/>
-          <w:sz w:val="20"/>
-          <w:szCs w:val="20"/>
-        </w:rPr>
-        <w:t xml:space="preserve">B. </w:t>
-      </w:r>
-      <w:r>
-        <w:rPr>
-          <w:rFonts w:ascii="Courier New" w:hAnsi="Courier New" w:cs="Courier New"/>
-          <w:sz w:val="20"/>
-          <w:szCs w:val="20"/>
-        </w:rPr>
-        <w:t xml:space="preserve">struct P2 </w:t>
-      </w:r>
-      <w:proofErr w:type="gramStart"/>
-      <w:r>
-        <w:rPr>
-          <w:rFonts w:ascii="Courier New" w:hAnsi="Courier New" w:cs="Courier New"/>
-          <w:sz w:val="20"/>
-          <w:szCs w:val="20"/>
-        </w:rPr>
-        <w:t>{ int</w:t>
-      </w:r>
-      <w:proofErr w:type="gramEnd"/>
+        <w:t>Offset</w:t>
+      </w:r>
+      <w:r>
+        <w:rPr>
+          <w:rFonts w:ascii="Courier New" w:hAnsi="Courier New" w:cs="Courier New"/>
+          <w:sz w:val="20"/>
+          <w:szCs w:val="20"/>
+        </w:rPr>
+        <w:t xml:space="preserve">s:  </w:t>
+      </w:r>
+      <w:r>
+        <w:rPr>
+          <w:rFonts w:ascii="Courier New" w:hAnsi="Courier New" w:cs="Courier New"/>
+          <w:sz w:val="20"/>
+          <w:szCs w:val="20"/>
+          <w:highlight w:val="yellow"/>
+        </w:rPr>
+        <w:t>0</w:t>
+      </w:r>
+      <w:r>
+        <w:rPr>
+          <w:rFonts w:ascii="Courier New" w:hAnsi="Courier New" w:cs="Courier New"/>
+          <w:sz w:val="20"/>
+          <w:szCs w:val="20"/>
+        </w:rPr>
+        <w:t xml:space="preserve">   </w:t>
+      </w:r>
+      <w:r>
+        <w:rPr>
+          <w:rFonts w:ascii="Courier New" w:hAnsi="Courier New" w:cs="Courier New"/>
+          <w:sz w:val="20"/>
+          <w:szCs w:val="20"/>
+        </w:rPr>
+        <w:t xml:space="preserve">    </w:t>
+      </w:r>
+      <w:r>
+        <w:rPr>
+          <w:rFonts w:ascii="Courier New" w:hAnsi="Courier New" w:cs="Courier New"/>
+          <w:sz w:val="20"/>
+          <w:szCs w:val="20"/>
+          <w:highlight w:val="yellow"/>
+        </w:rPr>
+        <w:t>4</w:t>
+      </w:r>
+      <w:r>
+        <w:rPr>
+          <w:rFonts w:ascii="Courier New" w:hAnsi="Courier New" w:cs="Courier New"/>
+          <w:sz w:val="20"/>
+          <w:szCs w:val="20"/>
+        </w:rPr>
+        <w:t xml:space="preserve">   </w:t>
+      </w:r>
+      <w:r>
+        <w:rPr>
+          <w:rFonts w:ascii="Courier New" w:hAnsi="Courier New" w:cs="Courier New"/>
+          <w:sz w:val="20"/>
+          <w:szCs w:val="20"/>
+        </w:rPr>
+        <w:t xml:space="preserve">    </w:t>
+      </w:r>
+      <w:r>
+        <w:rPr>
+          <w:rFonts w:ascii="Courier New" w:hAnsi="Courier New" w:cs="Courier New"/>
+          <w:sz w:val="20"/>
+          <w:szCs w:val="20"/>
+          <w:highlight w:val="yellow"/>
+        </w:rPr>
+        <w:t>5</w:t>
+      </w:r>
+      <w:r>
+        <w:rPr>
+          <w:rFonts w:ascii="Courier New" w:hAnsi="Courier New" w:cs="Courier New"/>
+          <w:sz w:val="20"/>
+          <w:szCs w:val="20"/>
+        </w:rPr>
+        <w:t xml:space="preserve">   </w:t>
+      </w:r>
+      <w:r>
+        <w:rPr>
+          <w:rFonts w:ascii="Courier New" w:hAnsi="Courier New" w:cs="Courier New"/>
+          <w:sz w:val="20"/>
+          <w:szCs w:val="20"/>
+        </w:rPr>
+        <w:t xml:space="preserve">   </w:t>
+      </w:r>
+      <w:r>
+        <w:rPr>
+          <w:rFonts w:ascii="Courier New" w:hAnsi="Courier New" w:cs="Courier New"/>
+          <w:sz w:val="20"/>
+          <w:szCs w:val="20"/>
+          <w:highlight w:val="yellow"/>
+        </w:rPr>
+        <w:t>8</w:t>
+      </w:r>
       <w:r>
         <w:rPr>
           <w:rFonts w:ascii="Courier New" w:hAnsi="Courier New" w:cs="Courier New"/>
@@ -3251,68 +2678,14 @@
         </w:rPr>
         <w:t xml:space="preserve"> </w:t>
       </w:r>
-      <w:proofErr w:type="spellStart"/>
-      <w:r>
-        <w:rPr>
-          <w:rFonts w:ascii="Courier New" w:hAnsi="Courier New" w:cs="Courier New"/>
-          <w:sz w:val="20"/>
-          <w:szCs w:val="20"/>
-        </w:rPr>
-        <w:t>i</w:t>
-      </w:r>
-      <w:proofErr w:type="spellEnd"/>
-      <w:r>
-        <w:rPr>
-          <w:rFonts w:ascii="Courier New" w:hAnsi="Courier New" w:cs="Courier New"/>
-          <w:sz w:val="20"/>
-          <w:szCs w:val="20"/>
-        </w:rPr>
-        <w:t>; ch</w:t>
-      </w:r>
-      <w:r>
-        <w:rPr>
-          <w:rFonts w:ascii="Courier New" w:hAnsi="Courier New" w:cs="Courier New"/>
-          <w:sz w:val="20"/>
-          <w:szCs w:val="20"/>
-        </w:rPr>
-        <w:t>ar c; char d; long</w:t>
-      </w:r>
-      <w:r>
-        <w:rPr>
-          <w:rFonts w:ascii="Courier New" w:hAnsi="Courier New" w:cs="Courier New"/>
-          <w:sz w:val="20"/>
-          <w:szCs w:val="20"/>
-        </w:rPr>
-        <w:t xml:space="preserve"> j</w:t>
-      </w:r>
-      <w:proofErr w:type="gramStart"/>
-      <w:r>
-        <w:rPr>
-          <w:rFonts w:ascii="Courier New" w:hAnsi="Courier New" w:cs="Courier New"/>
-          <w:sz w:val="20"/>
-          <w:szCs w:val="20"/>
-        </w:rPr>
-        <w:t>; }</w:t>
-      </w:r>
-      <w:proofErr w:type="gramEnd"/>
-      <w:r>
-        <w:rPr>
-          <w:rFonts w:ascii="Courier New" w:hAnsi="Courier New" w:cs="Courier New"/>
-          <w:sz w:val="20"/>
-          <w:szCs w:val="20"/>
-        </w:rPr>
-        <w:t>;</w:t>
-      </w:r>
-    </w:p>
-    <w:p>
-      <w:pPr>
-        <w:ind w:left="720"/>
-        <w:rPr>
-          <w:rFonts w:ascii="Courier New" w:hAnsi="Courier New" w:cs="Courier New"/>
-          <w:sz w:val="20"/>
-          <w:szCs w:val="20"/>
-        </w:rPr>
-      </w:pPr>
+      <w:r>
+        <w:rPr>
+          <w:rFonts w:ascii="Courier New" w:hAnsi="Courier New" w:cs="Courier New"/>
+          <w:sz w:val="20"/>
+          <w:szCs w:val="20"/>
+        </w:rPr>
+        <w:t xml:space="preserve">  </w:t>
+      </w:r>
       <w:r>
         <w:rPr>
           <w:rFonts w:ascii="Courier New" w:hAnsi="Courier New" w:cs="Courier New"/>
@@ -3327,69 +2700,49 @@
           <w:sz w:val="20"/>
           <w:szCs w:val="20"/>
         </w:rPr>
-        <w:t>Offset</w:t>
-      </w:r>
-      <w:r>
-        <w:rPr>
-          <w:rFonts w:ascii="Courier New" w:hAnsi="Courier New" w:cs="Courier New"/>
-          <w:sz w:val="20"/>
-          <w:szCs w:val="20"/>
-        </w:rPr>
-        <w:t>s</w:t>
-      </w:r>
-      <w:proofErr w:type="gramStart"/>
-      <w:r>
-        <w:rPr>
-          <w:rFonts w:ascii="Courier New" w:hAnsi="Courier New" w:cs="Courier New"/>
-          <w:sz w:val="20"/>
-          <w:szCs w:val="20"/>
-        </w:rPr>
-        <w:t xml:space="preserve">:  ____    </w:t>
-      </w:r>
-      <w:proofErr w:type="gramEnd"/>
-      <w:r>
-        <w:rPr>
-          <w:rFonts w:ascii="Courier New" w:hAnsi="Courier New" w:cs="Courier New"/>
-          <w:sz w:val="20"/>
-          <w:szCs w:val="20"/>
-        </w:rPr>
-        <w:t xml:space="preserve">____    ____   ____     </w:t>
-      </w:r>
-      <w:proofErr w:type="gramStart"/>
-      <w:r>
-        <w:rPr>
-          <w:rFonts w:ascii="Courier New" w:hAnsi="Courier New" w:cs="Courier New"/>
-          <w:sz w:val="20"/>
-          <w:szCs w:val="20"/>
-        </w:rPr>
-        <w:t>Size:_</w:t>
-      </w:r>
-      <w:proofErr w:type="gramEnd"/>
-      <w:r>
-        <w:rPr>
-          <w:rFonts w:ascii="Courier New" w:hAnsi="Courier New" w:cs="Courier New"/>
-          <w:sz w:val="20"/>
-          <w:szCs w:val="20"/>
-        </w:rPr>
-        <w:t>____</w:t>
-      </w:r>
-      <w:proofErr w:type="gramStart"/>
-      <w:r>
-        <w:rPr>
-          <w:rFonts w:ascii="Courier New" w:hAnsi="Courier New" w:cs="Courier New"/>
-          <w:sz w:val="20"/>
-          <w:szCs w:val="20"/>
-        </w:rPr>
-        <w:t>_  Alignment</w:t>
-      </w:r>
-      <w:proofErr w:type="gramEnd"/>
-      <w:r>
-        <w:rPr>
-          <w:rFonts w:ascii="Courier New" w:hAnsi="Courier New" w:cs="Courier New"/>
-          <w:sz w:val="20"/>
-          <w:szCs w:val="20"/>
-        </w:rPr>
-        <w:t>: ______</w:t>
+        <w:t>Size:</w:t>
+      </w:r>
+      <w:r>
+        <w:rPr>
+          <w:rFonts w:ascii="Courier New" w:hAnsi="Courier New" w:cs="Courier New"/>
+          <w:sz w:val="20"/>
+          <w:szCs w:val="20"/>
+        </w:rPr>
+        <w:t xml:space="preserve"> </w:t>
+      </w:r>
+      <w:r>
+        <w:rPr>
+          <w:rFonts w:ascii="Courier New" w:hAnsi="Courier New" w:cs="Courier New"/>
+          <w:sz w:val="20"/>
+          <w:szCs w:val="20"/>
+          <w:highlight w:val="yellow"/>
+        </w:rPr>
+        <w:t>16</w:t>
+      </w:r>
+      <w:r>
+        <w:rPr>
+          <w:rFonts w:ascii="Courier New" w:hAnsi="Courier New" w:cs="Courier New"/>
+          <w:sz w:val="20"/>
+          <w:szCs w:val="20"/>
+        </w:rPr>
+        <w:t xml:space="preserve">    </w:t>
+      </w:r>
+      <w:r>
+        <w:rPr>
+          <w:rFonts w:ascii="Courier New" w:hAnsi="Courier New" w:cs="Courier New"/>
+          <w:sz w:val="20"/>
+          <w:szCs w:val="20"/>
+        </w:rPr>
+        <w:t xml:space="preserve"> Alignment: </w:t>
+      </w:r>
+      <w:r>
+        <w:rPr>
+          <w:rFonts w:ascii="Courier New" w:hAnsi="Courier New" w:cs="Courier New"/>
+          <w:sz w:val="20"/>
+          <w:szCs w:val="20"/>
+          <w:highlight w:val="yellow"/>
+        </w:rPr>
+        <w:t>8</w:t>
       </w:r>
     </w:p>
     <w:p>
@@ -3425,18 +2778,93 @@
           <w:sz w:val="20"/>
           <w:szCs w:val="20"/>
         </w:rPr>
-        <w:t xml:space="preserve">struct P3 </w:t>
-      </w:r>
-      <w:proofErr w:type="gramStart"/>
-      <w:r>
-        <w:rPr>
-          <w:rFonts w:ascii="Courier New" w:hAnsi="Courier New" w:cs="Courier New"/>
-          <w:sz w:val="20"/>
-          <w:szCs w:val="20"/>
-        </w:rPr>
-        <w:t>{ short</w:t>
-      </w:r>
-      <w:proofErr w:type="gramEnd"/>
+        <w:t>struct P3 { short w[3]; char c[3] };</w:t>
+      </w:r>
+    </w:p>
+    <w:p>
+      <w:pPr>
+        <w:ind w:left="720"/>
+        <w:rPr>
+          <w:rFonts w:ascii="Courier New" w:hAnsi="Courier New" w:cs="Courier New"/>
+          <w:sz w:val="20"/>
+          <w:szCs w:val="20"/>
+        </w:rPr>
+      </w:pPr>
+      <w:r>
+        <w:rPr>
+          <w:rFonts w:ascii="Courier New" w:hAnsi="Courier New" w:cs="Courier New"/>
+          <w:sz w:val="20"/>
+          <w:szCs w:val="20"/>
+        </w:rPr>
+        <w:t xml:space="preserve">     Offsets:   </w:t>
+      </w:r>
+      <w:r>
+        <w:rPr>
+          <w:rFonts w:ascii="Courier New" w:hAnsi="Courier New" w:cs="Courier New"/>
+          <w:sz w:val="20"/>
+          <w:szCs w:val="20"/>
+          <w:highlight w:val="yellow"/>
+        </w:rPr>
+        <w:t>0</w:t>
+      </w:r>
+      <w:r>
+        <w:rPr>
+          <w:rFonts w:ascii="Courier New" w:hAnsi="Courier New" w:cs="Courier New"/>
+          <w:sz w:val="20"/>
+          <w:szCs w:val="20"/>
+        </w:rPr>
+        <w:t xml:space="preserve">    </w:t>
+      </w:r>
+      <w:r>
+        <w:rPr>
+          <w:rFonts w:ascii="Courier New" w:hAnsi="Courier New" w:cs="Courier New"/>
+          <w:sz w:val="20"/>
+          <w:szCs w:val="20"/>
+        </w:rPr>
+        <w:t xml:space="preserve">        </w:t>
+      </w:r>
+      <w:r>
+        <w:rPr>
+          <w:rFonts w:ascii="Courier New" w:hAnsi="Courier New" w:cs="Courier New"/>
+          <w:sz w:val="20"/>
+          <w:szCs w:val="20"/>
+          <w:highlight w:val="yellow"/>
+        </w:rPr>
+        <w:t>6</w:t>
+      </w:r>
+      <w:r>
+        <w:rPr>
+          <w:rFonts w:ascii="Courier New" w:hAnsi="Courier New" w:cs="Courier New"/>
+          <w:sz w:val="20"/>
+          <w:szCs w:val="20"/>
+        </w:rPr>
+        <w:t xml:space="preserve">      </w:t>
+      </w:r>
+      <w:r>
+        <w:rPr>
+          <w:rFonts w:ascii="Courier New" w:hAnsi="Courier New" w:cs="Courier New"/>
+          <w:sz w:val="20"/>
+          <w:szCs w:val="20"/>
+        </w:rPr>
+        <w:t xml:space="preserve">   </w:t>
+      </w:r>
+      <w:r>
+        <w:rPr>
+          <w:rFonts w:ascii="Courier New" w:hAnsi="Courier New" w:cs="Courier New"/>
+          <w:sz w:val="20"/>
+          <w:szCs w:val="20"/>
+        </w:rPr>
+        <w:tab/>
+        <w:t xml:space="preserve">     </w:t>
+      </w:r>
+      <w:r>
+        <w:rPr>
+          <w:rFonts w:ascii="Courier New" w:hAnsi="Courier New" w:cs="Courier New"/>
+          <w:sz w:val="20"/>
+          <w:szCs w:val="20"/>
+        </w:rPr>
+        <w:t>Size:</w:t>
+      </w:r>
       <w:r>
         <w:rPr>
           <w:rFonts w:ascii="Courier New" w:hAnsi="Courier New" w:cs="Courier New"/>
@@ -3445,167 +2873,265 @@
         </w:rPr>
         <w:t xml:space="preserve"> </w:t>
       </w:r>
-      <w:proofErr w:type="gramStart"/>
-      <w:r>
-        <w:rPr>
-          <w:rFonts w:ascii="Courier New" w:hAnsi="Courier New" w:cs="Courier New"/>
-          <w:sz w:val="20"/>
-          <w:szCs w:val="20"/>
-        </w:rPr>
-        <w:t>w[</w:t>
-      </w:r>
-      <w:proofErr w:type="gramEnd"/>
-      <w:r>
-        <w:rPr>
-          <w:rFonts w:ascii="Courier New" w:hAnsi="Courier New" w:cs="Courier New"/>
-          <w:sz w:val="20"/>
-          <w:szCs w:val="20"/>
-        </w:rPr>
-        <w:t xml:space="preserve">3]; char </w:t>
-      </w:r>
-      <w:proofErr w:type="gramStart"/>
-      <w:r>
-        <w:rPr>
-          <w:rFonts w:ascii="Courier New" w:hAnsi="Courier New" w:cs="Courier New"/>
-          <w:sz w:val="20"/>
-          <w:szCs w:val="20"/>
-        </w:rPr>
-        <w:t>c[</w:t>
-      </w:r>
-      <w:proofErr w:type="gramEnd"/>
-      <w:r>
-        <w:rPr>
-          <w:rFonts w:ascii="Courier New" w:hAnsi="Courier New" w:cs="Courier New"/>
-          <w:sz w:val="20"/>
-          <w:szCs w:val="20"/>
-        </w:rPr>
-        <w:t>3</w:t>
-      </w:r>
-      <w:proofErr w:type="gramStart"/>
-      <w:r>
-        <w:rPr>
-          <w:rFonts w:ascii="Courier New" w:hAnsi="Courier New" w:cs="Courier New"/>
-          <w:sz w:val="20"/>
-          <w:szCs w:val="20"/>
-        </w:rPr>
-        <w:t>] }</w:t>
-      </w:r>
-      <w:proofErr w:type="gramEnd"/>
-      <w:r>
-        <w:rPr>
-          <w:rFonts w:ascii="Courier New" w:hAnsi="Courier New" w:cs="Courier New"/>
-          <w:sz w:val="20"/>
-          <w:szCs w:val="20"/>
-        </w:rPr>
-        <w:t>;</w:t>
-      </w:r>
-    </w:p>
-    <w:p>
-      <w:pPr>
-        <w:ind w:left="720"/>
-        <w:rPr>
-          <w:rFonts w:ascii="Courier New" w:hAnsi="Courier New" w:cs="Courier New"/>
-          <w:sz w:val="20"/>
-          <w:szCs w:val="20"/>
-        </w:rPr>
-      </w:pPr>
-      <w:r>
-        <w:rPr>
-          <w:rFonts w:ascii="Courier New" w:hAnsi="Courier New" w:cs="Courier New"/>
-          <w:sz w:val="20"/>
-          <w:szCs w:val="20"/>
-        </w:rPr>
-        <w:t xml:space="preserve">     Offsets:   _____        ____   </w:t>
-      </w:r>
-      <w:r>
-        <w:rPr>
-          <w:rFonts w:ascii="Courier New" w:hAnsi="Courier New" w:cs="Courier New"/>
-          <w:sz w:val="20"/>
-          <w:szCs w:val="20"/>
-        </w:rPr>
-        <w:tab/>
+      <w:r>
+        <w:rPr>
+          <w:rFonts w:ascii="Courier New" w:hAnsi="Courier New" w:cs="Courier New"/>
+          <w:sz w:val="20"/>
+          <w:szCs w:val="20"/>
+          <w:highlight w:val="yellow"/>
+        </w:rPr>
+        <w:t>10</w:t>
+      </w:r>
+      <w:r>
+        <w:rPr>
+          <w:rFonts w:ascii="Courier New" w:hAnsi="Courier New" w:cs="Courier New"/>
+          <w:sz w:val="20"/>
+          <w:szCs w:val="20"/>
+        </w:rPr>
+        <w:t xml:space="preserve">  </w:t>
+      </w:r>
+      <w:r>
+        <w:rPr>
+          <w:rFonts w:ascii="Courier New" w:hAnsi="Courier New" w:cs="Courier New"/>
+          <w:sz w:val="20"/>
+          <w:szCs w:val="20"/>
+        </w:rPr>
+        <w:t xml:space="preserve"> </w:t>
+      </w:r>
+      <w:r>
+        <w:rPr>
+          <w:rFonts w:ascii="Courier New" w:hAnsi="Courier New" w:cs="Courier New"/>
+          <w:sz w:val="20"/>
+          <w:szCs w:val="20"/>
+        </w:rPr>
+        <w:t xml:space="preserve">  </w:t>
+      </w:r>
+      <w:r>
+        <w:rPr>
+          <w:rFonts w:ascii="Courier New" w:hAnsi="Courier New" w:cs="Courier New"/>
+          <w:sz w:val="20"/>
+          <w:szCs w:val="20"/>
+        </w:rPr>
+        <w:t xml:space="preserve">Alignment: </w:t>
+      </w:r>
+      <w:r>
+        <w:rPr>
+          <w:rFonts w:ascii="Courier New" w:hAnsi="Courier New" w:cs="Courier New"/>
+          <w:sz w:val="20"/>
+          <w:szCs w:val="20"/>
+          <w:highlight w:val="yellow"/>
+        </w:rPr>
+        <w:t>2</w:t>
+      </w:r>
+    </w:p>
+    <w:p>
+      <w:pPr>
+        <w:ind w:left="720"/>
+        <w:rPr>
+          <w:rFonts w:ascii="Courier New" w:hAnsi="Courier New" w:cs="Courier New"/>
+          <w:sz w:val="20"/>
+          <w:szCs w:val="20"/>
+        </w:rPr>
+      </w:pPr>
+    </w:p>
+    <w:p>
+      <w:pPr>
+        <w:ind w:left="720"/>
+        <w:rPr>
+          <w:rFonts w:ascii="Courier New" w:hAnsi="Courier New" w:cs="Courier New"/>
+          <w:sz w:val="20"/>
+          <w:szCs w:val="20"/>
+        </w:rPr>
+      </w:pPr>
+      <w:r>
+        <w:rPr>
+          <w:rFonts w:ascii="Courier New" w:hAnsi="Courier New" w:cs="Courier New"/>
+          <w:sz w:val="20"/>
+          <w:szCs w:val="20"/>
+        </w:rPr>
+        <w:t xml:space="preserve">D. </w:t>
+      </w:r>
+      <w:r>
+        <w:rPr>
+          <w:rFonts w:ascii="Courier New" w:hAnsi="Courier New" w:cs="Courier New"/>
+          <w:sz w:val="20"/>
+          <w:szCs w:val="20"/>
+        </w:rPr>
+        <w:t>struct P4 {</w:t>
+      </w:r>
+      <w:r>
+        <w:rPr>
+          <w:rFonts w:ascii="Courier New" w:hAnsi="Courier New" w:cs="Courier New"/>
+          <w:sz w:val="20"/>
+          <w:szCs w:val="20"/>
+        </w:rPr>
+        <w:t xml:space="preserve"> </w:t>
+      </w:r>
+      <w:r>
+        <w:rPr>
+          <w:rFonts w:ascii="Courier New" w:hAnsi="Courier New" w:cs="Courier New"/>
+          <w:sz w:val="20"/>
+          <w:szCs w:val="20"/>
+        </w:rPr>
+        <w:t>shor</w:t>
+      </w:r>
+      <w:r>
+        <w:rPr>
+          <w:rFonts w:ascii="Courier New" w:hAnsi="Courier New" w:cs="Courier New"/>
+          <w:sz w:val="20"/>
+          <w:szCs w:val="20"/>
+        </w:rPr>
+        <w:t>t w[5</w:t>
+      </w:r>
+      <w:r>
+        <w:rPr>
+          <w:rFonts w:ascii="Courier New" w:hAnsi="Courier New" w:cs="Courier New"/>
+          <w:sz w:val="20"/>
+          <w:szCs w:val="20"/>
+        </w:rPr>
+        <w:t>]; char *c[3] };</w:t>
+      </w:r>
+    </w:p>
+    <w:p>
+      <w:pPr>
+        <w:ind w:left="720"/>
+        <w:rPr>
+          <w:rFonts w:ascii="Courier New" w:hAnsi="Courier New" w:cs="Courier New"/>
+          <w:sz w:val="20"/>
+          <w:szCs w:val="20"/>
+        </w:rPr>
+      </w:pPr>
+      <w:r>
+        <w:rPr>
+          <w:rFonts w:ascii="Courier New" w:hAnsi="Courier New" w:cs="Courier New"/>
+          <w:sz w:val="20"/>
+          <w:szCs w:val="20"/>
+        </w:rPr>
         <w:t xml:space="preserve">     </w:t>
       </w:r>
-      <w:proofErr w:type="gramStart"/>
-      <w:r>
-        <w:rPr>
-          <w:rFonts w:ascii="Courier New" w:hAnsi="Courier New" w:cs="Courier New"/>
-          <w:sz w:val="20"/>
-          <w:szCs w:val="20"/>
-        </w:rPr>
-        <w:t>Size:_</w:t>
-      </w:r>
-      <w:proofErr w:type="gramEnd"/>
-      <w:r>
-        <w:rPr>
-          <w:rFonts w:ascii="Courier New" w:hAnsi="Courier New" w:cs="Courier New"/>
-          <w:sz w:val="20"/>
-          <w:szCs w:val="20"/>
-        </w:rPr>
-        <w:t>____</w:t>
-      </w:r>
-      <w:proofErr w:type="gramStart"/>
-      <w:r>
-        <w:rPr>
-          <w:rFonts w:ascii="Courier New" w:hAnsi="Courier New" w:cs="Courier New"/>
-          <w:sz w:val="20"/>
-          <w:szCs w:val="20"/>
-        </w:rPr>
-        <w:t>_  Alignment</w:t>
-      </w:r>
-      <w:proofErr w:type="gramEnd"/>
-      <w:r>
-        <w:rPr>
-          <w:rFonts w:ascii="Courier New" w:hAnsi="Courier New" w:cs="Courier New"/>
-          <w:sz w:val="20"/>
-          <w:szCs w:val="20"/>
-        </w:rPr>
-        <w:t>: ______</w:t>
-      </w:r>
-    </w:p>
-    <w:p>
-      <w:pPr>
-        <w:ind w:left="720"/>
-        <w:rPr>
-          <w:rFonts w:ascii="Courier New" w:hAnsi="Courier New" w:cs="Courier New"/>
-          <w:sz w:val="20"/>
-          <w:szCs w:val="20"/>
-        </w:rPr>
-      </w:pPr>
-    </w:p>
-    <w:p>
-      <w:pPr>
-        <w:ind w:left="720"/>
-        <w:rPr>
-          <w:rFonts w:ascii="Courier New" w:hAnsi="Courier New" w:cs="Courier New"/>
-          <w:sz w:val="20"/>
-          <w:szCs w:val="20"/>
-        </w:rPr>
-      </w:pPr>
-      <w:r>
-        <w:rPr>
-          <w:rFonts w:ascii="Courier New" w:hAnsi="Courier New" w:cs="Courier New"/>
-          <w:sz w:val="20"/>
-          <w:szCs w:val="20"/>
-        </w:rPr>
-        <w:t xml:space="preserve">D. </w:t>
-      </w:r>
-      <w:r>
-        <w:rPr>
-          <w:rFonts w:ascii="Courier New" w:hAnsi="Courier New" w:cs="Courier New"/>
-          <w:sz w:val="20"/>
-          <w:szCs w:val="20"/>
-        </w:rPr>
-        <w:t xml:space="preserve">struct P4 </w:t>
-      </w:r>
-      <w:proofErr w:type="gramStart"/>
-      <w:r>
-        <w:rPr>
-          <w:rFonts w:ascii="Courier New" w:hAnsi="Courier New" w:cs="Courier New"/>
-          <w:sz w:val="20"/>
-          <w:szCs w:val="20"/>
-        </w:rPr>
-        <w:t>{</w:t>
+      <w:r>
+        <w:rPr>
+          <w:rFonts w:ascii="Courier New" w:hAnsi="Courier New" w:cs="Courier New"/>
+          <w:sz w:val="20"/>
+          <w:szCs w:val="20"/>
+        </w:rPr>
+        <w:t xml:space="preserve">Offsets:    </w:t>
+      </w:r>
+      <w:r>
+        <w:rPr>
+          <w:rFonts w:ascii="Courier New" w:hAnsi="Courier New" w:cs="Courier New"/>
+          <w:sz w:val="20"/>
+          <w:szCs w:val="20"/>
+          <w:highlight w:val="yellow"/>
+        </w:rPr>
+        <w:t>0</w:t>
+      </w:r>
+      <w:r>
+        <w:rPr>
+          <w:rFonts w:ascii="Courier New" w:hAnsi="Courier New" w:cs="Courier New"/>
+          <w:sz w:val="20"/>
+          <w:szCs w:val="20"/>
+        </w:rPr>
+        <w:t xml:space="preserve">   </w:t>
+      </w:r>
+      <w:r>
+        <w:rPr>
+          <w:rFonts w:ascii="Courier New" w:hAnsi="Courier New" w:cs="Courier New"/>
+          <w:sz w:val="20"/>
+          <w:szCs w:val="20"/>
+        </w:rPr>
+        <w:t xml:space="preserve">      </w:t>
+      </w:r>
+      <w:r>
+        <w:rPr>
+          <w:rFonts w:ascii="Courier New" w:hAnsi="Courier New" w:cs="Courier New"/>
+          <w:sz w:val="20"/>
+          <w:szCs w:val="20"/>
+          <w:highlight w:val="yellow"/>
+        </w:rPr>
+        <w:t>10</w:t>
+      </w:r>
+      <w:r>
+        <w:rPr>
+          <w:rFonts w:ascii="Courier New" w:hAnsi="Courier New" w:cs="Courier New"/>
+          <w:sz w:val="20"/>
+          <w:szCs w:val="20"/>
+        </w:rPr>
+        <w:t xml:space="preserve">   </w:t>
+      </w:r>
+      <w:r>
+        <w:rPr>
+          <w:rFonts w:ascii="Courier New" w:hAnsi="Courier New" w:cs="Courier New"/>
+          <w:sz w:val="20"/>
+          <w:szCs w:val="20"/>
+        </w:rPr>
+        <w:tab/>
+      </w:r>
+      <w:r>
+        <w:rPr>
+          <w:rFonts w:ascii="Courier New" w:hAnsi="Courier New" w:cs="Courier New"/>
+          <w:sz w:val="20"/>
+          <w:szCs w:val="20"/>
+        </w:rPr>
+        <w:tab/>
+      </w:r>
+      <w:r>
+        <w:rPr>
+          <w:rFonts w:ascii="Courier New" w:hAnsi="Courier New" w:cs="Courier New"/>
+          <w:sz w:val="20"/>
+          <w:szCs w:val="20"/>
+        </w:rPr>
+        <w:t xml:space="preserve">     </w:t>
+      </w:r>
+      <w:r>
+        <w:rPr>
+          <w:rFonts w:ascii="Courier New" w:hAnsi="Courier New" w:cs="Courier New"/>
+          <w:sz w:val="20"/>
+          <w:szCs w:val="20"/>
+        </w:rPr>
+        <w:t>Size</w:t>
+      </w:r>
+      <w:r>
+        <w:rPr>
+          <w:rFonts w:ascii="Courier New" w:hAnsi="Courier New" w:cs="Courier New"/>
+          <w:sz w:val="20"/>
+          <w:szCs w:val="20"/>
+        </w:rPr>
+        <w:t xml:space="preserve">: </w:t>
+      </w:r>
+      <w:r>
+        <w:rPr>
+          <w:rFonts w:ascii="Courier New" w:hAnsi="Courier New" w:cs="Courier New"/>
+          <w:sz w:val="20"/>
+          <w:szCs w:val="20"/>
+          <w:highlight w:val="yellow"/>
+        </w:rPr>
+        <w:t>4</w:t>
+      </w:r>
+      <w:r>
+        <w:rPr>
+          <w:rFonts w:ascii="Courier New" w:hAnsi="Courier New" w:cs="Courier New"/>
+          <w:sz w:val="20"/>
+          <w:szCs w:val="20"/>
+          <w:highlight w:val="yellow"/>
+        </w:rPr>
+        <w:t>0</w:t>
+      </w:r>
+      <w:r>
+        <w:rPr>
+          <w:rFonts w:ascii="Courier New" w:hAnsi="Courier New" w:cs="Courier New"/>
+          <w:sz w:val="20"/>
+          <w:szCs w:val="20"/>
+        </w:rPr>
+        <w:t xml:space="preserve">   </w:t>
+      </w:r>
+      <w:r>
+        <w:rPr>
+          <w:rFonts w:ascii="Courier New" w:hAnsi="Courier New" w:cs="Courier New"/>
+          <w:sz w:val="20"/>
+          <w:szCs w:val="20"/>
+        </w:rPr>
+        <w:t xml:space="preserve">  Alignment:</w:t>
       </w:r>
       <w:r>
         <w:rPr>
@@ -3620,18 +3146,10 @@
           <w:rFonts w:ascii="Courier New" w:hAnsi="Courier New" w:cs="Courier New"/>
           <w:sz w:val="20"/>
           <w:szCs w:val="20"/>
-        </w:rPr>
-        <w:t>shor</w:t>
-      </w:r>
-      <w:r>
-        <w:rPr>
-          <w:rFonts w:ascii="Courier New" w:hAnsi="Courier New" w:cs="Courier New"/>
-          <w:sz w:val="20"/>
-          <w:szCs w:val="20"/>
-        </w:rPr>
-        <w:t>t</w:t>
-      </w:r>
-      <w:proofErr w:type="gramEnd"/>
+          <w:highlight w:val="yellow"/>
+        </w:rPr>
+        <w:t>8</w:t>
+      </w:r>
       <w:r>
         <w:rPr>
           <w:rFonts w:ascii="Courier New" w:hAnsi="Courier New" w:cs="Courier New"/>
@@ -3640,67 +3158,57 @@
         </w:rPr>
         <w:t xml:space="preserve"> </w:t>
       </w:r>
-      <w:proofErr w:type="gramStart"/>
-      <w:r>
-        <w:rPr>
-          <w:rFonts w:ascii="Courier New" w:hAnsi="Courier New" w:cs="Courier New"/>
-          <w:sz w:val="20"/>
-          <w:szCs w:val="20"/>
-        </w:rPr>
-        <w:t>w[</w:t>
-      </w:r>
-      <w:proofErr w:type="gramEnd"/>
-      <w:r>
-        <w:rPr>
-          <w:rFonts w:ascii="Courier New" w:hAnsi="Courier New" w:cs="Courier New"/>
-          <w:sz w:val="20"/>
-          <w:szCs w:val="20"/>
-        </w:rPr>
-        <w:t>5</w:t>
-      </w:r>
-      <w:r>
-        <w:rPr>
-          <w:rFonts w:ascii="Courier New" w:hAnsi="Courier New" w:cs="Courier New"/>
-          <w:sz w:val="20"/>
-          <w:szCs w:val="20"/>
-        </w:rPr>
-        <w:t>]; char *</w:t>
-      </w:r>
-      <w:proofErr w:type="gramStart"/>
-      <w:r>
-        <w:rPr>
-          <w:rFonts w:ascii="Courier New" w:hAnsi="Courier New" w:cs="Courier New"/>
-          <w:sz w:val="20"/>
-          <w:szCs w:val="20"/>
-        </w:rPr>
-        <w:t>c[</w:t>
-      </w:r>
-      <w:proofErr w:type="gramEnd"/>
-      <w:r>
-        <w:rPr>
-          <w:rFonts w:ascii="Courier New" w:hAnsi="Courier New" w:cs="Courier New"/>
-          <w:sz w:val="20"/>
-          <w:szCs w:val="20"/>
-        </w:rPr>
-        <w:t>3</w:t>
-      </w:r>
-      <w:proofErr w:type="gramStart"/>
-      <w:r>
-        <w:rPr>
-          <w:rFonts w:ascii="Courier New" w:hAnsi="Courier New" w:cs="Courier New"/>
-          <w:sz w:val="20"/>
-          <w:szCs w:val="20"/>
-        </w:rPr>
-        <w:t>] }</w:t>
-      </w:r>
-      <w:proofErr w:type="gramEnd"/>
-      <w:r>
-        <w:rPr>
-          <w:rFonts w:ascii="Courier New" w:hAnsi="Courier New" w:cs="Courier New"/>
-          <w:sz w:val="20"/>
-          <w:szCs w:val="20"/>
-        </w:rPr>
-        <w:t>;</w:t>
+    </w:p>
+    <w:p>
+      <w:pPr>
+        <w:ind w:left="720"/>
+        <w:rPr>
+          <w:rFonts w:ascii="Courier New" w:hAnsi="Courier New" w:cs="Courier New"/>
+          <w:sz w:val="20"/>
+          <w:szCs w:val="20"/>
+        </w:rPr>
+      </w:pPr>
+    </w:p>
+    <w:p>
+      <w:pPr>
+        <w:ind w:left="720"/>
+        <w:rPr>
+          <w:rFonts w:ascii="Courier New" w:hAnsi="Courier New" w:cs="Courier New"/>
+          <w:sz w:val="20"/>
+          <w:szCs w:val="20"/>
+        </w:rPr>
+      </w:pPr>
+      <w:r>
+        <w:rPr>
+          <w:rFonts w:ascii="Courier New" w:hAnsi="Courier New" w:cs="Courier New"/>
+          <w:sz w:val="20"/>
+          <w:szCs w:val="20"/>
+        </w:rPr>
+        <w:t>E. struct P5</w:t>
+      </w:r>
+      <w:r>
+        <w:rPr>
+          <w:rFonts w:ascii="Courier New" w:hAnsi="Courier New" w:cs="Courier New"/>
+          <w:sz w:val="20"/>
+          <w:szCs w:val="20"/>
+        </w:rPr>
+        <w:t xml:space="preserve"> {</w:t>
+      </w:r>
+      <w:r>
+        <w:rPr>
+          <w:rFonts w:ascii="Courier New" w:hAnsi="Courier New" w:cs="Courier New"/>
+          <w:sz w:val="20"/>
+          <w:szCs w:val="20"/>
+        </w:rPr>
+        <w:t xml:space="preserve"> struct P3 a[2]; struct P2 t</w:t>
+      </w:r>
+      <w:r>
+        <w:rPr>
+          <w:rFonts w:ascii="Courier New" w:hAnsi="Courier New" w:cs="Courier New"/>
+          <w:sz w:val="20"/>
+          <w:szCs w:val="20"/>
+        </w:rPr>
+        <w:t xml:space="preserve"> };</w:t>
       </w:r>
     </w:p>
     <w:p>
@@ -3726,23 +3234,66 @@
           <w:sz w:val="20"/>
           <w:szCs w:val="20"/>
         </w:rPr>
-        <w:t xml:space="preserve">Offsets:    ____      ____   </w:t>
-      </w:r>
-      <w:r>
-        <w:rPr>
-          <w:rFonts w:ascii="Courier New" w:hAnsi="Courier New" w:cs="Courier New"/>
-          <w:sz w:val="20"/>
-          <w:szCs w:val="20"/>
-        </w:rPr>
-        <w:tab/>
-      </w:r>
-      <w:r>
-        <w:rPr>
-          <w:rFonts w:ascii="Courier New" w:hAnsi="Courier New" w:cs="Courier New"/>
-          <w:sz w:val="20"/>
-          <w:szCs w:val="20"/>
-        </w:rPr>
-        <w:tab/>
+        <w:t xml:space="preserve">Offsets:  </w:t>
+      </w:r>
+      <w:r>
+        <w:rPr>
+          <w:rFonts w:ascii="Courier New" w:hAnsi="Courier New" w:cs="Courier New"/>
+          <w:sz w:val="20"/>
+          <w:szCs w:val="20"/>
+        </w:rPr>
+        <w:t xml:space="preserve">  </w:t>
+      </w:r>
+      <w:r>
+        <w:rPr>
+          <w:rFonts w:ascii="Courier New" w:hAnsi="Courier New" w:cs="Courier New"/>
+          <w:sz w:val="20"/>
+          <w:szCs w:val="20"/>
+        </w:rPr>
+        <w:t xml:space="preserve">   </w:t>
+      </w:r>
+      <w:r>
+        <w:rPr>
+          <w:rFonts w:ascii="Courier New" w:hAnsi="Courier New" w:cs="Courier New"/>
+          <w:sz w:val="20"/>
+          <w:szCs w:val="20"/>
+        </w:rPr>
+        <w:t xml:space="preserve">   </w:t>
+      </w:r>
+      <w:r>
+        <w:rPr>
+          <w:rFonts w:ascii="Courier New" w:hAnsi="Courier New" w:cs="Courier New"/>
+          <w:sz w:val="20"/>
+          <w:szCs w:val="20"/>
+          <w:highlight w:val="yellow"/>
+        </w:rPr>
+        <w:t>0</w:t>
+      </w:r>
+      <w:r>
+        <w:rPr>
+          <w:rFonts w:ascii="Courier New" w:hAnsi="Courier New" w:cs="Courier New"/>
+          <w:sz w:val="20"/>
+          <w:szCs w:val="20"/>
+        </w:rPr>
+        <w:t xml:space="preserve">           </w:t>
+      </w:r>
+      <w:r>
+        <w:rPr>
+          <w:rFonts w:ascii="Courier New" w:hAnsi="Courier New" w:cs="Courier New"/>
+          <w:sz w:val="20"/>
+          <w:szCs w:val="20"/>
+          <w:highlight w:val="yellow"/>
+        </w:rPr>
+        <w:t>2</w:t>
+      </w:r>
+      <w:r>
+        <w:rPr>
+          <w:rFonts w:ascii="Courier New" w:hAnsi="Courier New" w:cs="Courier New"/>
+          <w:sz w:val="20"/>
+          <w:szCs w:val="20"/>
+          <w:highlight w:val="yellow"/>
+        </w:rPr>
+        <w:t>4</w:t>
       </w:r>
       <w:r>
         <w:rPr>
@@ -3752,69 +3303,21 @@
         </w:rPr>
         <w:t xml:space="preserve">     </w:t>
       </w:r>
-      <w:proofErr w:type="gramStart"/>
-      <w:r>
-        <w:rPr>
-          <w:rFonts w:ascii="Courier New" w:hAnsi="Courier New" w:cs="Courier New"/>
-          <w:sz w:val="20"/>
-          <w:szCs w:val="20"/>
-        </w:rPr>
-        <w:t>Size:_</w:t>
-      </w:r>
-      <w:proofErr w:type="gramEnd"/>
-      <w:r>
-        <w:rPr>
-          <w:rFonts w:ascii="Courier New" w:hAnsi="Courier New" w:cs="Courier New"/>
-          <w:sz w:val="20"/>
-          <w:szCs w:val="20"/>
-        </w:rPr>
-        <w:t>____</w:t>
-      </w:r>
-      <w:proofErr w:type="gramStart"/>
-      <w:r>
-        <w:rPr>
-          <w:rFonts w:ascii="Courier New" w:hAnsi="Courier New" w:cs="Courier New"/>
-          <w:sz w:val="20"/>
-          <w:szCs w:val="20"/>
-        </w:rPr>
-        <w:t>_  Alignment</w:t>
-      </w:r>
-      <w:proofErr w:type="gramEnd"/>
-      <w:r>
-        <w:rPr>
-          <w:rFonts w:ascii="Courier New" w:hAnsi="Courier New" w:cs="Courier New"/>
-          <w:sz w:val="20"/>
-          <w:szCs w:val="20"/>
-        </w:rPr>
-        <w:t>: ______</w:t>
-      </w:r>
-    </w:p>
-    <w:p>
-      <w:pPr>
-        <w:ind w:left="720"/>
-        <w:rPr>
-          <w:rFonts w:ascii="Courier New" w:hAnsi="Courier New" w:cs="Courier New"/>
-          <w:sz w:val="20"/>
-          <w:szCs w:val="20"/>
-        </w:rPr>
-      </w:pPr>
-    </w:p>
-    <w:p>
-      <w:pPr>
-        <w:ind w:left="720"/>
-        <w:rPr>
-          <w:rFonts w:ascii="Courier New" w:hAnsi="Courier New" w:cs="Courier New"/>
-          <w:sz w:val="20"/>
-          <w:szCs w:val="20"/>
-        </w:rPr>
-      </w:pPr>
-      <w:r>
-        <w:rPr>
-          <w:rFonts w:ascii="Courier New" w:hAnsi="Courier New" w:cs="Courier New"/>
-          <w:sz w:val="20"/>
-          <w:szCs w:val="20"/>
-        </w:rPr>
-        <w:t>E. struct P5</w:t>
+      <w:r>
+        <w:rPr>
+          <w:rFonts w:ascii="Courier New" w:hAnsi="Courier New" w:cs="Courier New"/>
+          <w:sz w:val="20"/>
+          <w:szCs w:val="20"/>
+        </w:rPr>
+        <w:t xml:space="preserve">     </w:t>
+      </w:r>
+      <w:r>
+        <w:rPr>
+          <w:rFonts w:ascii="Courier New" w:hAnsi="Courier New" w:cs="Courier New"/>
+          <w:sz w:val="20"/>
+          <w:szCs w:val="20"/>
+        </w:rPr>
+        <w:t>Size:</w:t>
       </w:r>
       <w:r>
         <w:rPr>
@@ -3824,101 +3327,14 @@
         </w:rPr>
         <w:t xml:space="preserve"> </w:t>
       </w:r>
-      <w:proofErr w:type="gramStart"/>
-      <w:r>
-        <w:rPr>
-          <w:rFonts w:ascii="Courier New" w:hAnsi="Courier New" w:cs="Courier New"/>
-          <w:sz w:val="20"/>
-          <w:szCs w:val="20"/>
-        </w:rPr>
-        <w:t>{</w:t>
-      </w:r>
-      <w:r>
-        <w:rPr>
-          <w:rFonts w:ascii="Courier New" w:hAnsi="Courier New" w:cs="Courier New"/>
-          <w:sz w:val="20"/>
-          <w:szCs w:val="20"/>
-        </w:rPr>
-        <w:t xml:space="preserve"> struct</w:t>
-      </w:r>
-      <w:proofErr w:type="gramEnd"/>
-      <w:r>
-        <w:rPr>
-          <w:rFonts w:ascii="Courier New" w:hAnsi="Courier New" w:cs="Courier New"/>
-          <w:sz w:val="20"/>
-          <w:szCs w:val="20"/>
-        </w:rPr>
-        <w:t xml:space="preserve"> P3 </w:t>
-      </w:r>
-      <w:proofErr w:type="gramStart"/>
-      <w:r>
-        <w:rPr>
-          <w:rFonts w:ascii="Courier New" w:hAnsi="Courier New" w:cs="Courier New"/>
-          <w:sz w:val="20"/>
-          <w:szCs w:val="20"/>
-        </w:rPr>
-        <w:t>a[</w:t>
-      </w:r>
-      <w:proofErr w:type="gramEnd"/>
-      <w:r>
-        <w:rPr>
-          <w:rFonts w:ascii="Courier New" w:hAnsi="Courier New" w:cs="Courier New"/>
-          <w:sz w:val="20"/>
-          <w:szCs w:val="20"/>
-        </w:rPr>
-        <w:t xml:space="preserve">2]; struct P2 </w:t>
-      </w:r>
-      <w:proofErr w:type="gramStart"/>
-      <w:r>
-        <w:rPr>
-          <w:rFonts w:ascii="Courier New" w:hAnsi="Courier New" w:cs="Courier New"/>
-          <w:sz w:val="20"/>
-          <w:szCs w:val="20"/>
-        </w:rPr>
-        <w:t>t</w:t>
-      </w:r>
-      <w:r>
-        <w:rPr>
-          <w:rFonts w:ascii="Courier New" w:hAnsi="Courier New" w:cs="Courier New"/>
-          <w:sz w:val="20"/>
-          <w:szCs w:val="20"/>
-        </w:rPr>
-        <w:t xml:space="preserve"> }</w:t>
-      </w:r>
-      <w:proofErr w:type="gramEnd"/>
-      <w:r>
-        <w:rPr>
-          <w:rFonts w:ascii="Courier New" w:hAnsi="Courier New" w:cs="Courier New"/>
-          <w:sz w:val="20"/>
-          <w:szCs w:val="20"/>
-        </w:rPr>
-        <w:t>;</w:t>
-      </w:r>
-    </w:p>
-    <w:p>
-      <w:pPr>
-        <w:ind w:left="720"/>
-        <w:rPr>
-          <w:rFonts w:ascii="Courier New" w:hAnsi="Courier New" w:cs="Courier New"/>
-          <w:sz w:val="20"/>
-          <w:szCs w:val="20"/>
-        </w:rPr>
-      </w:pPr>
-      <w:r>
-        <w:rPr>
-          <w:rFonts w:ascii="Courier New" w:hAnsi="Courier New" w:cs="Courier New"/>
-          <w:sz w:val="20"/>
-          <w:szCs w:val="20"/>
-        </w:rPr>
-        <w:t xml:space="preserve">     </w:t>
-      </w:r>
-      <w:r>
-        <w:rPr>
-          <w:rFonts w:ascii="Courier New" w:hAnsi="Courier New" w:cs="Courier New"/>
-          <w:sz w:val="20"/>
-          <w:szCs w:val="20"/>
-        </w:rPr>
-        <w:t xml:space="preserve">Offsets:  </w:t>
+      <w:r>
+        <w:rPr>
+          <w:rFonts w:ascii="Courier New" w:hAnsi="Courier New" w:cs="Courier New"/>
+          <w:sz w:val="20"/>
+          <w:szCs w:val="20"/>
+          <w:highlight w:val="yellow"/>
+        </w:rPr>
+        <w:t>40</w:t>
       </w:r>
       <w:r>
         <w:rPr>
@@ -3942,48 +3358,20 @@
           <w:sz w:val="20"/>
           <w:szCs w:val="20"/>
         </w:rPr>
-        <w:t xml:space="preserve">   ____           ____     </w:t>
-      </w:r>
-      <w:proofErr w:type="gramStart"/>
-      <w:r>
-        <w:rPr>
-          <w:rFonts w:ascii="Courier New" w:hAnsi="Courier New" w:cs="Courier New"/>
-          <w:sz w:val="20"/>
-          <w:szCs w:val="20"/>
-        </w:rPr>
-        <w:t>Size:_</w:t>
-      </w:r>
-      <w:proofErr w:type="gramEnd"/>
-      <w:r>
-        <w:rPr>
-          <w:rFonts w:ascii="Courier New" w:hAnsi="Courier New" w:cs="Courier New"/>
-          <w:sz w:val="20"/>
-          <w:szCs w:val="20"/>
-        </w:rPr>
-        <w:t>____</w:t>
-      </w:r>
-      <w:proofErr w:type="gramStart"/>
-      <w:r>
-        <w:rPr>
-          <w:rFonts w:ascii="Courier New" w:hAnsi="Courier New" w:cs="Courier New"/>
-          <w:sz w:val="20"/>
-          <w:szCs w:val="20"/>
-        </w:rPr>
-        <w:t>_  Alignment</w:t>
-      </w:r>
-      <w:proofErr w:type="gramEnd"/>
-      <w:r>
-        <w:rPr>
-          <w:rFonts w:ascii="Courier New" w:hAnsi="Courier New" w:cs="Courier New"/>
-          <w:sz w:val="20"/>
-          <w:szCs w:val="20"/>
-        </w:rPr>
-        <w:t>: ______</w:t>
-      </w:r>
-    </w:p>
-    <w:p>
-      <w:pPr>
-        <w:ind w:left="720"/>
+        <w:t xml:space="preserve">Alignment: </w:t>
+      </w:r>
+      <w:r>
+        <w:rPr>
+          <w:rFonts w:ascii="Courier New" w:hAnsi="Courier New" w:cs="Courier New"/>
+          <w:sz w:val="20"/>
+          <w:szCs w:val="20"/>
+          <w:highlight w:val="yellow"/>
+        </w:rPr>
+        <w:t>8</w:t>
+      </w:r>
+    </w:p>
+    <w:p>
+      <w:pPr>
         <w:rPr>
           <w:rFonts w:ascii="Courier New" w:hAnsi="Courier New" w:cs="Courier New"/>
           <w:sz w:val="20"/>
@@ -4636,29 +4024,7 @@
                 <w:sz w:val="22"/>
                 <w:szCs w:val="22"/>
               </w:rPr>
-              <w:t xml:space="preserve">In memory, multi-dimensional arrays are </w:t>
-            </w:r>
-            <w:proofErr w:type="gramStart"/>
-            <w:r>
-              <w:rPr>
-                <w:rFonts w:ascii="Calibri" w:hAnsi="Calibri"/>
-                <w:strike/>
-                <w:color w:val="000000"/>
-                <w:sz w:val="22"/>
-                <w:szCs w:val="22"/>
-              </w:rPr>
-              <w:t>stored</w:t>
-            </w:r>
-            <w:proofErr w:type="gramEnd"/>
-            <w:r>
-              <w:rPr>
-                <w:rFonts w:ascii="Calibri" w:hAnsi="Calibri"/>
-                <w:strike/>
-                <w:color w:val="000000"/>
-                <w:sz w:val="22"/>
-                <w:szCs w:val="22"/>
-              </w:rPr>
-              <w:t xml:space="preserve"> a row at a time as opposed to a column at a time. (The rightmost index changes most rapidly)</w:t>
+              <w:t>In memory, multi-dimensional arrays are stored a row at a time as opposed to a column at a time. (The rightmost index changes most rapidly)</w:t>
             </w:r>
           </w:p>
           <w:p>
@@ -4728,29 +4094,7 @@
                 <w:sz w:val="22"/>
                 <w:szCs w:val="22"/>
               </w:rPr>
-              <w:t xml:space="preserve">The portion of the stack </w:t>
-            </w:r>
-            <w:proofErr w:type="gramStart"/>
-            <w:r>
-              <w:rPr>
-                <w:rFonts w:ascii="Calibri" w:hAnsi="Calibri"/>
-                <w:strike/>
-                <w:color w:val="000000"/>
-                <w:sz w:val="22"/>
-                <w:szCs w:val="22"/>
-              </w:rPr>
-              <w:t>allocated</w:t>
-            </w:r>
-            <w:proofErr w:type="gramEnd"/>
-            <w:r>
-              <w:rPr>
-                <w:rFonts w:ascii="Calibri" w:hAnsi="Calibri"/>
-                <w:strike/>
-                <w:color w:val="000000"/>
-                <w:sz w:val="22"/>
-                <w:szCs w:val="22"/>
-              </w:rPr>
-              <w:t xml:space="preserve"> for a single procedure.</w:t>
+              <w:t>The portion of the stack allocated for a single procedure.</w:t>
             </w:r>
           </w:p>
           <w:p>
@@ -4819,29 +4163,7 @@
                 <w:sz w:val="22"/>
                 <w:szCs w:val="22"/>
               </w:rPr>
-              <w:t xml:space="preserve">When a function is called these registers can be overwritten without destroying data required by the function that </w:t>
-            </w:r>
-            <w:proofErr w:type="gramStart"/>
-            <w:r>
-              <w:rPr>
-                <w:rFonts w:ascii="Calibri" w:hAnsi="Calibri"/>
-                <w:strike/>
-                <w:color w:val="000000"/>
-                <w:sz w:val="22"/>
-                <w:szCs w:val="22"/>
-              </w:rPr>
-              <w:t>is</w:t>
-            </w:r>
-            <w:proofErr w:type="gramEnd"/>
-            <w:r>
-              <w:rPr>
-                <w:rFonts w:ascii="Calibri" w:hAnsi="Calibri"/>
-                <w:strike/>
-                <w:color w:val="000000"/>
-                <w:sz w:val="22"/>
-                <w:szCs w:val="22"/>
-              </w:rPr>
-              <w:t xml:space="preserve"> was called from</w:t>
+              <w:t>When a function is called these registers can be overwritten without destroying data required by the function that is was called from</w:t>
             </w:r>
             <w:r>
               <w:rPr>
@@ -4885,29 +4207,7 @@
                 <w:sz w:val="22"/>
                 <w:szCs w:val="22"/>
               </w:rPr>
-              <w:t xml:space="preserve">When a function is called these registers must be saved onto the stack before they may be </w:t>
-            </w:r>
-            <w:proofErr w:type="gramStart"/>
-            <w:r>
-              <w:rPr>
-                <w:rFonts w:ascii="Calibri" w:hAnsi="Calibri"/>
-                <w:strike/>
-                <w:color w:val="000000"/>
-                <w:sz w:val="22"/>
-                <w:szCs w:val="22"/>
-              </w:rPr>
-              <w:t>overwritten, and</w:t>
-            </w:r>
-            <w:proofErr w:type="gramEnd"/>
-            <w:r>
-              <w:rPr>
-                <w:rFonts w:ascii="Calibri" w:hAnsi="Calibri"/>
-                <w:strike/>
-                <w:color w:val="000000"/>
-                <w:sz w:val="22"/>
-                <w:szCs w:val="22"/>
-              </w:rPr>
-              <w:t xml:space="preserve"> must be restored before the function returns.</w:t>
+              <w:t>When a function is called these registers must be saved onto the stack before they may be overwritten, and must be restored before the function returns.</w:t>
             </w:r>
           </w:p>
         </w:tc>
